--- a/workshop-psychische-gesundheit/Trainerhandbuch_Seminarunterlage.docx
+++ b/workshop-psychische-gesundheit/Trainerhandbuch_Seminarunterlage.docx
@@ -145,7 +145,18 @@
           <w:sz w:val="22"/>
           <w:szCs w:val="22"/>
         </w:rPr>
-        <w:t xml:space="preserve">Referent: ______________________________________</w:t>
+        <w:t xml:space="preserve">Referent: </w:t>
+      </w:r>
+      <w:r>
+        <w:rPr>
+          <w:rFonts w:ascii="Calibri" w:cs="Calibri" w:eastAsia="Calibri" w:hAnsi="Calibri"/>
+          <w:b/>
+          <w:bCs/>
+          <w:color w:val="2E4A52"/>
+          <w:sz w:val="22"/>
+          <w:szCs w:val="22"/>
+        </w:rPr>
+        <w:t xml:space="preserve">Markus Warscher</w:t>
       </w:r>
     </w:p>
     <w:p>

--- a/workshop-psychische-gesundheit/Trainerhandbuch_Seminarunterlage.docx
+++ b/workshop-psychische-gesundheit/Trainerhandbuch_Seminarunterlage.docx
@@ -4,14 +4,59 @@
   <w:body>
     <w:p>
       <w:pPr>
-        <w:spacing w:after="0" w:before="1800"/>
+        <w:spacing w:after="260" w:before="400"/>
+      </w:pPr>
+      <w:r>
+        <w:drawing>
+          <wp:inline distT="0" distB="0" distL="0" distR="0">
+            <wp:extent cx="5715000" cy="1381125"/>
+            <wp:effectExtent t="0" r="0" b="0" l="0"/>
+            <wp:docPr id="1" name="" descr="" title=""/>
+            <wp:cNvGraphicFramePr>
+              <a:graphicFrameLocks xmlns:a="http://schemas.openxmlformats.org/drawingml/2006/main" noChangeAspect="1"/>
+            </wp:cNvGraphicFramePr>
+            <a:graphic xmlns:a="http://schemas.openxmlformats.org/drawingml/2006/main">
+              <a:graphicData uri="http://schemas.openxmlformats.org/drawingml/2006/picture">
+                <pic:pic xmlns:pic="http://schemas.openxmlformats.org/drawingml/2006/picture">
+                  <pic:nvPicPr>
+                    <pic:cNvPr id="0" name="" descr=""/>
+                    <pic:cNvPicPr>
+                      <a:picLocks noChangeAspect="1" noChangeArrowheads="1"/>
+                    </pic:cNvPicPr>
+                  </pic:nvPicPr>
+                  <pic:blipFill>
+                    <a:blip r:embed="rId9" cstate="none"/>
+                    <a:srcRect/>
+                    <a:stretch>
+                      <a:fillRect/>
+                    </a:stretch>
+                  </pic:blipFill>
+                  <pic:spPr bwMode="auto">
+                    <a:xfrm>
+                      <a:off x="0" y="0"/>
+                      <a:ext cx="5715000" cy="1381125"/>
+                    </a:xfrm>
+                    <a:prstGeom prst="rect">
+                      <a:avLst/>
+                    </a:prstGeom>
+                  </pic:spPr>
+                </pic:pic>
+              </a:graphicData>
+            </a:graphic>
+          </wp:inline>
+        </w:drawing>
+      </w:r>
+    </w:p>
+    <w:p>
+      <w:pPr>
+        <w:spacing w:after="0" w:before="0"/>
       </w:pPr>
       <w:r>
         <w:rPr>
           <w:rFonts w:ascii="Calibri" w:cs="Calibri" w:eastAsia="Calibri" w:hAnsi="Calibri"/>
           <w:b/>
           <w:bCs/>
-          <w:color w:val="3F7C79"/>
+          <w:color w:val="2E9284"/>
           <w:sz w:val="22"/>
           <w:szCs w:val="22"/>
         </w:rPr>
@@ -27,7 +72,7 @@
           <w:rFonts w:ascii="Cambria" w:cs="Cambria" w:eastAsia="Cambria" w:hAnsi="Cambria"/>
           <w:b/>
           <w:bCs/>
-          <w:color w:val="2E4A52"/>
+          <w:color w:val="2C7A6B"/>
           <w:sz w:val="68"/>
           <w:szCs w:val="68"/>
         </w:rPr>
@@ -43,7 +88,7 @@
           <w:rFonts w:ascii="Cambria" w:cs="Cambria" w:eastAsia="Cambria" w:hAnsi="Cambria"/>
           <w:b/>
           <w:bCs/>
-          <w:color w:val="2E4A52"/>
+          <w:color w:val="2C7A6B"/>
           <w:sz w:val="68"/>
           <w:szCs w:val="68"/>
         </w:rPr>
@@ -59,7 +104,7 @@
           <w:rFonts w:ascii="Cambria" w:cs="Cambria" w:eastAsia="Cambria" w:hAnsi="Cambria"/>
           <w:i/>
           <w:iCs/>
-          <w:color w:val="3F7C79"/>
+          <w:color w:val="2E9284"/>
           <w:sz w:val="26"/>
           <w:szCs w:val="26"/>
         </w:rPr>
@@ -75,7 +120,7 @@
           <w:rFonts w:ascii="Cambria" w:cs="Cambria" w:eastAsia="Cambria" w:hAnsi="Cambria"/>
           <w:i/>
           <w:iCs/>
-          <w:color w:val="3F7C79"/>
+          <w:color w:val="2E9284"/>
           <w:sz w:val="26"/>
           <w:szCs w:val="26"/>
         </w:rPr>
@@ -85,7 +130,7 @@
     <w:p>
       <w:pPr>
         <w:pBdr>
-          <w:top w:val="single" w:color="DCE6E3" w:sz="8" w:space="8"/>
+          <w:top w:val="single" w:color="D9E9E1" w:sz="8" w:space="8"/>
         </w:pBdr>
         <w:spacing w:after="200" w:before="200"/>
       </w:pPr>
@@ -99,7 +144,7 @@
           <w:rFonts w:ascii="Calibri" w:cs="Calibri" w:eastAsia="Calibri" w:hAnsi="Calibri"/>
           <w:b/>
           <w:bCs/>
-          <w:color w:val="B9793B"/>
+          <w:color w:val="BC722A"/>
           <w:sz w:val="24"/>
           <w:szCs w:val="24"/>
         </w:rPr>
@@ -113,7 +158,7 @@
       <w:r>
         <w:rPr>
           <w:rFonts w:ascii="Calibri" w:cs="Calibri" w:eastAsia="Calibri" w:hAnsi="Calibri"/>
-          <w:color w:val="5E6E73"/>
+          <w:color w:val="5E736E"/>
           <w:sz w:val="20"/>
           <w:szCs w:val="20"/>
         </w:rPr>
@@ -127,7 +172,7 @@
       <w:r>
         <w:rPr>
           <w:rFonts w:ascii="Calibri" w:cs="Calibri" w:eastAsia="Calibri" w:hAnsi="Calibri"/>
-          <w:color w:val="5E6E73"/>
+          <w:color w:val="5E736E"/>
           <w:sz w:val="20"/>
           <w:szCs w:val="20"/>
         </w:rPr>
@@ -141,7 +186,7 @@
       <w:r>
         <w:rPr>
           <w:rFonts w:ascii="Calibri" w:cs="Calibri" w:eastAsia="Calibri" w:hAnsi="Calibri"/>
-          <w:color w:val="233139"/>
+          <w:color w:val="23423C"/>
           <w:sz w:val="22"/>
           <w:szCs w:val="22"/>
         </w:rPr>
@@ -152,7 +197,7 @@
           <w:rFonts w:ascii="Calibri" w:cs="Calibri" w:eastAsia="Calibri" w:hAnsi="Calibri"/>
           <w:b/>
           <w:bCs/>
-          <w:color w:val="2E4A52"/>
+          <w:color w:val="2C7A6B"/>
           <w:sz w:val="22"/>
           <w:szCs w:val="22"/>
         </w:rPr>
@@ -166,7 +211,7 @@
       <w:r>
         <w:rPr>
           <w:rFonts w:ascii="Calibri" w:cs="Calibri" w:eastAsia="Calibri" w:hAnsi="Calibri"/>
-          <w:color w:val="233139"/>
+          <w:color w:val="23423C"/>
           <w:sz w:val="22"/>
           <w:szCs w:val="22"/>
         </w:rPr>
@@ -214,7 +259,7 @@
           <w:rFonts w:ascii="Calibri" w:cs="Calibri" w:eastAsia="Calibri" w:hAnsi="Calibri"/>
           <w:i/>
           <w:iCs/>
-          <w:color w:val="5E6E73"/>
+          <w:color w:val="5E736E"/>
           <w:sz w:val="18"/>
           <w:szCs w:val="18"/>
         </w:rPr>
@@ -241,9 +286,9 @@
       <w:r>
         <w:rPr>
           <w:rFonts w:ascii="Calibri" w:cs="Calibri" w:eastAsia="Calibri" w:hAnsi="Calibri"/>
-          <w:color w:val="233139"/>
-          <w:sz w:val="21"/>
-          <w:szCs w:val="21"/>
+          <w:color w:val="23423C"/>
+          <w:sz w:val="23"/>
+          <w:szCs w:val="23"/>
         </w:rPr>
         <w:t xml:space="preserve">Diese Unterlage ist ein vollständiges, einsatzfertiges Konzept für einen halbtägigen Erlebnis-Workshop zum Thema psychische Gesundheit. Sie ist bewusst so aufgebaut, dass Sie den Workshop unter Ihrem eigenen Namen als Referent halten können – vom ersten Wort der Begrüßung bis zum Abschluss.</w:t>
       </w:r>
@@ -255,9 +300,9 @@
       <w:r>
         <w:rPr>
           <w:rFonts w:ascii="Calibri" w:cs="Calibri" w:eastAsia="Calibri" w:hAnsi="Calibri"/>
-          <w:color w:val="233139"/>
-          <w:sz w:val="21"/>
-          <w:szCs w:val="21"/>
+          <w:color w:val="23423C"/>
+          <w:sz w:val="23"/>
+          <w:szCs w:val="23"/>
         </w:rPr>
         <w:t xml:space="preserve">Der Anspruch entspricht dem Niveau professioneller Fortbildungen von Krankenkassen und psychosozialen Einrichtungen. Gleichzeitig ist es kein medizinischer Fachvortrag, sondern ein Erlebnis-Workshop: Die Teilnehmenden sollen am Ende nicht nur wissen, was eine Depression oder Angststörung ist, sondern nachvollziehen können, wie sich das anfühlt.</w:t>
       </w:r>
@@ -284,20 +329,20 @@
           <w:rFonts w:ascii="Calibri" w:cs="Calibri" w:eastAsia="Calibri" w:hAnsi="Calibri"/>
           <w:b/>
           <w:bCs/>
-          <w:color w:val="233139"/>
-          <w:sz w:val="21"/>
-          <w:szCs w:val="21"/>
+          <w:color w:val="23423C"/>
+          <w:sz w:val="23"/>
+          <w:szCs w:val="23"/>
         </w:rPr>
         <w:t xml:space="preserve">Foliensatz </w:t>
       </w:r>
       <w:r>
         <w:rPr>
           <w:rFonts w:ascii="Calibri" w:cs="Calibri" w:eastAsia="Calibri" w:hAnsi="Calibri"/>
-          <w:color w:val="233139"/>
-          <w:sz w:val="21"/>
-          <w:szCs w:val="21"/>
-        </w:rPr>
-        <w:t xml:space="preserve">„Man sieht es mir nicht an“ (39 Folien, PowerPoint) – mit Sprechernotizen und Animationsempfehlungen auf jeder Folie.</w:t>
+          <w:color w:val="23423C"/>
+          <w:sz w:val="23"/>
+          <w:szCs w:val="23"/>
+        </w:rPr>
+        <w:t xml:space="preserve">„Man sieht es mir nicht an“ (40 Folien, PowerPoint) – mit Sprechernotizen und Animationsempfehlungen auf jeder Folie.</w:t>
       </w:r>
     </w:p>
     <w:p>
@@ -314,18 +359,18 @@
           <w:rFonts w:ascii="Calibri" w:cs="Calibri" w:eastAsia="Calibri" w:hAnsi="Calibri"/>
           <w:b/>
           <w:bCs/>
-          <w:color w:val="233139"/>
-          <w:sz w:val="21"/>
-          <w:szCs w:val="21"/>
+          <w:color w:val="23423C"/>
+          <w:sz w:val="23"/>
+          <w:szCs w:val="23"/>
         </w:rPr>
         <w:t xml:space="preserve">Trainerhandbuch </w:t>
       </w:r>
       <w:r>
         <w:rPr>
           <w:rFonts w:ascii="Calibri" w:cs="Calibri" w:eastAsia="Calibri" w:hAnsi="Calibri"/>
-          <w:color w:val="233139"/>
-          <w:sz w:val="21"/>
-          <w:szCs w:val="21"/>
+          <w:color w:val="23423C"/>
+          <w:sz w:val="23"/>
+          <w:szCs w:val="23"/>
         </w:rPr>
         <w:t xml:space="preserve">(dieses Dokument) – Ablauf, Sprechtexte, Übungen, Diskussions­fragen, Moderationshilfen.</w:t>
       </w:r>
@@ -344,18 +389,18 @@
           <w:rFonts w:ascii="Calibri" w:cs="Calibri" w:eastAsia="Calibri" w:hAnsi="Calibri"/>
           <w:b/>
           <w:bCs/>
-          <w:color w:val="233139"/>
-          <w:sz w:val="21"/>
-          <w:szCs w:val="21"/>
+          <w:color w:val="23423C"/>
+          <w:sz w:val="23"/>
+          <w:szCs w:val="23"/>
         </w:rPr>
         <w:t xml:space="preserve">Arbeitsblätter &amp; Kopiervorlagen </w:t>
       </w:r>
       <w:r>
         <w:rPr>
           <w:rFonts w:ascii="Calibri" w:cs="Calibri" w:eastAsia="Calibri" w:hAnsi="Calibri"/>
-          <w:color w:val="233139"/>
-          <w:sz w:val="21"/>
-          <w:szCs w:val="21"/>
+          <w:color w:val="23423C"/>
+          <w:sz w:val="23"/>
+          <w:szCs w:val="23"/>
         </w:rPr>
         <w:t xml:space="preserve">– Teilnehmer-Handout, Übungskarten, Fallbeispiele, Ampelbogen, Reflexionsbogen, Anlaufstellen.</w:t>
       </w:r>
@@ -380,9 +425,9 @@
       <w:r>
         <w:rPr>
           <w:rFonts w:ascii="Calibri" w:cs="Calibri" w:eastAsia="Calibri" w:hAnsi="Calibri"/>
-          <w:color w:val="233139"/>
-          <w:sz w:val="21"/>
-          <w:szCs w:val="21"/>
+          <w:color w:val="23423C"/>
+          <w:sz w:val="23"/>
+          <w:szCs w:val="23"/>
         </w:rPr>
         <w:t xml:space="preserve">Lesen Sie das Handbuch einmal vollständig, bevor Sie den Workshop halten. Machen Sie sich die Metaphern (Rucksack, Rauchmelder, Eisberg …) zu eigen – sie sind das Herz des Konzepts.</w:t>
       </w:r>
@@ -399,9 +444,9 @@
       <w:r>
         <w:rPr>
           <w:rFonts w:ascii="Calibri" w:cs="Calibri" w:eastAsia="Calibri" w:hAnsi="Calibri"/>
-          <w:color w:val="233139"/>
-          <w:sz w:val="21"/>
-          <w:szCs w:val="21"/>
+          <w:color w:val="23423C"/>
+          <w:sz w:val="23"/>
+          <w:szCs w:val="23"/>
         </w:rPr>
         <w:t xml:space="preserve">Passen Sie die persönlichen Stellen an: An mehreren Stellen sind bewusst Platzhalter für Ihre eigene Geschichte vorgesehen (siehe Kapitel 3).</w:t>
       </w:r>
@@ -418,9 +463,9 @@
       <w:r>
         <w:rPr>
           <w:rFonts w:ascii="Calibri" w:cs="Calibri" w:eastAsia="Calibri" w:hAnsi="Calibri"/>
-          <w:color w:val="233139"/>
-          <w:sz w:val="21"/>
-          <w:szCs w:val="21"/>
+          <w:color w:val="23423C"/>
+          <w:sz w:val="23"/>
+          <w:szCs w:val="23"/>
         </w:rPr>
         <w:t xml:space="preserve">Ergänzen Sie die Anlaufstellen um regionale Angebote Ihres Bundeslandes.</w:t>
       </w:r>
@@ -437,9 +482,9 @@
       <w:r>
         <w:rPr>
           <w:rFonts w:ascii="Calibri" w:cs="Calibri" w:eastAsia="Calibri" w:hAnsi="Calibri"/>
-          <w:color w:val="233139"/>
-          <w:sz w:val="21"/>
-          <w:szCs w:val="21"/>
+          <w:color w:val="23423C"/>
+          <w:sz w:val="23"/>
+          <w:szCs w:val="23"/>
         </w:rPr>
         <w:t xml:space="preserve">Prüfen Sie die genannten Zahlen vor jedem Einsatz auf Aktualität (siehe Kapitel 11).</w:t>
       </w:r>
@@ -448,10 +493,10 @@
       <w:tblPr>
         <w:tblW w:type="dxa" w:w="9360"/>
         <w:tblBorders>
-          <w:top w:val="single" w:color="F6ECE0" w:sz="2"/>
-          <w:left w:val="single" w:color="B9793B" w:sz="18"/>
-          <w:bottom w:val="single" w:color="F6ECE0" w:sz="2"/>
-          <w:right w:val="single" w:color="F6ECE0" w:sz="2"/>
+          <w:top w:val="single" w:color="F8EEDD" w:sz="2"/>
+          <w:left w:val="single" w:color="BC722A" w:sz="18"/>
+          <w:bottom w:val="single" w:color="F8EEDD" w:sz="2"/>
+          <w:right w:val="single" w:color="F8EEDD" w:sz="2"/>
           <w:insideH w:val="none"/>
           <w:insideV w:val="none"/>
         </w:tblBorders>
@@ -463,7 +508,7 @@
         <w:tc>
           <w:tcPr>
             <w:tcW w:type="dxa" w:w="9360"/>
-            <w:shd w:fill="F6ECE0" w:color="auto" w:val="clear"/>
+            <w:shd w:fill="F8EEDD" w:color="auto" w:val="clear"/>
             <w:tcMar>
               <w:top w:type="dxa" w:w="140"/>
               <w:left w:type="dxa" w:w="200"/>
@@ -480,9 +525,9 @@
                 <w:rFonts w:ascii="Cambria" w:cs="Cambria" w:eastAsia="Cambria" w:hAnsi="Cambria"/>
                 <w:b/>
                 <w:bCs/>
-                <w:color w:val="B9793B"/>
-                <w:sz w:val="22"/>
-                <w:szCs w:val="22"/>
+                <w:color w:val="BC722A"/>
+                <w:sz w:val="24"/>
+                <w:szCs w:val="24"/>
               </w:rPr>
               <w:t xml:space="preserve">Nutzung &amp; Verantwortung</w:t>
             </w:r>
@@ -494,9 +539,9 @@
             <w:r>
               <w:rPr>
                 <w:rFonts w:ascii="Calibri" w:cs="Calibri" w:eastAsia="Calibri" w:hAnsi="Calibri"/>
-                <w:color w:val="233139"/>
-                <w:sz w:val="21"/>
-                <w:szCs w:val="21"/>
+                <w:color w:val="23423C"/>
+                <w:sz w:val="23"/>
+                <w:szCs w:val="23"/>
               </w:rPr>
               <w:t xml:space="preserve">Dieser Workshop ist Psychoedukation und Sensibilisierung – er ersetzt keine Diagnose, Beratung oder Therapie. Weisen Sie die Teilnehmenden darauf hin und halten Sie die Anlaufstellen (Kapitel 10) stets bereit. Als Referent geben Sie Orientierung und Erfahrung weiter, Sie übernehmen keine Behandlung.</w:t>
             </w:r>
@@ -524,9 +569,9 @@
       <w:r>
         <w:rPr>
           <w:rFonts w:ascii="Calibri" w:cs="Calibri" w:eastAsia="Calibri" w:hAnsi="Calibri"/>
-          <w:color w:val="233139"/>
-          <w:sz w:val="21"/>
-          <w:szCs w:val="21"/>
+          <w:color w:val="23423C"/>
+          <w:sz w:val="23"/>
+          <w:szCs w:val="23"/>
         </w:rPr>
         <w:t xml:space="preserve">Ein einziger Gedanke zieht sich durch den gesamten Workshop: </w:t>
       </w:r>
@@ -535,18 +580,18 @@
           <w:rFonts w:ascii="Calibri" w:cs="Calibri" w:eastAsia="Calibri" w:hAnsi="Calibri"/>
           <w:b/>
           <w:bCs/>
-          <w:color w:val="2E4A52"/>
-          <w:sz w:val="21"/>
-          <w:szCs w:val="21"/>
+          <w:color w:val="2C7A6B"/>
+          <w:sz w:val="23"/>
+          <w:szCs w:val="23"/>
         </w:rPr>
         <w:t xml:space="preserve">Wir wollen nicht nur wissen, sondern verstehen – also fühlen.</w:t>
       </w:r>
       <w:r>
         <w:rPr>
           <w:rFonts w:ascii="Calibri" w:cs="Calibri" w:eastAsia="Calibri" w:hAnsi="Calibri"/>
-          <w:color w:val="233139"/>
-          <w:sz w:val="21"/>
-          <w:szCs w:val="21"/>
+          <w:color w:val="23423C"/>
+          <w:sz w:val="23"/>
+          <w:szCs w:val="23"/>
         </w:rPr>
         <w:t xml:space="preserve"> Ein „normaler“, nicht betroffener Mensch soll begreifen, wie sich eine psychische Erkrankung von innen anfühlt.</w:t>
       </w:r>
@@ -558,9 +603,9 @@
       <w:r>
         <w:rPr>
           <w:rFonts w:ascii="Calibri" w:cs="Calibri" w:eastAsia="Calibri" w:hAnsi="Calibri"/>
-          <w:color w:val="233139"/>
-          <w:sz w:val="21"/>
-          <w:szCs w:val="21"/>
+          <w:color w:val="23423C"/>
+          <w:sz w:val="23"/>
+          <w:szCs w:val="23"/>
         </w:rPr>
         <w:t xml:space="preserve">Damit das gelingt, arbeitet der Workshop auf drei Ebenen:</w:t>
       </w:r>
@@ -579,18 +624,18 @@
           <w:rFonts w:ascii="Calibri" w:cs="Calibri" w:eastAsia="Calibri" w:hAnsi="Calibri"/>
           <w:b/>
           <w:bCs/>
-          <w:color w:val="233139"/>
-          <w:sz w:val="21"/>
-          <w:szCs w:val="21"/>
+          <w:color w:val="23423C"/>
+          <w:sz w:val="23"/>
+          <w:szCs w:val="23"/>
         </w:rPr>
         <w:t xml:space="preserve">Kopf: </w:t>
       </w:r>
       <w:r>
         <w:rPr>
           <w:rFonts w:ascii="Calibri" w:cs="Calibri" w:eastAsia="Calibri" w:hAnsi="Calibri"/>
-          <w:color w:val="233139"/>
-          <w:sz w:val="21"/>
-          <w:szCs w:val="21"/>
+          <w:color w:val="23423C"/>
+          <w:sz w:val="23"/>
+          <w:szCs w:val="23"/>
         </w:rPr>
         <w:t xml:space="preserve">verständliches Wissen in Alltagssprache, ohne Fachjargon.</w:t>
       </w:r>
@@ -609,18 +654,18 @@
           <w:rFonts w:ascii="Calibri" w:cs="Calibri" w:eastAsia="Calibri" w:hAnsi="Calibri"/>
           <w:b/>
           <w:bCs/>
-          <w:color w:val="233139"/>
-          <w:sz w:val="21"/>
-          <w:szCs w:val="21"/>
+          <w:color w:val="23423C"/>
+          <w:sz w:val="23"/>
+          <w:szCs w:val="23"/>
         </w:rPr>
         <w:t xml:space="preserve">Herz: </w:t>
       </w:r>
       <w:r>
         <w:rPr>
           <w:rFonts w:ascii="Calibri" w:cs="Calibri" w:eastAsia="Calibri" w:hAnsi="Calibri"/>
-          <w:color w:val="233139"/>
-          <w:sz w:val="21"/>
-          <w:szCs w:val="21"/>
+          <w:color w:val="23423C"/>
+          <w:sz w:val="23"/>
+          <w:szCs w:val="23"/>
         </w:rPr>
         <w:t xml:space="preserve">einfache Vergleiche und Bilder, die Empathie auslösen (der emotionale Kern in Modul 3).</w:t>
       </w:r>
@@ -639,18 +684,18 @@
           <w:rFonts w:ascii="Calibri" w:cs="Calibri" w:eastAsia="Calibri" w:hAnsi="Calibri"/>
           <w:b/>
           <w:bCs/>
-          <w:color w:val="233139"/>
-          <w:sz w:val="21"/>
-          <w:szCs w:val="21"/>
+          <w:color w:val="23423C"/>
+          <w:sz w:val="23"/>
+          <w:szCs w:val="23"/>
         </w:rPr>
         <w:t xml:space="preserve">Hand: </w:t>
       </w:r>
       <w:r>
         <w:rPr>
           <w:rFonts w:ascii="Calibri" w:cs="Calibri" w:eastAsia="Calibri" w:hAnsi="Calibri"/>
-          <w:color w:val="233139"/>
-          <w:sz w:val="21"/>
-          <w:szCs w:val="21"/>
+          <w:color w:val="23423C"/>
+          <w:sz w:val="23"/>
+          <w:szCs w:val="23"/>
         </w:rPr>
         <w:t xml:space="preserve">konkrete Handlungswerkzeuge für den Umgang mit Betroffenen (Modul 4) und Übungen, die zum eigenen Erleben führen.</w:t>
       </w:r>
@@ -667,12 +712,12 @@
       <w:tblPr>
         <w:tblW w:type="dxa" w:w="9360"/>
         <w:tblBorders>
-          <w:top w:val="single" w:color="DCE6E3" w:sz="2"/>
-          <w:left w:val="single" w:color="DCE6E3" w:sz="2"/>
-          <w:bottom w:val="single" w:color="DCE6E3" w:sz="2"/>
-          <w:right w:val="single" w:color="DCE6E3" w:sz="2"/>
-          <w:insideH w:val="single" w:color="DCE6E3" w:sz="2"/>
-          <w:insideV w:val="single" w:color="DCE6E3" w:sz="2"/>
+          <w:top w:val="single" w:color="D9E9E1" w:sz="2"/>
+          <w:left w:val="single" w:color="D9E9E1" w:sz="2"/>
+          <w:bottom w:val="single" w:color="D9E9E1" w:sz="2"/>
+          <w:right w:val="single" w:color="D9E9E1" w:sz="2"/>
+          <w:insideH w:val="single" w:color="D9E9E1" w:sz="2"/>
+          <w:insideV w:val="single" w:color="D9E9E1" w:sz="2"/>
         </w:tblBorders>
       </w:tblPr>
       <w:tblGrid>
@@ -687,7 +732,7 @@
         <w:tc>
           <w:tcPr>
             <w:tcW w:type="dxa" w:w="2600"/>
-            <w:shd w:fill="2E4A52" w:color="auto" w:val="clear"/>
+            <w:shd w:fill="2C7A6B" w:color="auto" w:val="clear"/>
             <w:tcMar>
               <w:top w:type="dxa" w:w="80"/>
               <w:left w:type="dxa" w:w="120"/>
@@ -705,8 +750,8 @@
                 <w:b/>
                 <w:bCs/>
                 <w:color w:val="FFFFFF"/>
-                <w:sz w:val="20"/>
-                <w:szCs w:val="20"/>
+                <w:sz w:val="21"/>
+                <w:szCs w:val="21"/>
               </w:rPr>
               <w:t xml:space="preserve">Station</w:t>
             </w:r>
@@ -715,7 +760,7 @@
         <w:tc>
           <w:tcPr>
             <w:tcW w:type="dxa" w:w="3000"/>
-            <w:shd w:fill="2E4A52" w:color="auto" w:val="clear"/>
+            <w:shd w:fill="2C7A6B" w:color="auto" w:val="clear"/>
             <w:tcMar>
               <w:top w:type="dxa" w:w="80"/>
               <w:left w:type="dxa" w:w="120"/>
@@ -733,8 +778,8 @@
                 <w:b/>
                 <w:bCs/>
                 <w:color w:val="FFFFFF"/>
-                <w:sz w:val="20"/>
-                <w:szCs w:val="20"/>
+                <w:sz w:val="21"/>
+                <w:szCs w:val="21"/>
               </w:rPr>
               <w:t xml:space="preserve">Modul</w:t>
             </w:r>
@@ -743,7 +788,7 @@
         <w:tc>
           <w:tcPr>
             <w:tcW w:type="dxa" w:w="3760"/>
-            <w:shd w:fill="2E4A52" w:color="auto" w:val="clear"/>
+            <w:shd w:fill="2C7A6B" w:color="auto" w:val="clear"/>
             <w:tcMar>
               <w:top w:type="dxa" w:w="80"/>
               <w:left w:type="dxa" w:w="120"/>
@@ -761,8 +806,8 @@
                 <w:b/>
                 <w:bCs/>
                 <w:color w:val="FFFFFF"/>
-                <w:sz w:val="20"/>
-                <w:szCs w:val="20"/>
+                <w:sz w:val="21"/>
+                <w:szCs w:val="21"/>
               </w:rPr>
               <w:t xml:space="preserve">Kernfrage</w:t>
             </w:r>
@@ -790,9 +835,9 @@
                 <w:rFonts w:ascii="Calibri" w:cs="Calibri" w:eastAsia="Calibri" w:hAnsi="Calibri"/>
                 <w:b/>
                 <w:bCs/>
-                <w:color w:val="233139"/>
-                <w:sz w:val="20"/>
-                <w:szCs w:val="20"/>
+                <w:color w:val="23423C"/>
+                <w:sz w:val="22"/>
+                <w:szCs w:val="22"/>
               </w:rPr>
               <w:t xml:space="preserve">Ankommen</w:t>
             </w:r>
@@ -818,9 +863,9 @@
                 <w:rFonts w:ascii="Calibri" w:cs="Calibri" w:eastAsia="Calibri" w:hAnsi="Calibri"/>
                 <w:b w:val="false"/>
                 <w:bCs w:val="false"/>
-                <w:color w:val="233139"/>
-                <w:sz w:val="20"/>
-                <w:szCs w:val="20"/>
+                <w:color w:val="23423C"/>
+                <w:sz w:val="22"/>
+                <w:szCs w:val="22"/>
               </w:rPr>
               <w:t xml:space="preserve">1 – Begrüßung</w:t>
             </w:r>
@@ -846,9 +891,9 @@
                 <w:rFonts w:ascii="Calibri" w:cs="Calibri" w:eastAsia="Calibri" w:hAnsi="Calibri"/>
                 <w:b w:val="false"/>
                 <w:bCs w:val="false"/>
-                <w:color w:val="233139"/>
-                <w:sz w:val="20"/>
-                <w:szCs w:val="20"/>
+                <w:color w:val="23423C"/>
+                <w:sz w:val="22"/>
+                <w:szCs w:val="22"/>
               </w:rPr>
               <w:t xml:space="preserve">Warum sind wir hier?</w:t>
             </w:r>
@@ -859,7 +904,7 @@
         <w:tc>
           <w:tcPr>
             <w:tcW w:type="dxa" w:w="2600"/>
-            <w:shd w:fill="F1F5F3" w:color="auto" w:val="clear"/>
+            <w:shd w:fill="F1F8F4" w:color="auto" w:val="clear"/>
             <w:tcMar>
               <w:top w:type="dxa" w:w="70"/>
               <w:left w:type="dxa" w:w="120"/>
@@ -876,9 +921,9 @@
                 <w:rFonts w:ascii="Calibri" w:cs="Calibri" w:eastAsia="Calibri" w:hAnsi="Calibri"/>
                 <w:b/>
                 <w:bCs/>
-                <w:color w:val="233139"/>
-                <w:sz w:val="20"/>
-                <w:szCs w:val="20"/>
+                <w:color w:val="23423C"/>
+                <w:sz w:val="22"/>
+                <w:szCs w:val="22"/>
               </w:rPr>
               <w:t xml:space="preserve">Verstehen</w:t>
             </w:r>
@@ -887,7 +932,7 @@
         <w:tc>
           <w:tcPr>
             <w:tcW w:type="dxa" w:w="3000"/>
-            <w:shd w:fill="F1F5F3" w:color="auto" w:val="clear"/>
+            <w:shd w:fill="F1F8F4" w:color="auto" w:val="clear"/>
             <w:tcMar>
               <w:top w:type="dxa" w:w="70"/>
               <w:left w:type="dxa" w:w="120"/>
@@ -904,9 +949,9 @@
                 <w:rFonts w:ascii="Calibri" w:cs="Calibri" w:eastAsia="Calibri" w:hAnsi="Calibri"/>
                 <w:b w:val="false"/>
                 <w:bCs w:val="false"/>
-                <w:color w:val="233139"/>
-                <w:sz w:val="20"/>
-                <w:szCs w:val="20"/>
+                <w:color w:val="23423C"/>
+                <w:sz w:val="22"/>
+                <w:szCs w:val="22"/>
               </w:rPr>
               <w:t xml:space="preserve">2 – Was ist das?</w:t>
             </w:r>
@@ -915,7 +960,7 @@
         <w:tc>
           <w:tcPr>
             <w:tcW w:type="dxa" w:w="3760"/>
-            <w:shd w:fill="F1F5F3" w:color="auto" w:val="clear"/>
+            <w:shd w:fill="F1F8F4" w:color="auto" w:val="clear"/>
             <w:tcMar>
               <w:top w:type="dxa" w:w="70"/>
               <w:left w:type="dxa" w:w="120"/>
@@ -932,9 +977,9 @@
                 <w:rFonts w:ascii="Calibri" w:cs="Calibri" w:eastAsia="Calibri" w:hAnsi="Calibri"/>
                 <w:b w:val="false"/>
                 <w:bCs w:val="false"/>
-                <w:color w:val="233139"/>
-                <w:sz w:val="20"/>
-                <w:szCs w:val="20"/>
+                <w:color w:val="23423C"/>
+                <w:sz w:val="22"/>
+                <w:szCs w:val="22"/>
               </w:rPr>
               <w:t xml:space="preserve">Was sind psychische Erkrankungen?</w:t>
             </w:r>
@@ -962,9 +1007,9 @@
                 <w:rFonts w:ascii="Calibri" w:cs="Calibri" w:eastAsia="Calibri" w:hAnsi="Calibri"/>
                 <w:b/>
                 <w:bCs/>
-                <w:color w:val="233139"/>
-                <w:sz w:val="20"/>
-                <w:szCs w:val="20"/>
+                <w:color w:val="23423C"/>
+                <w:sz w:val="22"/>
+                <w:szCs w:val="22"/>
               </w:rPr>
               <w:t xml:space="preserve">Fühlen</w:t>
             </w:r>
@@ -990,9 +1035,9 @@
                 <w:rFonts w:ascii="Calibri" w:cs="Calibri" w:eastAsia="Calibri" w:hAnsi="Calibri"/>
                 <w:b w:val="false"/>
                 <w:bCs w:val="false"/>
-                <w:color w:val="233139"/>
-                <w:sz w:val="20"/>
-                <w:szCs w:val="20"/>
+                <w:color w:val="23423C"/>
+                <w:sz w:val="22"/>
+                <w:szCs w:val="22"/>
               </w:rPr>
               <w:t xml:space="preserve">3 – Herzstück</w:t>
             </w:r>
@@ -1018,9 +1063,9 @@
                 <w:rFonts w:ascii="Calibri" w:cs="Calibri" w:eastAsia="Calibri" w:hAnsi="Calibri"/>
                 <w:b w:val="false"/>
                 <w:bCs w:val="false"/>
-                <w:color w:val="233139"/>
-                <w:sz w:val="20"/>
-                <w:szCs w:val="20"/>
+                <w:color w:val="23423C"/>
+                <w:sz w:val="22"/>
+                <w:szCs w:val="22"/>
               </w:rPr>
               <w:t xml:space="preserve">Wie fühlt sich das an?</w:t>
             </w:r>
@@ -1031,7 +1076,7 @@
         <w:tc>
           <w:tcPr>
             <w:tcW w:type="dxa" w:w="2600"/>
-            <w:shd w:fill="F1F5F3" w:color="auto" w:val="clear"/>
+            <w:shd w:fill="F1F8F4" w:color="auto" w:val="clear"/>
             <w:tcMar>
               <w:top w:type="dxa" w:w="70"/>
               <w:left w:type="dxa" w:w="120"/>
@@ -1048,9 +1093,9 @@
                 <w:rFonts w:ascii="Calibri" w:cs="Calibri" w:eastAsia="Calibri" w:hAnsi="Calibri"/>
                 <w:b/>
                 <w:bCs/>
-                <w:color w:val="233139"/>
-                <w:sz w:val="20"/>
-                <w:szCs w:val="20"/>
+                <w:color w:val="23423C"/>
+                <w:sz w:val="22"/>
+                <w:szCs w:val="22"/>
               </w:rPr>
               <w:t xml:space="preserve">Begleiten</w:t>
             </w:r>
@@ -1059,7 +1104,7 @@
         <w:tc>
           <w:tcPr>
             <w:tcW w:type="dxa" w:w="3000"/>
-            <w:shd w:fill="F1F5F3" w:color="auto" w:val="clear"/>
+            <w:shd w:fill="F1F8F4" w:color="auto" w:val="clear"/>
             <w:tcMar>
               <w:top w:type="dxa" w:w="70"/>
               <w:left w:type="dxa" w:w="120"/>
@@ -1076,9 +1121,9 @@
                 <w:rFonts w:ascii="Calibri" w:cs="Calibri" w:eastAsia="Calibri" w:hAnsi="Calibri"/>
                 <w:b w:val="false"/>
                 <w:bCs w:val="false"/>
-                <w:color w:val="233139"/>
-                <w:sz w:val="20"/>
-                <w:szCs w:val="20"/>
+                <w:color w:val="23423C"/>
+                <w:sz w:val="22"/>
+                <w:szCs w:val="22"/>
               </w:rPr>
               <w:t xml:space="preserve">4 – Umgang</w:t>
             </w:r>
@@ -1087,7 +1132,7 @@
         <w:tc>
           <w:tcPr>
             <w:tcW w:type="dxa" w:w="3760"/>
-            <w:shd w:fill="F1F5F3" w:color="auto" w:val="clear"/>
+            <w:shd w:fill="F1F8F4" w:color="auto" w:val="clear"/>
             <w:tcMar>
               <w:top w:type="dxa" w:w="70"/>
               <w:left w:type="dxa" w:w="120"/>
@@ -1104,9 +1149,9 @@
                 <w:rFonts w:ascii="Calibri" w:cs="Calibri" w:eastAsia="Calibri" w:hAnsi="Calibri"/>
                 <w:b w:val="false"/>
                 <w:bCs w:val="false"/>
-                <w:color w:val="233139"/>
-                <w:sz w:val="20"/>
-                <w:szCs w:val="20"/>
+                <w:color w:val="23423C"/>
+                <w:sz w:val="22"/>
+                <w:szCs w:val="22"/>
               </w:rPr>
               <w:t xml:space="preserve">Was hilft wirklich?</w:t>
             </w:r>
@@ -1134,9 +1179,9 @@
                 <w:rFonts w:ascii="Calibri" w:cs="Calibri" w:eastAsia="Calibri" w:hAnsi="Calibri"/>
                 <w:b/>
                 <w:bCs/>
-                <w:color w:val="233139"/>
-                <w:sz w:val="20"/>
-                <w:szCs w:val="20"/>
+                <w:color w:val="23423C"/>
+                <w:sz w:val="22"/>
+                <w:szCs w:val="22"/>
               </w:rPr>
               <w:t xml:space="preserve">Aufklären</w:t>
             </w:r>
@@ -1162,9 +1207,9 @@
                 <w:rFonts w:ascii="Calibri" w:cs="Calibri" w:eastAsia="Calibri" w:hAnsi="Calibri"/>
                 <w:b w:val="false"/>
                 <w:bCs w:val="false"/>
-                <w:color w:val="233139"/>
-                <w:sz w:val="20"/>
-                <w:szCs w:val="20"/>
+                <w:color w:val="23423C"/>
+                <w:sz w:val="22"/>
+                <w:szCs w:val="22"/>
               </w:rPr>
               <w:t xml:space="preserve">5 – Mythen</w:t>
             </w:r>
@@ -1190,9 +1235,9 @@
                 <w:rFonts w:ascii="Calibri" w:cs="Calibri" w:eastAsia="Calibri" w:hAnsi="Calibri"/>
                 <w:b w:val="false"/>
                 <w:bCs w:val="false"/>
-                <w:color w:val="233139"/>
-                <w:sz w:val="20"/>
-                <w:szCs w:val="20"/>
+                <w:color w:val="23423C"/>
+                <w:sz w:val="22"/>
+                <w:szCs w:val="22"/>
               </w:rPr>
               <w:t xml:space="preserve">Was stimmt, was nicht?</w:t>
             </w:r>
@@ -1203,7 +1248,7 @@
         <w:tc>
           <w:tcPr>
             <w:tcW w:type="dxa" w:w="2600"/>
-            <w:shd w:fill="F1F5F3" w:color="auto" w:val="clear"/>
+            <w:shd w:fill="F1F8F4" w:color="auto" w:val="clear"/>
             <w:tcMar>
               <w:top w:type="dxa" w:w="70"/>
               <w:left w:type="dxa" w:w="120"/>
@@ -1220,9 +1265,9 @@
                 <w:rFonts w:ascii="Calibri" w:cs="Calibri" w:eastAsia="Calibri" w:hAnsi="Calibri"/>
                 <w:b/>
                 <w:bCs/>
-                <w:color w:val="233139"/>
-                <w:sz w:val="20"/>
-                <w:szCs w:val="20"/>
+                <w:color w:val="23423C"/>
+                <w:sz w:val="22"/>
+                <w:szCs w:val="22"/>
               </w:rPr>
               <w:t xml:space="preserve">Hoffen</w:t>
             </w:r>
@@ -1231,7 +1276,7 @@
         <w:tc>
           <w:tcPr>
             <w:tcW w:type="dxa" w:w="3000"/>
-            <w:shd w:fill="F1F5F3" w:color="auto" w:val="clear"/>
+            <w:shd w:fill="F1F8F4" w:color="auto" w:val="clear"/>
             <w:tcMar>
               <w:top w:type="dxa" w:w="70"/>
               <w:left w:type="dxa" w:w="120"/>
@@ -1248,9 +1293,9 @@
                 <w:rFonts w:ascii="Calibri" w:cs="Calibri" w:eastAsia="Calibri" w:hAnsi="Calibri"/>
                 <w:b w:val="false"/>
                 <w:bCs w:val="false"/>
-                <w:color w:val="233139"/>
-                <w:sz w:val="20"/>
-                <w:szCs w:val="20"/>
+                <w:color w:val="23423C"/>
+                <w:sz w:val="22"/>
+                <w:szCs w:val="22"/>
               </w:rPr>
               <w:t xml:space="preserve">6 – Hilfe</w:t>
             </w:r>
@@ -1259,7 +1304,7 @@
         <w:tc>
           <w:tcPr>
             <w:tcW w:type="dxa" w:w="3760"/>
-            <w:shd w:fill="F1F5F3" w:color="auto" w:val="clear"/>
+            <w:shd w:fill="F1F8F4" w:color="auto" w:val="clear"/>
             <w:tcMar>
               <w:top w:type="dxa" w:w="70"/>
               <w:left w:type="dxa" w:w="120"/>
@@ -1276,9 +1321,9 @@
                 <w:rFonts w:ascii="Calibri" w:cs="Calibri" w:eastAsia="Calibri" w:hAnsi="Calibri"/>
                 <w:b w:val="false"/>
                 <w:bCs w:val="false"/>
-                <w:color w:val="233139"/>
-                <w:sz w:val="20"/>
-                <w:szCs w:val="20"/>
+                <w:color w:val="23423C"/>
+                <w:sz w:val="22"/>
+                <w:szCs w:val="22"/>
               </w:rPr>
               <w:t xml:space="preserve">Wie geht es wieder aufwärts?</w:t>
             </w:r>
@@ -1295,10 +1340,10 @@
       <w:tblPr>
         <w:tblW w:type="dxa" w:w="9360"/>
         <w:tblBorders>
-          <w:top w:val="single" w:color="EAF1EF" w:sz="2"/>
-          <w:left w:val="single" w:color="3F7C79" w:sz="18"/>
-          <w:bottom w:val="single" w:color="EAF1EF" w:sz="2"/>
-          <w:right w:val="single" w:color="EAF1EF" w:sz="2"/>
+          <w:top w:val="single" w:color="E6F2EC" w:sz="2"/>
+          <w:left w:val="single" w:color="2E9284" w:sz="18"/>
+          <w:bottom w:val="single" w:color="E6F2EC" w:sz="2"/>
+          <w:right w:val="single" w:color="E6F2EC" w:sz="2"/>
           <w:insideH w:val="none"/>
           <w:insideV w:val="none"/>
         </w:tblBorders>
@@ -1310,7 +1355,7 @@
         <w:tc>
           <w:tcPr>
             <w:tcW w:type="dxa" w:w="9360"/>
-            <w:shd w:fill="EAF1EF" w:color="auto" w:val="clear"/>
+            <w:shd w:fill="E6F2EC" w:color="auto" w:val="clear"/>
             <w:tcMar>
               <w:top w:type="dxa" w:w="140"/>
               <w:left w:type="dxa" w:w="200"/>
@@ -1327,9 +1372,9 @@
                 <w:rFonts w:ascii="Cambria" w:cs="Cambria" w:eastAsia="Cambria" w:hAnsi="Cambria"/>
                 <w:b/>
                 <w:bCs/>
-                <w:color w:val="3F7C79"/>
-                <w:sz w:val="22"/>
-                <w:szCs w:val="22"/>
+                <w:color w:val="2E9284"/>
+                <w:sz w:val="24"/>
+                <w:szCs w:val="24"/>
               </w:rPr>
               <w:t xml:space="preserve">Ihre wichtigste Wirkung: die Metaphern</w:t>
             </w:r>
@@ -1341,9 +1386,9 @@
             <w:r>
               <w:rPr>
                 <w:rFonts w:ascii="Calibri" w:cs="Calibri" w:eastAsia="Calibri" w:hAnsi="Calibri"/>
-                <w:color w:val="233139"/>
-                <w:sz w:val="21"/>
-                <w:szCs w:val="21"/>
+                <w:color w:val="23423C"/>
+                <w:sz w:val="23"/>
+                <w:szCs w:val="23"/>
               </w:rPr>
               <w:t xml:space="preserve">Menschen erinnern keine Definitionen, sondern Bilder. Der ganze Workshop stellt deshalb zu jeder Erkrankung ein Bild bereit. Wenn ein Teilnehmer am Abend seinem Partner erzählt „Depression ist wie ein unsichtbarer Rucksack voller Steine“ – dann haben Sie Ihr Ziel erreicht.</w:t>
             </w:r>
@@ -1371,9 +1416,9 @@
       <w:r>
         <w:rPr>
           <w:rFonts w:ascii="Calibri" w:cs="Calibri" w:eastAsia="Calibri" w:hAnsi="Calibri"/>
-          <w:color w:val="233139"/>
-          <w:sz w:val="21"/>
-          <w:szCs w:val="21"/>
+          <w:color w:val="23423C"/>
+          <w:sz w:val="23"/>
+          <w:szCs w:val="23"/>
         </w:rPr>
         <w:t xml:space="preserve">Ihre eigene Betroffenheit ist Ihre größte Stärke als Referent – sie macht den Workshop glaubwürdig und berührend. Damit sie Ihnen guttut und nicht schadet, hier einige bewährte Prinzipien.</w:t>
       </w:r>
@@ -1393,9 +1438,9 @@
       <w:r>
         <w:rPr>
           <w:rFonts w:ascii="Calibri" w:cs="Calibri" w:eastAsia="Calibri" w:hAnsi="Calibri"/>
-          <w:color w:val="233139"/>
-          <w:sz w:val="21"/>
-          <w:szCs w:val="21"/>
+          <w:color w:val="23423C"/>
+          <w:sz w:val="23"/>
+          <w:szCs w:val="23"/>
         </w:rPr>
         <w:t xml:space="preserve">Teilen Sie nur, was Sie innerlich verarbeitet haben. </w:t>
       </w:r>
@@ -1404,18 +1449,18 @@
           <w:rFonts w:ascii="Calibri" w:cs="Calibri" w:eastAsia="Calibri" w:hAnsi="Calibri"/>
           <w:b/>
           <w:bCs/>
-          <w:color w:val="2E4A52"/>
-          <w:sz w:val="21"/>
-          <w:szCs w:val="21"/>
+          <w:color w:val="2C7A6B"/>
+          <w:sz w:val="23"/>
+          <w:szCs w:val="23"/>
         </w:rPr>
         <w:t xml:space="preserve">Sprechen Sie „aus der Narbe, nicht aus der offenen Wunde“</w:t>
       </w:r>
       <w:r>
         <w:rPr>
           <w:rFonts w:ascii="Calibri" w:cs="Calibri" w:eastAsia="Calibri" w:hAnsi="Calibri"/>
-          <w:color w:val="233139"/>
-          <w:sz w:val="21"/>
-          <w:szCs w:val="21"/>
+          <w:color w:val="23423C"/>
+          <w:sz w:val="23"/>
+          <w:szCs w:val="23"/>
         </w:rPr>
         <w:t xml:space="preserve"> – über Erlebtes, das Sie heute mit Abstand betrachten können, nicht über etwas, das Sie im Erzählen gerade überflutet.</w:t>
       </w:r>
@@ -1432,9 +1477,9 @@
       <w:r>
         <w:rPr>
           <w:rFonts w:ascii="Calibri" w:cs="Calibri" w:eastAsia="Calibri" w:hAnsi="Calibri"/>
-          <w:color w:val="233139"/>
-          <w:sz w:val="21"/>
-          <w:szCs w:val="21"/>
+          <w:color w:val="23423C"/>
+          <w:sz w:val="23"/>
+          <w:szCs w:val="23"/>
         </w:rPr>
         <w:t xml:space="preserve">Sie müssen keine Details des Unfalls schildern. Für die Teilnehmenden ist der Mechanismus wichtiger als der Hergang: Wie wurde aus dem Ereignis eine Depression und eine PTBS? Wie hat sich das im Alltag angefühlt? Was hat geholfen?</w:t>
       </w:r>
@@ -1451,9 +1496,9 @@
       <w:r>
         <w:rPr>
           <w:rFonts w:ascii="Calibri" w:cs="Calibri" w:eastAsia="Calibri" w:hAnsi="Calibri"/>
-          <w:color w:val="233139"/>
-          <w:sz w:val="21"/>
-          <w:szCs w:val="21"/>
+          <w:color w:val="23423C"/>
+          <w:sz w:val="23"/>
+          <w:szCs w:val="23"/>
         </w:rPr>
         <w:t xml:space="preserve">Entscheiden Sie vorab, welche zwei, drei Episoden Sie erzählen – und wo Ihre Grenze liegt. Ein klarer Plan schützt Sie im Moment.</w:t>
       </w:r>
@@ -1470,9 +1515,9 @@
       <w:r>
         <w:rPr>
           <w:rFonts w:ascii="Calibri" w:cs="Calibri" w:eastAsia="Calibri" w:hAnsi="Calibri"/>
-          <w:color w:val="233139"/>
-          <w:sz w:val="21"/>
-          <w:szCs w:val="21"/>
+          <w:color w:val="23423C"/>
+          <w:sz w:val="23"/>
+          <w:szCs w:val="23"/>
         </w:rPr>
         <w:t xml:space="preserve">Es ist völlig in Ordnung, emotional zu werden. Kurz innehalten, atmen, weitersprechen – das ist authentisch, nicht unprofessionell. Es zeigt den Teilnehmenden mehr als jede Folie.</w:t>
       </w:r>
@@ -1489,9 +1534,9 @@
       <w:r>
         <w:rPr>
           <w:rFonts w:ascii="Calibri" w:cs="Calibri" w:eastAsia="Calibri" w:hAnsi="Calibri"/>
-          <w:color w:val="233139"/>
-          <w:sz w:val="21"/>
-          <w:szCs w:val="21"/>
+          <w:color w:val="23423C"/>
+          <w:sz w:val="23"/>
+          <w:szCs w:val="23"/>
         </w:rPr>
         <w:t xml:space="preserve">Sie dürfen jederzeit sagen: „Darüber möchte ich heute nicht sprechen.“ Das ist ein starkes Vorbild für die Grenzen, die Sie den Teilnehmenden zugestehen.</w:t>
       </w:r>
@@ -1508,12 +1553,12 @@
       <w:tblPr>
         <w:tblW w:type="dxa" w:w="9360"/>
         <w:tblBorders>
-          <w:top w:val="single" w:color="DCE6E3" w:sz="2"/>
-          <w:left w:val="single" w:color="DCE6E3" w:sz="2"/>
-          <w:bottom w:val="single" w:color="DCE6E3" w:sz="2"/>
-          <w:right w:val="single" w:color="DCE6E3" w:sz="2"/>
-          <w:insideH w:val="single" w:color="DCE6E3" w:sz="2"/>
-          <w:insideV w:val="single" w:color="DCE6E3" w:sz="2"/>
+          <w:top w:val="single" w:color="D9E9E1" w:sz="2"/>
+          <w:left w:val="single" w:color="D9E9E1" w:sz="2"/>
+          <w:bottom w:val="single" w:color="D9E9E1" w:sz="2"/>
+          <w:right w:val="single" w:color="D9E9E1" w:sz="2"/>
+          <w:insideH w:val="single" w:color="D9E9E1" w:sz="2"/>
+          <w:insideV w:val="single" w:color="D9E9E1" w:sz="2"/>
         </w:tblBorders>
       </w:tblPr>
       <w:tblGrid>
@@ -1528,7 +1573,7 @@
         <w:tc>
           <w:tcPr>
             <w:tcW w:type="dxa" w:w="1100"/>
-            <w:shd w:fill="2E4A52" w:color="auto" w:val="clear"/>
+            <w:shd w:fill="2C7A6B" w:color="auto" w:val="clear"/>
             <w:tcMar>
               <w:top w:type="dxa" w:w="80"/>
               <w:left w:type="dxa" w:w="120"/>
@@ -1546,8 +1591,8 @@
                 <w:b/>
                 <w:bCs/>
                 <w:color w:val="FFFFFF"/>
-                <w:sz w:val="20"/>
-                <w:szCs w:val="20"/>
+                <w:sz w:val="21"/>
+                <w:szCs w:val="21"/>
               </w:rPr>
               <w:t xml:space="preserve">Folie</w:t>
             </w:r>
@@ -1556,7 +1601,7 @@
         <w:tc>
           <w:tcPr>
             <w:tcW w:type="dxa" w:w="2000"/>
-            <w:shd w:fill="2E4A52" w:color="auto" w:val="clear"/>
+            <w:shd w:fill="2C7A6B" w:color="auto" w:val="clear"/>
             <w:tcMar>
               <w:top w:type="dxa" w:w="80"/>
               <w:left w:type="dxa" w:w="120"/>
@@ -1574,8 +1619,8 @@
                 <w:b/>
                 <w:bCs/>
                 <w:color w:val="FFFFFF"/>
-                <w:sz w:val="20"/>
-                <w:szCs w:val="20"/>
+                <w:sz w:val="21"/>
+                <w:szCs w:val="21"/>
               </w:rPr>
               <w:t xml:space="preserve">Moment</w:t>
             </w:r>
@@ -1584,7 +1629,7 @@
         <w:tc>
           <w:tcPr>
             <w:tcW w:type="dxa" w:w="6260"/>
-            <w:shd w:fill="2E4A52" w:color="auto" w:val="clear"/>
+            <w:shd w:fill="2C7A6B" w:color="auto" w:val="clear"/>
             <w:tcMar>
               <w:top w:type="dxa" w:w="80"/>
               <w:left w:type="dxa" w:w="120"/>
@@ -1602,8 +1647,8 @@
                 <w:b/>
                 <w:bCs/>
                 <w:color w:val="FFFFFF"/>
-                <w:sz w:val="20"/>
-                <w:szCs w:val="20"/>
+                <w:sz w:val="21"/>
+                <w:szCs w:val="21"/>
               </w:rPr>
               <w:t xml:space="preserve">Was Sie einbringen</w:t>
             </w:r>
@@ -1631,9 +1676,9 @@
                 <w:rFonts w:ascii="Calibri" w:cs="Calibri" w:eastAsia="Calibri" w:hAnsi="Calibri"/>
                 <w:b/>
                 <w:bCs/>
-                <w:color w:val="233139"/>
-                <w:sz w:val="20"/>
-                <w:szCs w:val="20"/>
+                <w:color w:val="23423C"/>
+                <w:sz w:val="22"/>
+                <w:szCs w:val="22"/>
               </w:rPr>
               <w:t xml:space="preserve">2</w:t>
             </w:r>
@@ -1659,9 +1704,9 @@
                 <w:rFonts w:ascii="Calibri" w:cs="Calibri" w:eastAsia="Calibri" w:hAnsi="Calibri"/>
                 <w:b w:val="false"/>
                 <w:bCs w:val="false"/>
-                <w:color w:val="233139"/>
-                <w:sz w:val="20"/>
-                <w:szCs w:val="20"/>
+                <w:color w:val="23423C"/>
+                <w:sz w:val="22"/>
+                <w:szCs w:val="22"/>
               </w:rPr>
               <w:t xml:space="preserve">Über mich</w:t>
             </w:r>
@@ -1687,9 +1732,9 @@
                 <w:rFonts w:ascii="Calibri" w:cs="Calibri" w:eastAsia="Calibri" w:hAnsi="Calibri"/>
                 <w:b w:val="false"/>
                 <w:bCs w:val="false"/>
-                <w:color w:val="233139"/>
-                <w:sz w:val="20"/>
-                <w:szCs w:val="20"/>
+                <w:color w:val="23423C"/>
+                <w:sz w:val="22"/>
+                <w:szCs w:val="22"/>
               </w:rPr>
               <w:t xml:space="preserve">Kurz: wer Sie sind, warum dieses Thema Ihres ist (Unfall → Depression/PTBS → Weg zurück).</w:t>
             </w:r>
@@ -1700,7 +1745,7 @@
         <w:tc>
           <w:tcPr>
             <w:tcW w:type="dxa" w:w="1100"/>
-            <w:shd w:fill="F1F5F3" w:color="auto" w:val="clear"/>
+            <w:shd w:fill="F1F8F4" w:color="auto" w:val="clear"/>
             <w:tcMar>
               <w:top w:type="dxa" w:w="70"/>
               <w:left w:type="dxa" w:w="120"/>
@@ -1717,9 +1762,9 @@
                 <w:rFonts w:ascii="Calibri" w:cs="Calibri" w:eastAsia="Calibri" w:hAnsi="Calibri"/>
                 <w:b/>
                 <w:bCs/>
-                <w:color w:val="233139"/>
-                <w:sz w:val="20"/>
-                <w:szCs w:val="20"/>
+                <w:color w:val="23423C"/>
+                <w:sz w:val="22"/>
+                <w:szCs w:val="22"/>
               </w:rPr>
               <w:t xml:space="preserve">14</w:t>
             </w:r>
@@ -1728,7 +1773,7 @@
         <w:tc>
           <w:tcPr>
             <w:tcW w:type="dxa" w:w="2000"/>
-            <w:shd w:fill="F1F5F3" w:color="auto" w:val="clear"/>
+            <w:shd w:fill="F1F8F4" w:color="auto" w:val="clear"/>
             <w:tcMar>
               <w:top w:type="dxa" w:w="70"/>
               <w:left w:type="dxa" w:w="120"/>
@@ -1745,9 +1790,9 @@
                 <w:rFonts w:ascii="Calibri" w:cs="Calibri" w:eastAsia="Calibri" w:hAnsi="Calibri"/>
                 <w:b w:val="false"/>
                 <w:bCs w:val="false"/>
-                <w:color w:val="233139"/>
-                <w:sz w:val="20"/>
-                <w:szCs w:val="20"/>
+                <w:color w:val="23423C"/>
+                <w:sz w:val="22"/>
+                <w:szCs w:val="22"/>
               </w:rPr>
               <w:t xml:space="preserve">PTBS</w:t>
             </w:r>
@@ -1756,7 +1801,7 @@
         <w:tc>
           <w:tcPr>
             <w:tcW w:type="dxa" w:w="6260"/>
-            <w:shd w:fill="F1F5F3" w:color="auto" w:val="clear"/>
+            <w:shd w:fill="F1F8F4" w:color="auto" w:val="clear"/>
             <w:tcMar>
               <w:top w:type="dxa" w:w="70"/>
               <w:left w:type="dxa" w:w="120"/>
@@ -1773,9 +1818,9 @@
                 <w:rFonts w:ascii="Calibri" w:cs="Calibri" w:eastAsia="Calibri" w:hAnsi="Calibri"/>
                 <w:b w:val="false"/>
                 <w:bCs w:val="false"/>
-                <w:color w:val="233139"/>
-                <w:sz w:val="20"/>
-                <w:szCs w:val="20"/>
+                <w:color w:val="23423C"/>
+                <w:sz w:val="22"/>
+                <w:szCs w:val="22"/>
               </w:rPr>
               <w:t xml:space="preserve">Ein konkreter Trigger-Moment, der den Mechanismus zeigt (z. B. ein Geräusch, das Sie zurückwarf).</w:t>
             </w:r>
@@ -1803,9 +1848,9 @@
                 <w:rFonts w:ascii="Calibri" w:cs="Calibri" w:eastAsia="Calibri" w:hAnsi="Calibri"/>
                 <w:b/>
                 <w:bCs/>
-                <w:color w:val="233139"/>
-                <w:sz w:val="20"/>
-                <w:szCs w:val="20"/>
+                <w:color w:val="23423C"/>
+                <w:sz w:val="22"/>
+                <w:szCs w:val="22"/>
               </w:rPr>
               <w:t xml:space="preserve">23</w:t>
             </w:r>
@@ -1831,9 +1876,9 @@
                 <w:rFonts w:ascii="Calibri" w:cs="Calibri" w:eastAsia="Calibri" w:hAnsi="Calibri"/>
                 <w:b w:val="false"/>
                 <w:bCs w:val="false"/>
-                <w:color w:val="233139"/>
-                <w:sz w:val="20"/>
-                <w:szCs w:val="20"/>
+                <w:color w:val="23423C"/>
+                <w:sz w:val="22"/>
+                <w:szCs w:val="22"/>
               </w:rPr>
               <w:t xml:space="preserve">Alltag</w:t>
             </w:r>
@@ -1859,9 +1904,9 @@
                 <w:rFonts w:ascii="Calibri" w:cs="Calibri" w:eastAsia="Calibri" w:hAnsi="Calibri"/>
                 <w:b w:val="false"/>
                 <w:bCs w:val="false"/>
-                <w:color w:val="233139"/>
-                <w:sz w:val="20"/>
-                <w:szCs w:val="20"/>
+                <w:color w:val="23423C"/>
+                <w:sz w:val="22"/>
+                <w:szCs w:val="22"/>
               </w:rPr>
               <w:t xml:space="preserve">Ein Beispiel, wie sich die Erkrankung im Alltag zeigte (z. B. eine Absage in letzter Minute).</w:t>
             </w:r>
@@ -1872,7 +1917,7 @@
         <w:tc>
           <w:tcPr>
             <w:tcW w:type="dxa" w:w="1100"/>
-            <w:shd w:fill="F1F5F3" w:color="auto" w:val="clear"/>
+            <w:shd w:fill="F1F8F4" w:color="auto" w:val="clear"/>
             <w:tcMar>
               <w:top w:type="dxa" w:w="70"/>
               <w:left w:type="dxa" w:w="120"/>
@@ -1889,18 +1934,18 @@
                 <w:rFonts w:ascii="Calibri" w:cs="Calibri" w:eastAsia="Calibri" w:hAnsi="Calibri"/>
                 <w:b/>
                 <w:bCs/>
-                <w:color w:val="233139"/>
-                <w:sz w:val="20"/>
-                <w:szCs w:val="20"/>
-              </w:rPr>
-              <w:t xml:space="preserve">36</w:t>
+                <w:color w:val="23423C"/>
+                <w:sz w:val="22"/>
+                <w:szCs w:val="22"/>
+              </w:rPr>
+              <w:t xml:space="preserve">37</w:t>
             </w:r>
           </w:p>
         </w:tc>
         <w:tc>
           <w:tcPr>
             <w:tcW w:type="dxa" w:w="2000"/>
-            <w:shd w:fill="F1F5F3" w:color="auto" w:val="clear"/>
+            <w:shd w:fill="F1F8F4" w:color="auto" w:val="clear"/>
             <w:tcMar>
               <w:top w:type="dxa" w:w="70"/>
               <w:left w:type="dxa" w:w="120"/>
@@ -1917,9 +1962,9 @@
                 <w:rFonts w:ascii="Calibri" w:cs="Calibri" w:eastAsia="Calibri" w:hAnsi="Calibri"/>
                 <w:b w:val="false"/>
                 <w:bCs w:val="false"/>
-                <w:color w:val="233139"/>
-                <w:sz w:val="20"/>
-                <w:szCs w:val="20"/>
+                <w:color w:val="23423C"/>
+                <w:sz w:val="22"/>
+                <w:szCs w:val="22"/>
               </w:rPr>
               <w:t xml:space="preserve">Hoffnung</w:t>
             </w:r>
@@ -1928,7 +1973,7 @@
         <w:tc>
           <w:tcPr>
             <w:tcW w:type="dxa" w:w="6260"/>
-            <w:shd w:fill="F1F5F3" w:color="auto" w:val="clear"/>
+            <w:shd w:fill="F1F8F4" w:color="auto" w:val="clear"/>
             <w:tcMar>
               <w:top w:type="dxa" w:w="70"/>
               <w:left w:type="dxa" w:w="120"/>
@@ -1945,9 +1990,9 @@
                 <w:rFonts w:ascii="Calibri" w:cs="Calibri" w:eastAsia="Calibri" w:hAnsi="Calibri"/>
                 <w:b w:val="false"/>
                 <w:bCs w:val="false"/>
-                <w:color w:val="233139"/>
-                <w:sz w:val="20"/>
-                <w:szCs w:val="20"/>
+                <w:color w:val="23423C"/>
+                <w:sz w:val="22"/>
+                <w:szCs w:val="22"/>
               </w:rPr>
               <w:t xml:space="preserve">Was Ihnen geholfen hat, wieder herauszufinden – Ihr stärkster Beweis für Hoffnung.</w:t>
             </w:r>
@@ -1964,10 +2009,10 @@
       <w:tblPr>
         <w:tblW w:type="dxa" w:w="9360"/>
         <w:tblBorders>
-          <w:top w:val="single" w:color="F6ECE0" w:sz="2"/>
-          <w:left w:val="single" w:color="B9793B" w:sz="18"/>
-          <w:bottom w:val="single" w:color="F6ECE0" w:sz="2"/>
-          <w:right w:val="single" w:color="F6ECE0" w:sz="2"/>
+          <w:top w:val="single" w:color="F8EEDD" w:sz="2"/>
+          <w:left w:val="single" w:color="BC722A" w:sz="18"/>
+          <w:bottom w:val="single" w:color="F8EEDD" w:sz="2"/>
+          <w:right w:val="single" w:color="F8EEDD" w:sz="2"/>
           <w:insideH w:val="none"/>
           <w:insideV w:val="none"/>
         </w:tblBorders>
@@ -1979,7 +2024,7 @@
         <w:tc>
           <w:tcPr>
             <w:tcW w:type="dxa" w:w="9360"/>
-            <w:shd w:fill="F6ECE0" w:color="auto" w:val="clear"/>
+            <w:shd w:fill="F8EEDD" w:color="auto" w:val="clear"/>
             <w:tcMar>
               <w:top w:type="dxa" w:w="140"/>
               <w:left w:type="dxa" w:w="200"/>
@@ -1996,9 +2041,9 @@
                 <w:rFonts w:ascii="Cambria" w:cs="Cambria" w:eastAsia="Cambria" w:hAnsi="Cambria"/>
                 <w:b/>
                 <w:bCs/>
-                <w:color w:val="B9793B"/>
-                <w:sz w:val="22"/>
-                <w:szCs w:val="22"/>
+                <w:color w:val="BC722A"/>
+                <w:sz w:val="24"/>
+                <w:szCs w:val="24"/>
               </w:rPr>
               <w:t xml:space="preserve">Selbstfürsorge am Workshop-Tag</w:t>
             </w:r>
@@ -2015,9 +2060,9 @@
             <w:r>
               <w:rPr>
                 <w:rFonts w:ascii="Calibri" w:cs="Calibri" w:eastAsia="Calibri" w:hAnsi="Calibri"/>
-                <w:color w:val="233139"/>
-                <w:sz w:val="21"/>
-                <w:szCs w:val="21"/>
+                <w:color w:val="23423C"/>
+                <w:sz w:val="23"/>
+                <w:szCs w:val="23"/>
               </w:rPr>
               <w:t xml:space="preserve">Planen Sie vor und nach dem Workshop ruhige Zeit ein – kein enges Terminfenster.</w:t>
             </w:r>
@@ -2034,9 +2079,9 @@
             <w:r>
               <w:rPr>
                 <w:rFonts w:ascii="Calibri" w:cs="Calibri" w:eastAsia="Calibri" w:hAnsi="Calibri"/>
-                <w:color w:val="233139"/>
-                <w:sz w:val="21"/>
-                <w:szCs w:val="21"/>
+                <w:color w:val="23423C"/>
+                <w:sz w:val="23"/>
+                <w:szCs w:val="23"/>
               </w:rPr>
               <w:t xml:space="preserve">Halten Sie Wasser bereit und gönnen Sie sich die Pause wirklich.</w:t>
             </w:r>
@@ -2053,9 +2098,9 @@
             <w:r>
               <w:rPr>
                 <w:rFonts w:ascii="Calibri" w:cs="Calibri" w:eastAsia="Calibri" w:hAnsi="Calibri"/>
-                <w:color w:val="233139"/>
-                <w:sz w:val="21"/>
-                <w:szCs w:val="21"/>
+                <w:color w:val="23423C"/>
+                <w:sz w:val="23"/>
+                <w:szCs w:val="23"/>
               </w:rPr>
               <w:t xml:space="preserve">Haben Sie eine Vertrauensperson, die Sie nach dem Tag anrufen können, falls etwas nachklingt.</w:t>
             </w:r>
@@ -2072,9 +2117,9 @@
             <w:r>
               <w:rPr>
                 <w:rFonts w:ascii="Calibri" w:cs="Calibri" w:eastAsia="Calibri" w:hAnsi="Calibri"/>
-                <w:color w:val="233139"/>
-                <w:sz w:val="21"/>
-                <w:szCs w:val="21"/>
+                <w:color w:val="23423C"/>
+                <w:sz w:val="23"/>
+                <w:szCs w:val="23"/>
               </w:rPr>
               <w:t xml:space="preserve">Wenn ein Thema Sie selbst stärker trifft, als erwartet: Das ist ein Signal, keine Schwäche. Nehmen Sie Ihre eigenen Anlaufstellen ernst.</w:t>
             </w:r>
@@ -2099,12 +2144,12 @@
       <w:tblPr>
         <w:tblW w:type="dxa" w:w="9360"/>
         <w:tblBorders>
-          <w:top w:val="single" w:color="DCE6E3" w:sz="2"/>
-          <w:left w:val="single" w:color="DCE6E3" w:sz="2"/>
-          <w:bottom w:val="single" w:color="DCE6E3" w:sz="2"/>
-          <w:right w:val="single" w:color="DCE6E3" w:sz="2"/>
-          <w:insideH w:val="single" w:color="DCE6E3" w:sz="2"/>
-          <w:insideV w:val="single" w:color="DCE6E3" w:sz="2"/>
+          <w:top w:val="single" w:color="D9E9E1" w:sz="2"/>
+          <w:left w:val="single" w:color="D9E9E1" w:sz="2"/>
+          <w:bottom w:val="single" w:color="D9E9E1" w:sz="2"/>
+          <w:right w:val="single" w:color="D9E9E1" w:sz="2"/>
+          <w:insideH w:val="single" w:color="D9E9E1" w:sz="2"/>
+          <w:insideV w:val="single" w:color="D9E9E1" w:sz="2"/>
         </w:tblBorders>
       </w:tblPr>
       <w:tblGrid>
@@ -2118,7 +2163,7 @@
         <w:tc>
           <w:tcPr>
             <w:tcW w:type="dxa" w:w="2200"/>
-            <w:shd w:fill="2E4A52" w:color="auto" w:val="clear"/>
+            <w:shd w:fill="2C7A6B" w:color="auto" w:val="clear"/>
             <w:tcMar>
               <w:top w:type="dxa" w:w="80"/>
               <w:left w:type="dxa" w:w="120"/>
@@ -2136,8 +2181,8 @@
                 <w:b/>
                 <w:bCs/>
                 <w:color w:val="FFFFFF"/>
-                <w:sz w:val="20"/>
-                <w:szCs w:val="20"/>
+                <w:sz w:val="21"/>
+                <w:szCs w:val="21"/>
               </w:rPr>
               <w:t xml:space="preserve">Aspekt</w:t>
             </w:r>
@@ -2146,7 +2191,7 @@
         <w:tc>
           <w:tcPr>
             <w:tcW w:type="dxa" w:w="7160"/>
-            <w:shd w:fill="2E4A52" w:color="auto" w:val="clear"/>
+            <w:shd w:fill="2C7A6B" w:color="auto" w:val="clear"/>
             <w:tcMar>
               <w:top w:type="dxa" w:w="80"/>
               <w:left w:type="dxa" w:w="120"/>
@@ -2164,8 +2209,8 @@
                 <w:b/>
                 <w:bCs/>
                 <w:color w:val="FFFFFF"/>
-                <w:sz w:val="20"/>
-                <w:szCs w:val="20"/>
+                <w:sz w:val="21"/>
+                <w:szCs w:val="21"/>
               </w:rPr>
               <w:t xml:space="preserve">Empfehlung</w:t>
             </w:r>
@@ -2193,9 +2238,9 @@
                 <w:rFonts w:ascii="Calibri" w:cs="Calibri" w:eastAsia="Calibri" w:hAnsi="Calibri"/>
                 <w:b/>
                 <w:bCs/>
-                <w:color w:val="233139"/>
-                <w:sz w:val="20"/>
-                <w:szCs w:val="20"/>
+                <w:color w:val="23423C"/>
+                <w:sz w:val="22"/>
+                <w:szCs w:val="22"/>
               </w:rPr>
               <w:t xml:space="preserve">Zielgruppe</w:t>
             </w:r>
@@ -2221,9 +2266,9 @@
                 <w:rFonts w:ascii="Calibri" w:cs="Calibri" w:eastAsia="Calibri" w:hAnsi="Calibri"/>
                 <w:b w:val="false"/>
                 <w:bCs w:val="false"/>
-                <w:color w:val="233139"/>
-                <w:sz w:val="20"/>
-                <w:szCs w:val="20"/>
+                <w:color w:val="23423C"/>
+                <w:sz w:val="22"/>
+                <w:szCs w:val="22"/>
               </w:rPr>
               <w:t xml:space="preserve">Erwachsene ohne Vorwissen: Belegschaften, Führungskräfte, Vereine, Ehrenamtliche, interessierte Öffentlichkeit.</w:t>
             </w:r>
@@ -2234,7 +2279,7 @@
         <w:tc>
           <w:tcPr>
             <w:tcW w:type="dxa" w:w="2200"/>
-            <w:shd w:fill="F1F5F3" w:color="auto" w:val="clear"/>
+            <w:shd w:fill="F1F8F4" w:color="auto" w:val="clear"/>
             <w:tcMar>
               <w:top w:type="dxa" w:w="70"/>
               <w:left w:type="dxa" w:w="120"/>
@@ -2251,9 +2296,9 @@
                 <w:rFonts w:ascii="Calibri" w:cs="Calibri" w:eastAsia="Calibri" w:hAnsi="Calibri"/>
                 <w:b/>
                 <w:bCs/>
-                <w:color w:val="233139"/>
-                <w:sz w:val="20"/>
-                <w:szCs w:val="20"/>
+                <w:color w:val="23423C"/>
+                <w:sz w:val="22"/>
+                <w:szCs w:val="22"/>
               </w:rPr>
               <w:t xml:space="preserve">Gruppengröße</w:t>
             </w:r>
@@ -2262,7 +2307,7 @@
         <w:tc>
           <w:tcPr>
             <w:tcW w:type="dxa" w:w="7160"/>
-            <w:shd w:fill="F1F5F3" w:color="auto" w:val="clear"/>
+            <w:shd w:fill="F1F8F4" w:color="auto" w:val="clear"/>
             <w:tcMar>
               <w:top w:type="dxa" w:w="70"/>
               <w:left w:type="dxa" w:w="120"/>
@@ -2279,9 +2324,9 @@
                 <w:rFonts w:ascii="Calibri" w:cs="Calibri" w:eastAsia="Calibri" w:hAnsi="Calibri"/>
                 <w:b w:val="false"/>
                 <w:bCs w:val="false"/>
-                <w:color w:val="233139"/>
-                <w:sz w:val="20"/>
-                <w:szCs w:val="20"/>
+                <w:color w:val="23423C"/>
+                <w:sz w:val="22"/>
+                <w:szCs w:val="22"/>
               </w:rPr>
               <w:t xml:space="preserve">8–20 Personen ideal (Übungen). Bis ~40 als Vortrag mit reduzierten Übungen möglich.</w:t>
             </w:r>
@@ -2309,9 +2354,9 @@
                 <w:rFonts w:ascii="Calibri" w:cs="Calibri" w:eastAsia="Calibri" w:hAnsi="Calibri"/>
                 <w:b/>
                 <w:bCs/>
-                <w:color w:val="233139"/>
-                <w:sz w:val="20"/>
-                <w:szCs w:val="20"/>
+                <w:color w:val="23423C"/>
+                <w:sz w:val="22"/>
+                <w:szCs w:val="22"/>
               </w:rPr>
               <w:t xml:space="preserve">Dauer</w:t>
             </w:r>
@@ -2337,9 +2382,9 @@
                 <w:rFonts w:ascii="Calibri" w:cs="Calibri" w:eastAsia="Calibri" w:hAnsi="Calibri"/>
                 <w:b w:val="false"/>
                 <w:bCs w:val="false"/>
-                <w:color w:val="233139"/>
-                <w:sz w:val="20"/>
-                <w:szCs w:val="20"/>
+                <w:color w:val="23423C"/>
+                <w:sz w:val="22"/>
+                <w:szCs w:val="22"/>
               </w:rPr>
               <w:t xml:space="preserve">ca. 4 Stunden inkl. 15 Min. Pause. Kurzformat (2 Std.): Module 1–4 + Abschluss.</w:t>
             </w:r>
@@ -2350,7 +2395,7 @@
         <w:tc>
           <w:tcPr>
             <w:tcW w:type="dxa" w:w="2200"/>
-            <w:shd w:fill="F1F5F3" w:color="auto" w:val="clear"/>
+            <w:shd w:fill="F1F8F4" w:color="auto" w:val="clear"/>
             <w:tcMar>
               <w:top w:type="dxa" w:w="70"/>
               <w:left w:type="dxa" w:w="120"/>
@@ -2367,9 +2412,9 @@
                 <w:rFonts w:ascii="Calibri" w:cs="Calibri" w:eastAsia="Calibri" w:hAnsi="Calibri"/>
                 <w:b/>
                 <w:bCs/>
-                <w:color w:val="233139"/>
-                <w:sz w:val="20"/>
-                <w:szCs w:val="20"/>
+                <w:color w:val="23423C"/>
+                <w:sz w:val="22"/>
+                <w:szCs w:val="22"/>
               </w:rPr>
               <w:t xml:space="preserve">Raum</w:t>
             </w:r>
@@ -2378,7 +2423,7 @@
         <w:tc>
           <w:tcPr>
             <w:tcW w:type="dxa" w:w="7160"/>
-            <w:shd w:fill="F1F5F3" w:color="auto" w:val="clear"/>
+            <w:shd w:fill="F1F8F4" w:color="auto" w:val="clear"/>
             <w:tcMar>
               <w:top w:type="dxa" w:w="70"/>
               <w:left w:type="dxa" w:w="120"/>
@@ -2395,9 +2440,9 @@
                 <w:rFonts w:ascii="Calibri" w:cs="Calibri" w:eastAsia="Calibri" w:hAnsi="Calibri"/>
                 <w:b w:val="false"/>
                 <w:bCs w:val="false"/>
-                <w:color w:val="233139"/>
-                <w:sz w:val="20"/>
-                <w:szCs w:val="20"/>
+                <w:color w:val="23423C"/>
+                <w:sz w:val="22"/>
+                <w:szCs w:val="22"/>
               </w:rPr>
               <w:t xml:space="preserve">Stuhlkreis oder Inseln von 3–4 Personen; Beamer/Leinwand; Flipchart/Pinnwand; ausreichend Platz für Kleingruppen.</w:t>
             </w:r>
@@ -2425,9 +2470,9 @@
                 <w:rFonts w:ascii="Calibri" w:cs="Calibri" w:eastAsia="Calibri" w:hAnsi="Calibri"/>
                 <w:b/>
                 <w:bCs/>
-                <w:color w:val="233139"/>
-                <w:sz w:val="20"/>
-                <w:szCs w:val="20"/>
+                <w:color w:val="23423C"/>
+                <w:sz w:val="22"/>
+                <w:szCs w:val="22"/>
               </w:rPr>
               <w:t xml:space="preserve">Stimmung</w:t>
             </w:r>
@@ -2453,9 +2498,9 @@
                 <w:rFonts w:ascii="Calibri" w:cs="Calibri" w:eastAsia="Calibri" w:hAnsi="Calibri"/>
                 <w:b w:val="false"/>
                 <w:bCs w:val="false"/>
-                <w:color w:val="233139"/>
-                <w:sz w:val="20"/>
-                <w:szCs w:val="20"/>
+                <w:color w:val="23423C"/>
+                <w:sz w:val="22"/>
+                <w:szCs w:val="22"/>
               </w:rPr>
               <w:t xml:space="preserve">Ruhig, warm, sicher. Gedämpftes Licht, evtl. leise Musik in Übungsphasen. Handys leise.</w:t>
             </w:r>
@@ -2483,9 +2528,9 @@
       <w:r>
         <w:rPr>
           <w:rFonts w:ascii="Calibri" w:cs="Calibri" w:eastAsia="Calibri" w:hAnsi="Calibri"/>
-          <w:color w:val="233139"/>
-          <w:sz w:val="21"/>
-          <w:szCs w:val="21"/>
+          <w:color w:val="23423C"/>
+          <w:sz w:val="23"/>
+          <w:szCs w:val="23"/>
         </w:rPr>
         <w:t xml:space="preserve">Beamer, Laptop, Foliensatz getestet (Sprechernotizen-Ansicht aktiviert)</w:t>
       </w:r>
@@ -2502,9 +2547,9 @@
       <w:r>
         <w:rPr>
           <w:rFonts w:ascii="Calibri" w:cs="Calibri" w:eastAsia="Calibri" w:hAnsi="Calibri"/>
-          <w:color w:val="233139"/>
-          <w:sz w:val="21"/>
-          <w:szCs w:val="21"/>
+          <w:color w:val="23423C"/>
+          <w:sz w:val="23"/>
+          <w:szCs w:val="23"/>
         </w:rPr>
         <w:t xml:space="preserve">Flipchart / Pinnwand + Marker + Moderationskarten (für Erwartungen &amp; Mythen)</w:t>
       </w:r>
@@ -2521,9 +2566,9 @@
       <w:r>
         <w:rPr>
           <w:rFonts w:ascii="Calibri" w:cs="Calibri" w:eastAsia="Calibri" w:hAnsi="Calibri"/>
-          <w:color w:val="233139"/>
-          <w:sz w:val="21"/>
-          <w:szCs w:val="21"/>
+          <w:color w:val="23423C"/>
+          <w:sz w:val="23"/>
+          <w:szCs w:val="23"/>
         </w:rPr>
         <w:t xml:space="preserve">Ausgedruckte Kopiervorlagen (Arbeitsblätter) in ausreichender Zahl:</w:t>
       </w:r>
@@ -2540,9 +2585,9 @@
       <w:r>
         <w:rPr>
           <w:rFonts w:ascii="Calibri" w:cs="Calibri" w:eastAsia="Calibri" w:hAnsi="Calibri"/>
-          <w:color w:val="233139"/>
-          <w:sz w:val="21"/>
-          <w:szCs w:val="21"/>
+          <w:color w:val="23423C"/>
+          <w:sz w:val="23"/>
+          <w:szCs w:val="23"/>
         </w:rPr>
         <w:t xml:space="preserve">„Ein Tag mit Depression“ · Situationskarten Rollenspiel · Beobachtungsbogen · Fallbeispiele · Ampelbogen · Reflexionsbogen · Anlaufstellen-Handout</w:t>
       </w:r>
@@ -2559,9 +2604,9 @@
       <w:r>
         <w:rPr>
           <w:rFonts w:ascii="Calibri" w:cs="Calibri" w:eastAsia="Calibri" w:hAnsi="Calibri"/>
-          <w:color w:val="233139"/>
-          <w:sz w:val="21"/>
-          <w:szCs w:val="21"/>
+          <w:color w:val="23423C"/>
+          <w:sz w:val="23"/>
+          <w:szCs w:val="23"/>
         </w:rPr>
         <w:t xml:space="preserve">Stifte für alle Teilnehmenden</w:t>
       </w:r>
@@ -2578,9 +2623,9 @@
       <w:r>
         <w:rPr>
           <w:rFonts w:ascii="Calibri" w:cs="Calibri" w:eastAsia="Calibri" w:hAnsi="Calibri"/>
-          <w:color w:val="233139"/>
-          <w:sz w:val="21"/>
-          <w:szCs w:val="21"/>
+          <w:color w:val="23423C"/>
+          <w:sz w:val="23"/>
+          <w:szCs w:val="23"/>
         </w:rPr>
         <w:t xml:space="preserve">Taschentücher (unaufdringlich bereitstellen)</w:t>
       </w:r>
@@ -2597,9 +2642,9 @@
       <w:r>
         <w:rPr>
           <w:rFonts w:ascii="Calibri" w:cs="Calibri" w:eastAsia="Calibri" w:hAnsi="Calibri"/>
-          <w:color w:val="233139"/>
-          <w:sz w:val="21"/>
-          <w:szCs w:val="21"/>
+          <w:color w:val="23423C"/>
+          <w:sz w:val="23"/>
+          <w:szCs w:val="23"/>
         </w:rPr>
         <w:t xml:space="preserve">Anlaufstellen sichtbar aushängen (Notrufnummern)</w:t>
       </w:r>
@@ -2616,9 +2661,9 @@
       <w:r>
         <w:rPr>
           <w:rFonts w:ascii="Calibri" w:cs="Calibri" w:eastAsia="Calibri" w:hAnsi="Calibri"/>
-          <w:color w:val="233139"/>
-          <w:sz w:val="21"/>
-          <w:szCs w:val="21"/>
+          <w:color w:val="23423C"/>
+          <w:sz w:val="23"/>
+          <w:szCs w:val="23"/>
         </w:rPr>
         <w:t xml:space="preserve">Wasser für Referent und Gruppe</w:t>
       </w:r>
@@ -2643,9 +2688,9 @@
       <w:r>
         <w:rPr>
           <w:rFonts w:ascii="Calibri" w:cs="Calibri" w:eastAsia="Calibri" w:hAnsi="Calibri"/>
-          <w:color w:val="233139"/>
-          <w:sz w:val="21"/>
-          <w:szCs w:val="21"/>
+          <w:color w:val="23423C"/>
+          <w:sz w:val="23"/>
+          <w:szCs w:val="23"/>
         </w:rPr>
         <w:t xml:space="preserve">Richtwerte für ~4 Stunden. Zeiten flexibel an Gruppengröße und Gesprächsbedarf anpassen.</w:t>
       </w:r>
@@ -2654,12 +2699,12 @@
       <w:tblPr>
         <w:tblW w:type="dxa" w:w="8560"/>
         <w:tblBorders>
-          <w:top w:val="single" w:color="DCE6E3" w:sz="2"/>
-          <w:left w:val="single" w:color="DCE6E3" w:sz="2"/>
-          <w:bottom w:val="single" w:color="DCE6E3" w:sz="2"/>
-          <w:right w:val="single" w:color="DCE6E3" w:sz="2"/>
-          <w:insideH w:val="single" w:color="DCE6E3" w:sz="2"/>
-          <w:insideV w:val="single" w:color="DCE6E3" w:sz="2"/>
+          <w:top w:val="single" w:color="D9E9E1" w:sz="2"/>
+          <w:left w:val="single" w:color="D9E9E1" w:sz="2"/>
+          <w:bottom w:val="single" w:color="D9E9E1" w:sz="2"/>
+          <w:right w:val="single" w:color="D9E9E1" w:sz="2"/>
+          <w:insideH w:val="single" w:color="D9E9E1" w:sz="2"/>
+          <w:insideV w:val="single" w:color="D9E9E1" w:sz="2"/>
         </w:tblBorders>
       </w:tblPr>
       <w:tblGrid>
@@ -2675,7 +2720,7 @@
         <w:tc>
           <w:tcPr>
             <w:tcW w:type="dxa" w:w="900"/>
-            <w:shd w:fill="2E4A52" w:color="auto" w:val="clear"/>
+            <w:shd w:fill="2C7A6B" w:color="auto" w:val="clear"/>
             <w:tcMar>
               <w:top w:type="dxa" w:w="80"/>
               <w:left w:type="dxa" w:w="120"/>
@@ -2693,8 +2738,8 @@
                 <w:b/>
                 <w:bCs/>
                 <w:color w:val="FFFFFF"/>
-                <w:sz w:val="20"/>
-                <w:szCs w:val="20"/>
+                <w:sz w:val="21"/>
+                <w:szCs w:val="21"/>
               </w:rPr>
               <w:t xml:space="preserve">Zeit</w:t>
             </w:r>
@@ -2703,7 +2748,7 @@
         <w:tc>
           <w:tcPr>
             <w:tcW w:type="dxa" w:w="2600"/>
-            <w:shd w:fill="2E4A52" w:color="auto" w:val="clear"/>
+            <w:shd w:fill="2C7A6B" w:color="auto" w:val="clear"/>
             <w:tcMar>
               <w:top w:type="dxa" w:w="80"/>
               <w:left w:type="dxa" w:w="120"/>
@@ -2721,8 +2766,8 @@
                 <w:b/>
                 <w:bCs/>
                 <w:color w:val="FFFFFF"/>
-                <w:sz w:val="20"/>
-                <w:szCs w:val="20"/>
+                <w:sz w:val="21"/>
+                <w:szCs w:val="21"/>
               </w:rPr>
               <w:t xml:space="preserve">Modul</w:t>
             </w:r>
@@ -2731,7 +2776,7 @@
         <w:tc>
           <w:tcPr>
             <w:tcW w:type="dxa" w:w="4160"/>
-            <w:shd w:fill="2E4A52" w:color="auto" w:val="clear"/>
+            <w:shd w:fill="2C7A6B" w:color="auto" w:val="clear"/>
             <w:tcMar>
               <w:top w:type="dxa" w:w="80"/>
               <w:left w:type="dxa" w:w="120"/>
@@ -2749,8 +2794,8 @@
                 <w:b/>
                 <w:bCs/>
                 <w:color w:val="FFFFFF"/>
-                <w:sz w:val="20"/>
-                <w:szCs w:val="20"/>
+                <w:sz w:val="21"/>
+                <w:szCs w:val="21"/>
               </w:rPr>
               <w:t xml:space="preserve">Inhalt</w:t>
             </w:r>
@@ -2759,7 +2804,7 @@
         <w:tc>
           <w:tcPr>
             <w:tcW w:type="dxa" w:w="900"/>
-            <w:shd w:fill="2E4A52" w:color="auto" w:val="clear"/>
+            <w:shd w:fill="2C7A6B" w:color="auto" w:val="clear"/>
             <w:tcMar>
               <w:top w:type="dxa" w:w="80"/>
               <w:left w:type="dxa" w:w="120"/>
@@ -2777,8 +2822,8 @@
                 <w:b/>
                 <w:bCs/>
                 <w:color w:val="FFFFFF"/>
-                <w:sz w:val="20"/>
-                <w:szCs w:val="20"/>
+                <w:sz w:val="21"/>
+                <w:szCs w:val="21"/>
               </w:rPr>
               <w:t xml:space="preserve">Folien</w:t>
             </w:r>
@@ -2806,9 +2851,9 @@
                 <w:rFonts w:ascii="Calibri" w:cs="Calibri" w:eastAsia="Calibri" w:hAnsi="Calibri"/>
                 <w:b/>
                 <w:bCs/>
-                <w:color w:val="233139"/>
-                <w:sz w:val="20"/>
-                <w:szCs w:val="20"/>
+                <w:color w:val="23423C"/>
+                <w:sz w:val="22"/>
+                <w:szCs w:val="22"/>
               </w:rPr>
               <w:t xml:space="preserve">0:00</w:t>
             </w:r>
@@ -2834,9 +2879,9 @@
                 <w:rFonts w:ascii="Calibri" w:cs="Calibri" w:eastAsia="Calibri" w:hAnsi="Calibri"/>
                 <w:b w:val="false"/>
                 <w:bCs w:val="false"/>
-                <w:color w:val="233139"/>
-                <w:sz w:val="20"/>
-                <w:szCs w:val="20"/>
+                <w:color w:val="23423C"/>
+                <w:sz w:val="22"/>
+                <w:szCs w:val="22"/>
               </w:rPr>
               <w:t xml:space="preserve">1 · Begrüßung &amp; Einstieg (15')</w:t>
             </w:r>
@@ -2862,9 +2907,9 @@
                 <w:rFonts w:ascii="Calibri" w:cs="Calibri" w:eastAsia="Calibri" w:hAnsi="Calibri"/>
                 <w:b w:val="false"/>
                 <w:bCs w:val="false"/>
-                <w:color w:val="233139"/>
-                <w:sz w:val="20"/>
-                <w:szCs w:val="20"/>
+                <w:color w:val="23423C"/>
+                <w:sz w:val="22"/>
+                <w:szCs w:val="22"/>
               </w:rPr>
               <w:t xml:space="preserve">Vorstellung, Warum, Erwartungen, Gruppenvereinbarung</w:t>
             </w:r>
@@ -2890,9 +2935,9 @@
                 <w:rFonts w:ascii="Calibri" w:cs="Calibri" w:eastAsia="Calibri" w:hAnsi="Calibri"/>
                 <w:b w:val="false"/>
                 <w:bCs w:val="false"/>
-                <w:color w:val="233139"/>
-                <w:sz w:val="20"/>
-                <w:szCs w:val="20"/>
+                <w:color w:val="23423C"/>
+                <w:sz w:val="22"/>
+                <w:szCs w:val="22"/>
               </w:rPr>
               <w:t xml:space="preserve">1–7</w:t>
             </w:r>
@@ -2903,7 +2948,7 @@
         <w:tc>
           <w:tcPr>
             <w:tcW w:type="dxa" w:w="900"/>
-            <w:shd w:fill="F1F5F3" w:color="auto" w:val="clear"/>
+            <w:shd w:fill="F1F8F4" w:color="auto" w:val="clear"/>
             <w:tcMar>
               <w:top w:type="dxa" w:w="70"/>
               <w:left w:type="dxa" w:w="120"/>
@@ -2920,9 +2965,9 @@
                 <w:rFonts w:ascii="Calibri" w:cs="Calibri" w:eastAsia="Calibri" w:hAnsi="Calibri"/>
                 <w:b/>
                 <w:bCs/>
-                <w:color w:val="233139"/>
-                <w:sz w:val="20"/>
-                <w:szCs w:val="20"/>
+                <w:color w:val="23423C"/>
+                <w:sz w:val="22"/>
+                <w:szCs w:val="22"/>
               </w:rPr>
               <w:t xml:space="preserve">0:15</w:t>
             </w:r>
@@ -2931,7 +2976,7 @@
         <w:tc>
           <w:tcPr>
             <w:tcW w:type="dxa" w:w="2600"/>
-            <w:shd w:fill="F1F5F3" w:color="auto" w:val="clear"/>
+            <w:shd w:fill="F1F8F4" w:color="auto" w:val="clear"/>
             <w:tcMar>
               <w:top w:type="dxa" w:w="70"/>
               <w:left w:type="dxa" w:w="120"/>
@@ -2948,9 +2993,9 @@
                 <w:rFonts w:ascii="Calibri" w:cs="Calibri" w:eastAsia="Calibri" w:hAnsi="Calibri"/>
                 <w:b w:val="false"/>
                 <w:bCs w:val="false"/>
-                <w:color w:val="233139"/>
-                <w:sz w:val="20"/>
-                <w:szCs w:val="20"/>
+                <w:color w:val="23423C"/>
+                <w:sz w:val="22"/>
+                <w:szCs w:val="22"/>
               </w:rPr>
               <w:t xml:space="preserve">2 · Was sind psychische Erkrankungen? (30')</w:t>
             </w:r>
@@ -2959,7 +3004,7 @@
         <w:tc>
           <w:tcPr>
             <w:tcW w:type="dxa" w:w="4160"/>
-            <w:shd w:fill="F1F5F3" w:color="auto" w:val="clear"/>
+            <w:shd w:fill="F1F8F4" w:color="auto" w:val="clear"/>
             <w:tcMar>
               <w:top w:type="dxa" w:w="70"/>
               <w:left w:type="dxa" w:w="120"/>
@@ -2976,9 +3021,9 @@
                 <w:rFonts w:ascii="Calibri" w:cs="Calibri" w:eastAsia="Calibri" w:hAnsi="Calibri"/>
                 <w:b w:val="false"/>
                 <w:bCs w:val="false"/>
-                <w:color w:val="233139"/>
-                <w:sz w:val="20"/>
-                <w:szCs w:val="20"/>
+                <w:color w:val="23423C"/>
+                <w:sz w:val="22"/>
+                <w:szCs w:val="22"/>
               </w:rPr>
               <w:t xml:space="preserve">Häufigkeit, Stress–Krise–Erkrankung, 5 Erkrankungen</w:t>
             </w:r>
@@ -2987,7 +3032,7 @@
         <w:tc>
           <w:tcPr>
             <w:tcW w:type="dxa" w:w="900"/>
-            <w:shd w:fill="F1F5F3" w:color="auto" w:val="clear"/>
+            <w:shd w:fill="F1F8F4" w:color="auto" w:val="clear"/>
             <w:tcMar>
               <w:top w:type="dxa" w:w="70"/>
               <w:left w:type="dxa" w:w="120"/>
@@ -3004,9 +3049,9 @@
                 <w:rFonts w:ascii="Calibri" w:cs="Calibri" w:eastAsia="Calibri" w:hAnsi="Calibri"/>
                 <w:b w:val="false"/>
                 <w:bCs w:val="false"/>
-                <w:color w:val="233139"/>
-                <w:sz w:val="20"/>
-                <w:szCs w:val="20"/>
+                <w:color w:val="23423C"/>
+                <w:sz w:val="22"/>
+                <w:szCs w:val="22"/>
               </w:rPr>
               <w:t xml:space="preserve">8–15</w:t>
             </w:r>
@@ -3034,9 +3079,9 @@
                 <w:rFonts w:ascii="Calibri" w:cs="Calibri" w:eastAsia="Calibri" w:hAnsi="Calibri"/>
                 <w:b/>
                 <w:bCs/>
-                <w:color w:val="233139"/>
-                <w:sz w:val="20"/>
-                <w:szCs w:val="20"/>
+                <w:color w:val="23423C"/>
+                <w:sz w:val="22"/>
+                <w:szCs w:val="22"/>
               </w:rPr>
               <w:t xml:space="preserve">0:45</w:t>
             </w:r>
@@ -3062,9 +3107,9 @@
                 <w:rFonts w:ascii="Calibri" w:cs="Calibri" w:eastAsia="Calibri" w:hAnsi="Calibri"/>
                 <w:b w:val="false"/>
                 <w:bCs w:val="false"/>
-                <w:color w:val="233139"/>
-                <w:sz w:val="20"/>
-                <w:szCs w:val="20"/>
+                <w:color w:val="23423C"/>
+                <w:sz w:val="22"/>
+                <w:szCs w:val="22"/>
               </w:rPr>
               <w:t xml:space="preserve">3 · Wie fühlt sich das an? (45')</w:t>
             </w:r>
@@ -3090,9 +3135,9 @@
                 <w:rFonts w:ascii="Calibri" w:cs="Calibri" w:eastAsia="Calibri" w:hAnsi="Calibri"/>
                 <w:b w:val="false"/>
                 <w:bCs w:val="false"/>
-                <w:color w:val="233139"/>
-                <w:sz w:val="20"/>
-                <w:szCs w:val="20"/>
+                <w:color w:val="23423C"/>
+                <w:sz w:val="22"/>
+                <w:szCs w:val="22"/>
               </w:rPr>
               <w:t xml:space="preserve">Metaphern, Masking, „positiv denken“, Übung Perspektivwechsel</w:t>
             </w:r>
@@ -3118,9 +3163,9 @@
                 <w:rFonts w:ascii="Calibri" w:cs="Calibri" w:eastAsia="Calibri" w:hAnsi="Calibri"/>
                 <w:b w:val="false"/>
                 <w:bCs w:val="false"/>
-                <w:color w:val="233139"/>
-                <w:sz w:val="20"/>
-                <w:szCs w:val="20"/>
+                <w:color w:val="23423C"/>
+                <w:sz w:val="22"/>
+                <w:szCs w:val="22"/>
               </w:rPr>
               <w:t xml:space="preserve">16–24</w:t>
             </w:r>
@@ -3131,7 +3176,7 @@
         <w:tc>
           <w:tcPr>
             <w:tcW w:type="dxa" w:w="900"/>
-            <w:shd w:fill="F1F5F3" w:color="auto" w:val="clear"/>
+            <w:shd w:fill="F1F8F4" w:color="auto" w:val="clear"/>
             <w:tcMar>
               <w:top w:type="dxa" w:w="70"/>
               <w:left w:type="dxa" w:w="120"/>
@@ -3148,9 +3193,9 @@
                 <w:rFonts w:ascii="Calibri" w:cs="Calibri" w:eastAsia="Calibri" w:hAnsi="Calibri"/>
                 <w:b/>
                 <w:bCs/>
-                <w:color w:val="233139"/>
-                <w:sz w:val="20"/>
-                <w:szCs w:val="20"/>
+                <w:color w:val="23423C"/>
+                <w:sz w:val="22"/>
+                <w:szCs w:val="22"/>
               </w:rPr>
               <w:t xml:space="preserve">1:30</w:t>
             </w:r>
@@ -3159,7 +3204,7 @@
         <w:tc>
           <w:tcPr>
             <w:tcW w:type="dxa" w:w="2600"/>
-            <w:shd w:fill="F1F5F3" w:color="auto" w:val="clear"/>
+            <w:shd w:fill="F1F8F4" w:color="auto" w:val="clear"/>
             <w:tcMar>
               <w:top w:type="dxa" w:w="70"/>
               <w:left w:type="dxa" w:w="120"/>
@@ -3176,9 +3221,9 @@
                 <w:rFonts w:ascii="Calibri" w:cs="Calibri" w:eastAsia="Calibri" w:hAnsi="Calibri"/>
                 <w:b w:val="false"/>
                 <w:bCs w:val="false"/>
-                <w:color w:val="233139"/>
-                <w:sz w:val="20"/>
-                <w:szCs w:val="20"/>
+                <w:color w:val="23423C"/>
+                <w:sz w:val="22"/>
+                <w:szCs w:val="22"/>
               </w:rPr>
               <w:t xml:space="preserve">Pause (15')</w:t>
             </w:r>
@@ -3187,7 +3232,7 @@
         <w:tc>
           <w:tcPr>
             <w:tcW w:type="dxa" w:w="4160"/>
-            <w:shd w:fill="F1F5F3" w:color="auto" w:val="clear"/>
+            <w:shd w:fill="F1F8F4" w:color="auto" w:val="clear"/>
             <w:tcMar>
               <w:top w:type="dxa" w:w="70"/>
               <w:left w:type="dxa" w:w="120"/>
@@ -3204,9 +3249,9 @@
                 <w:rFonts w:ascii="Calibri" w:cs="Calibri" w:eastAsia="Calibri" w:hAnsi="Calibri"/>
                 <w:b w:val="false"/>
                 <w:bCs w:val="false"/>
-                <w:color w:val="233139"/>
-                <w:sz w:val="20"/>
-                <w:szCs w:val="20"/>
+                <w:color w:val="23423C"/>
+                <w:sz w:val="22"/>
+                <w:szCs w:val="22"/>
               </w:rPr>
               <w:t xml:space="preserve">Durchatmen</w:t>
             </w:r>
@@ -3215,7 +3260,7 @@
         <w:tc>
           <w:tcPr>
             <w:tcW w:type="dxa" w:w="900"/>
-            <w:shd w:fill="F1F5F3" w:color="auto" w:val="clear"/>
+            <w:shd w:fill="F1F8F4" w:color="auto" w:val="clear"/>
             <w:tcMar>
               <w:top w:type="dxa" w:w="70"/>
               <w:left w:type="dxa" w:w="120"/>
@@ -3232,9 +3277,9 @@
                 <w:rFonts w:ascii="Calibri" w:cs="Calibri" w:eastAsia="Calibri" w:hAnsi="Calibri"/>
                 <w:b w:val="false"/>
                 <w:bCs w:val="false"/>
-                <w:color w:val="233139"/>
-                <w:sz w:val="20"/>
-                <w:szCs w:val="20"/>
+                <w:color w:val="23423C"/>
+                <w:sz w:val="22"/>
+                <w:szCs w:val="22"/>
               </w:rPr>
               <w:t xml:space="preserve">25</w:t>
             </w:r>
@@ -3262,9 +3307,9 @@
                 <w:rFonts w:ascii="Calibri" w:cs="Calibri" w:eastAsia="Calibri" w:hAnsi="Calibri"/>
                 <w:b/>
                 <w:bCs/>
-                <w:color w:val="233139"/>
-                <w:sz w:val="20"/>
-                <w:szCs w:val="20"/>
+                <w:color w:val="23423C"/>
+                <w:sz w:val="22"/>
+                <w:szCs w:val="22"/>
               </w:rPr>
               <w:t xml:space="preserve">1:45</w:t>
             </w:r>
@@ -3290,9 +3335,9 @@
                 <w:rFonts w:ascii="Calibri" w:cs="Calibri" w:eastAsia="Calibri" w:hAnsi="Calibri"/>
                 <w:b w:val="false"/>
                 <w:bCs w:val="false"/>
-                <w:color w:val="233139"/>
-                <w:sz w:val="20"/>
-                <w:szCs w:val="20"/>
+                <w:color w:val="23423C"/>
+                <w:sz w:val="22"/>
+                <w:szCs w:val="22"/>
               </w:rPr>
               <w:t xml:space="preserve">4 · Umgang mit Betroffenen (45')</w:t>
             </w:r>
@@ -3318,9 +3363,9 @@
                 <w:rFonts w:ascii="Calibri" w:cs="Calibri" w:eastAsia="Calibri" w:hAnsi="Calibri"/>
                 <w:b w:val="false"/>
                 <w:bCs w:val="false"/>
-                <w:color w:val="233139"/>
-                <w:sz w:val="20"/>
-                <w:szCs w:val="20"/>
+                <w:color w:val="23423C"/>
+                <w:sz w:val="22"/>
+                <w:szCs w:val="22"/>
               </w:rPr>
               <w:t xml:space="preserve">Do’s &amp; Don’ts, Sprache, aktives Zuhören, Grenzen, Rollenspiel</w:t>
             </w:r>
@@ -3346,9 +3391,9 @@
                 <w:rFonts w:ascii="Calibri" w:cs="Calibri" w:eastAsia="Calibri" w:hAnsi="Calibri"/>
                 <w:b w:val="false"/>
                 <w:bCs w:val="false"/>
-                <w:color w:val="233139"/>
-                <w:sz w:val="20"/>
-                <w:szCs w:val="20"/>
+                <w:color w:val="23423C"/>
+                <w:sz w:val="22"/>
+                <w:szCs w:val="22"/>
               </w:rPr>
               <w:t xml:space="preserve">26–32</w:t>
             </w:r>
@@ -3359,7 +3404,7 @@
         <w:tc>
           <w:tcPr>
             <w:tcW w:type="dxa" w:w="900"/>
-            <w:shd w:fill="F1F5F3" w:color="auto" w:val="clear"/>
+            <w:shd w:fill="F1F8F4" w:color="auto" w:val="clear"/>
             <w:tcMar>
               <w:top w:type="dxa" w:w="70"/>
               <w:left w:type="dxa" w:w="120"/>
@@ -3376,9 +3421,9 @@
                 <w:rFonts w:ascii="Calibri" w:cs="Calibri" w:eastAsia="Calibri" w:hAnsi="Calibri"/>
                 <w:b/>
                 <w:bCs/>
-                <w:color w:val="233139"/>
-                <w:sz w:val="20"/>
-                <w:szCs w:val="20"/>
+                <w:color w:val="23423C"/>
+                <w:sz w:val="22"/>
+                <w:szCs w:val="22"/>
               </w:rPr>
               <w:t xml:space="preserve">2:30</w:t>
             </w:r>
@@ -3387,7 +3432,7 @@
         <w:tc>
           <w:tcPr>
             <w:tcW w:type="dxa" w:w="2600"/>
-            <w:shd w:fill="F1F5F3" w:color="auto" w:val="clear"/>
+            <w:shd w:fill="F1F8F4" w:color="auto" w:val="clear"/>
             <w:tcMar>
               <w:top w:type="dxa" w:w="70"/>
               <w:left w:type="dxa" w:w="120"/>
@@ -3404,9 +3449,9 @@
                 <w:rFonts w:ascii="Calibri" w:cs="Calibri" w:eastAsia="Calibri" w:hAnsi="Calibri"/>
                 <w:b w:val="false"/>
                 <w:bCs w:val="false"/>
-                <w:color w:val="233139"/>
-                <w:sz w:val="20"/>
-                <w:szCs w:val="20"/>
+                <w:color w:val="23423C"/>
+                <w:sz w:val="22"/>
+                <w:szCs w:val="22"/>
               </w:rPr>
               <w:t xml:space="preserve">5 · Mythen &amp; Fakten (20')</w:t>
             </w:r>
@@ -3415,7 +3460,7 @@
         <w:tc>
           <w:tcPr>
             <w:tcW w:type="dxa" w:w="4160"/>
-            <w:shd w:fill="F1F5F3" w:color="auto" w:val="clear"/>
+            <w:shd w:fill="F1F8F4" w:color="auto" w:val="clear"/>
             <w:tcMar>
               <w:top w:type="dxa" w:w="70"/>
               <w:left w:type="dxa" w:w="120"/>
@@ -3432,9 +3477,9 @@
                 <w:rFonts w:ascii="Calibri" w:cs="Calibri" w:eastAsia="Calibri" w:hAnsi="Calibri"/>
                 <w:b w:val="false"/>
                 <w:bCs w:val="false"/>
-                <w:color w:val="233139"/>
-                <w:sz w:val="20"/>
-                <w:szCs w:val="20"/>
+                <w:color w:val="23423C"/>
+                <w:sz w:val="22"/>
+                <w:szCs w:val="22"/>
               </w:rPr>
               <w:t xml:space="preserve">Mythos oder Wahrheit? – Diskussion</w:t>
             </w:r>
@@ -3443,7 +3488,7 @@
         <w:tc>
           <w:tcPr>
             <w:tcW w:type="dxa" w:w="900"/>
-            <w:shd w:fill="F1F5F3" w:color="auto" w:val="clear"/>
+            <w:shd w:fill="F1F8F4" w:color="auto" w:val="clear"/>
             <w:tcMar>
               <w:top w:type="dxa" w:w="70"/>
               <w:left w:type="dxa" w:w="120"/>
@@ -3460,9 +3505,9 @@
                 <w:rFonts w:ascii="Calibri" w:cs="Calibri" w:eastAsia="Calibri" w:hAnsi="Calibri"/>
                 <w:b w:val="false"/>
                 <w:bCs w:val="false"/>
-                <w:color w:val="233139"/>
-                <w:sz w:val="20"/>
-                <w:szCs w:val="20"/>
+                <w:color w:val="23423C"/>
+                <w:sz w:val="22"/>
+                <w:szCs w:val="22"/>
               </w:rPr>
               <w:t xml:space="preserve">33–34</w:t>
             </w:r>
@@ -3490,9 +3535,9 @@
                 <w:rFonts w:ascii="Calibri" w:cs="Calibri" w:eastAsia="Calibri" w:hAnsi="Calibri"/>
                 <w:b/>
                 <w:bCs/>
-                <w:color w:val="233139"/>
-                <w:sz w:val="20"/>
-                <w:szCs w:val="20"/>
+                <w:color w:val="23423C"/>
+                <w:sz w:val="22"/>
+                <w:szCs w:val="22"/>
               </w:rPr>
               <w:t xml:space="preserve">2:50</w:t>
             </w:r>
@@ -3518,9 +3563,9 @@
                 <w:rFonts w:ascii="Calibri" w:cs="Calibri" w:eastAsia="Calibri" w:hAnsi="Calibri"/>
                 <w:b w:val="false"/>
                 <w:bCs w:val="false"/>
-                <w:color w:val="233139"/>
-                <w:sz w:val="20"/>
-                <w:szCs w:val="20"/>
+                <w:color w:val="23423C"/>
+                <w:sz w:val="22"/>
+                <w:szCs w:val="22"/>
               </w:rPr>
               <w:t xml:space="preserve">6 · Hilfe &amp; Hoffnung (20')</w:t>
             </w:r>
@@ -3546,11 +3591,11 @@
                 <w:rFonts w:ascii="Calibri" w:cs="Calibri" w:eastAsia="Calibri" w:hAnsi="Calibri"/>
                 <w:b w:val="false"/>
                 <w:bCs w:val="false"/>
-                <w:color w:val="233139"/>
-                <w:sz w:val="20"/>
-                <w:szCs w:val="20"/>
-              </w:rPr>
-              <w:t xml:space="preserve">Behandlungswege, persönliche Hoffnungsbotschaft</w:t>
+                <w:color w:val="23423C"/>
+                <w:sz w:val="22"/>
+                <w:szCs w:val="22"/>
+              </w:rPr>
+              <w:t xml:space="preserve">Behandlungswege, Fachleute als Verbündete, Hoffnungsbotschaft</w:t>
             </w:r>
           </w:p>
         </w:tc>
@@ -3574,11 +3619,11 @@
                 <w:rFonts w:ascii="Calibri" w:cs="Calibri" w:eastAsia="Calibri" w:hAnsi="Calibri"/>
                 <w:b w:val="false"/>
                 <w:bCs w:val="false"/>
-                <w:color w:val="233139"/>
-                <w:sz w:val="20"/>
-                <w:szCs w:val="20"/>
-              </w:rPr>
-              <w:t xml:space="preserve">35–36</w:t>
+                <w:color w:val="23423C"/>
+                <w:sz w:val="22"/>
+                <w:szCs w:val="22"/>
+              </w:rPr>
+              <w:t xml:space="preserve">35–37</w:t>
             </w:r>
           </w:p>
         </w:tc>
@@ -3587,7 +3632,7 @@
         <w:tc>
           <w:tcPr>
             <w:tcW w:type="dxa" w:w="900"/>
-            <w:shd w:fill="F1F5F3" w:color="auto" w:val="clear"/>
+            <w:shd w:fill="F1F8F4" w:color="auto" w:val="clear"/>
             <w:tcMar>
               <w:top w:type="dxa" w:w="70"/>
               <w:left w:type="dxa" w:w="120"/>
@@ -3604,9 +3649,9 @@
                 <w:rFonts w:ascii="Calibri" w:cs="Calibri" w:eastAsia="Calibri" w:hAnsi="Calibri"/>
                 <w:b/>
                 <w:bCs/>
-                <w:color w:val="233139"/>
-                <w:sz w:val="20"/>
-                <w:szCs w:val="20"/>
+                <w:color w:val="23423C"/>
+                <w:sz w:val="22"/>
+                <w:szCs w:val="22"/>
               </w:rPr>
               <w:t xml:space="preserve">3:10</w:t>
             </w:r>
@@ -3615,7 +3660,7 @@
         <w:tc>
           <w:tcPr>
             <w:tcW w:type="dxa" w:w="2600"/>
-            <w:shd w:fill="F1F5F3" w:color="auto" w:val="clear"/>
+            <w:shd w:fill="F1F8F4" w:color="auto" w:val="clear"/>
             <w:tcMar>
               <w:top w:type="dxa" w:w="70"/>
               <w:left w:type="dxa" w:w="120"/>
@@ -3632,9 +3677,9 @@
                 <w:rFonts w:ascii="Calibri" w:cs="Calibri" w:eastAsia="Calibri" w:hAnsi="Calibri"/>
                 <w:b w:val="false"/>
                 <w:bCs w:val="false"/>
-                <w:color w:val="233139"/>
-                <w:sz w:val="20"/>
-                <w:szCs w:val="20"/>
+                <w:color w:val="23423C"/>
+                <w:sz w:val="22"/>
+                <w:szCs w:val="22"/>
               </w:rPr>
               <w:t xml:space="preserve">Abschluss (10'+)</w:t>
             </w:r>
@@ -3643,7 +3688,7 @@
         <w:tc>
           <w:tcPr>
             <w:tcW w:type="dxa" w:w="4160"/>
-            <w:shd w:fill="F1F5F3" w:color="auto" w:val="clear"/>
+            <w:shd w:fill="F1F8F4" w:color="auto" w:val="clear"/>
             <w:tcMar>
               <w:top w:type="dxa" w:w="70"/>
               <w:left w:type="dxa" w:w="120"/>
@@ -3660,9 +3705,9 @@
                 <w:rFonts w:ascii="Calibri" w:cs="Calibri" w:eastAsia="Calibri" w:hAnsi="Calibri"/>
                 <w:b w:val="false"/>
                 <w:bCs w:val="false"/>
-                <w:color w:val="233139"/>
-                <w:sz w:val="20"/>
-                <w:szCs w:val="20"/>
+                <w:color w:val="23423C"/>
+                <w:sz w:val="22"/>
+                <w:szCs w:val="22"/>
               </w:rPr>
               <w:t xml:space="preserve">Erkenntnisse, Fragerunde, Anlaufstellen, Reflexionsbogen</w:t>
             </w:r>
@@ -3671,7 +3716,7 @@
         <w:tc>
           <w:tcPr>
             <w:tcW w:type="dxa" w:w="900"/>
-            <w:shd w:fill="F1F5F3" w:color="auto" w:val="clear"/>
+            <w:shd w:fill="F1F8F4" w:color="auto" w:val="clear"/>
             <w:tcMar>
               <w:top w:type="dxa" w:w="70"/>
               <w:left w:type="dxa" w:w="120"/>
@@ -3688,11 +3733,11 @@
                 <w:rFonts w:ascii="Calibri" w:cs="Calibri" w:eastAsia="Calibri" w:hAnsi="Calibri"/>
                 <w:b w:val="false"/>
                 <w:bCs w:val="false"/>
-                <w:color w:val="233139"/>
-                <w:sz w:val="20"/>
-                <w:szCs w:val="20"/>
-              </w:rPr>
-              <w:t xml:space="preserve">37–39</w:t>
+                <w:color w:val="23423C"/>
+                <w:sz w:val="22"/>
+                <w:szCs w:val="22"/>
+              </w:rPr>
+              <w:t xml:space="preserve">38–40</w:t>
             </w:r>
           </w:p>
         </w:tc>
@@ -3712,18 +3757,18 @@
           <w:rFonts w:ascii="Calibri" w:cs="Calibri" w:eastAsia="Calibri" w:hAnsi="Calibri"/>
           <w:b/>
           <w:bCs/>
-          <w:color w:val="2E4A52"/>
-          <w:sz w:val="21"/>
-          <w:szCs w:val="21"/>
+          <w:color w:val="2C7A6B"/>
+          <w:sz w:val="23"/>
+          <w:szCs w:val="23"/>
         </w:rPr>
         <w:t xml:space="preserve">Optionale Zusatzübungen </w:t>
       </w:r>
       <w:r>
         <w:rPr>
           <w:rFonts w:ascii="Calibri" w:cs="Calibri" w:eastAsia="Calibri" w:hAnsi="Calibri"/>
-          <w:color w:val="233139"/>
-          <w:sz w:val="21"/>
-          <w:szCs w:val="21"/>
+          <w:color w:val="23423C"/>
+          <w:sz w:val="23"/>
+          <w:szCs w:val="23"/>
         </w:rPr>
         <w:t xml:space="preserve">(bei längerem Format oder als Ersatz): Fallbeispiele in Kleingruppen (Modul 4), Körpersprache erkennen (Modul 3), Ampelübung (Abschluss). Alle Materialien liegen bei.</w:t>
       </w:r>
@@ -3748,9 +3793,9 @@
       <w:r>
         <w:rPr>
           <w:rFonts w:ascii="Calibri" w:cs="Calibri" w:eastAsia="Calibri" w:hAnsi="Calibri"/>
-          <w:color w:val="233139"/>
-          <w:sz w:val="21"/>
-          <w:szCs w:val="21"/>
+          <w:color w:val="23423C"/>
+          <w:sz w:val="23"/>
+          <w:szCs w:val="23"/>
         </w:rPr>
         <w:t xml:space="preserve">Zu jedem Modul finden Sie: Ziel, Dauer, Folienbezug, Ablauf mit Formulierungsvorschlägen (kursiv) und den Übergang zum nächsten Teil. Die kursiven Sätze sind Angebote – sprechen Sie in Ihren eigenen Worten.</w:t>
       </w:r>
@@ -3772,18 +3817,18 @@
           <w:rFonts w:ascii="Calibri" w:cs="Calibri" w:eastAsia="Calibri" w:hAnsi="Calibri"/>
           <w:b/>
           <w:bCs/>
-          <w:color w:val="233139"/>
-          <w:sz w:val="21"/>
-          <w:szCs w:val="21"/>
+          <w:color w:val="23423C"/>
+          <w:sz w:val="23"/>
+          <w:szCs w:val="23"/>
         </w:rPr>
         <w:t xml:space="preserve">Ziel: </w:t>
       </w:r>
       <w:r>
         <w:rPr>
           <w:rFonts w:ascii="Calibri" w:cs="Calibri" w:eastAsia="Calibri" w:hAnsi="Calibri"/>
-          <w:color w:val="233139"/>
-          <w:sz w:val="21"/>
-          <w:szCs w:val="21"/>
+          <w:color w:val="23423C"/>
+          <w:sz w:val="23"/>
+          <w:szCs w:val="23"/>
         </w:rPr>
         <w:t xml:space="preserve">Ankommen, Sicherheit und Vertrauen schaffen, Relevanz herstellen, Erwartungen abholen.</w:t>
       </w:r>
@@ -3810,18 +3855,18 @@
           <w:rFonts w:ascii="Calibri" w:cs="Calibri" w:eastAsia="Calibri" w:hAnsi="Calibri"/>
           <w:b/>
           <w:bCs/>
-          <w:color w:val="233139"/>
-          <w:sz w:val="21"/>
-          <w:szCs w:val="21"/>
+          <w:color w:val="23423C"/>
+          <w:sz w:val="23"/>
+          <w:szCs w:val="23"/>
         </w:rPr>
         <w:t xml:space="preserve">Begrüßung (Folie 1): </w:t>
       </w:r>
       <w:r>
         <w:rPr>
           <w:rFonts w:ascii="Calibri" w:cs="Calibri" w:eastAsia="Calibri" w:hAnsi="Calibri"/>
-          <w:color w:val="233139"/>
-          <w:sz w:val="21"/>
-          <w:szCs w:val="21"/>
+          <w:color w:val="23423C"/>
+          <w:sz w:val="23"/>
+          <w:szCs w:val="23"/>
         </w:rPr>
         <w:t xml:space="preserve">Titel wirken lassen. „Der Satz auf dieser Folie ist einer der häufigsten, den Betroffene hören – und er ist genau das Problem.“</w:t>
       </w:r>
@@ -3840,18 +3885,18 @@
           <w:rFonts w:ascii="Calibri" w:cs="Calibri" w:eastAsia="Calibri" w:hAnsi="Calibri"/>
           <w:b/>
           <w:bCs/>
-          <w:color w:val="233139"/>
-          <w:sz w:val="21"/>
-          <w:szCs w:val="21"/>
+          <w:color w:val="23423C"/>
+          <w:sz w:val="23"/>
+          <w:szCs w:val="23"/>
         </w:rPr>
         <w:t xml:space="preserve">Über mich (Folie 2): </w:t>
       </w:r>
       <w:r>
         <w:rPr>
           <w:rFonts w:ascii="Calibri" w:cs="Calibri" w:eastAsia="Calibri" w:hAnsi="Calibri"/>
-          <w:color w:val="233139"/>
-          <w:sz w:val="21"/>
-          <w:szCs w:val="21"/>
+          <w:color w:val="23423C"/>
+          <w:sz w:val="23"/>
+          <w:szCs w:val="23"/>
         </w:rPr>
         <w:t xml:space="preserve">Kurz Ihre Geschichte anreißen (siehe Kap. 3). Nicht als Arzt, sondern als Mensch mit eigener Erfahrung.</w:t>
       </w:r>
@@ -3870,18 +3915,18 @@
           <w:rFonts w:ascii="Calibri" w:cs="Calibri" w:eastAsia="Calibri" w:hAnsi="Calibri"/>
           <w:b/>
           <w:bCs/>
-          <w:color w:val="233139"/>
-          <w:sz w:val="21"/>
-          <w:szCs w:val="21"/>
+          <w:color w:val="23423C"/>
+          <w:sz w:val="23"/>
+          <w:szCs w:val="23"/>
         </w:rPr>
         <w:t xml:space="preserve">Sicherheit (Folie 3): </w:t>
       </w:r>
       <w:r>
         <w:rPr>
           <w:rFonts w:ascii="Calibri" w:cs="Calibri" w:eastAsia="Calibri" w:hAnsi="Calibri"/>
-          <w:color w:val="233139"/>
-          <w:sz w:val="21"/>
-          <w:szCs w:val="21"/>
+          <w:color w:val="23423C"/>
+          <w:sz w:val="23"/>
+          <w:szCs w:val="23"/>
         </w:rPr>
         <w:t xml:space="preserve">Die drei Zusagen: Sie bestimmen Ihre Grenze · Pausen sind okay · Reden hilft, muss aber nicht.</w:t>
       </w:r>
@@ -3900,18 +3945,18 @@
           <w:rFonts w:ascii="Calibri" w:cs="Calibri" w:eastAsia="Calibri" w:hAnsi="Calibri"/>
           <w:b/>
           <w:bCs/>
-          <w:color w:val="233139"/>
-          <w:sz w:val="21"/>
-          <w:szCs w:val="21"/>
+          <w:color w:val="23423C"/>
+          <w:sz w:val="23"/>
+          <w:szCs w:val="23"/>
         </w:rPr>
         <w:t xml:space="preserve">Ablauf &amp; roter Faden (Folie 4): </w:t>
       </w:r>
       <w:r>
         <w:rPr>
           <w:rFonts w:ascii="Calibri" w:cs="Calibri" w:eastAsia="Calibri" w:hAnsi="Calibri"/>
-          <w:color w:val="233139"/>
-          <w:sz w:val="21"/>
-          <w:szCs w:val="21"/>
+          <w:color w:val="23423C"/>
+          <w:sz w:val="23"/>
+          <w:szCs w:val="23"/>
         </w:rPr>
         <w:t xml:space="preserve">Versprechen: „Mein Ziel ist nicht, dass Sie Fachbegriffe mitnehmen, sondern ein Gefühl.“</w:t>
       </w:r>
@@ -3930,18 +3975,18 @@
           <w:rFonts w:ascii="Calibri" w:cs="Calibri" w:eastAsia="Calibri" w:hAnsi="Calibri"/>
           <w:b/>
           <w:bCs/>
-          <w:color w:val="233139"/>
-          <w:sz w:val="21"/>
-          <w:szCs w:val="21"/>
+          <w:color w:val="23423C"/>
+          <w:sz w:val="23"/>
+          <w:szCs w:val="23"/>
         </w:rPr>
         <w:t xml:space="preserve">Warum wir hier sind (Folie 5): </w:t>
       </w:r>
       <w:r>
         <w:rPr>
           <w:rFonts w:ascii="Calibri" w:cs="Calibri" w:eastAsia="Calibri" w:hAnsi="Calibri"/>
-          <w:color w:val="233139"/>
-          <w:sz w:val="21"/>
-          <w:szCs w:val="21"/>
+          <w:color w:val="23423C"/>
+          <w:sz w:val="23"/>
+          <w:szCs w:val="23"/>
         </w:rPr>
         <w:t xml:space="preserve">„Statistisch ist mindestens jede vierte Person hier betroffen – oder ein enger Angehöriger.“</w:t>
       </w:r>
@@ -3960,18 +4005,18 @@
           <w:rFonts w:ascii="Calibri" w:cs="Calibri" w:eastAsia="Calibri" w:hAnsi="Calibri"/>
           <w:b/>
           <w:bCs/>
-          <w:color w:val="233139"/>
-          <w:sz w:val="21"/>
-          <w:szCs w:val="21"/>
+          <w:color w:val="23423C"/>
+          <w:sz w:val="23"/>
+          <w:szCs w:val="23"/>
         </w:rPr>
         <w:t xml:space="preserve">Erwartungen (Folie 6): </w:t>
       </w:r>
       <w:r>
         <w:rPr>
           <w:rFonts w:ascii="Calibri" w:cs="Calibri" w:eastAsia="Calibri" w:hAnsi="Calibri"/>
-          <w:color w:val="233139"/>
-          <w:sz w:val="21"/>
-          <w:szCs w:val="21"/>
+          <w:color w:val="23423C"/>
+          <w:sz w:val="23"/>
+          <w:szCs w:val="23"/>
         </w:rPr>
         <w:t xml:space="preserve">Auf Karten sammeln, an Pinnwand hängen. Am Ende darauf zurückkommen.</w:t>
       </w:r>
@@ -3990,18 +4035,18 @@
           <w:rFonts w:ascii="Calibri" w:cs="Calibri" w:eastAsia="Calibri" w:hAnsi="Calibri"/>
           <w:b/>
           <w:bCs/>
-          <w:color w:val="233139"/>
-          <w:sz w:val="21"/>
-          <w:szCs w:val="21"/>
+          <w:color w:val="23423C"/>
+          <w:sz w:val="23"/>
+          <w:szCs w:val="23"/>
         </w:rPr>
         <w:t xml:space="preserve">Gruppenvereinbarung (Folie 7): </w:t>
       </w:r>
       <w:r>
         <w:rPr>
           <w:rFonts w:ascii="Calibri" w:cs="Calibri" w:eastAsia="Calibri" w:hAnsi="Calibri"/>
-          <w:color w:val="233139"/>
-          <w:sz w:val="21"/>
-          <w:szCs w:val="21"/>
+          <w:color w:val="23423C"/>
+          <w:sz w:val="23"/>
+          <w:szCs w:val="23"/>
         </w:rPr>
         <w:t xml:space="preserve">Die sechs Regeln gemeinsam „absegnen“ (Handzeichen). Ergänzungen zulassen.</w:t>
       </w:r>
@@ -4010,10 +4055,10 @@
       <w:tblPr>
         <w:tblW w:type="dxa" w:w="9360"/>
         <w:tblBorders>
-          <w:top w:val="single" w:color="E7ECEC" w:sz="2"/>
-          <w:left w:val="single" w:color="2E4A52" w:sz="18"/>
-          <w:bottom w:val="single" w:color="E7ECEC" w:sz="2"/>
-          <w:right w:val="single" w:color="E7ECEC" w:sz="2"/>
+          <w:top w:val="single" w:color="E4F0EA" w:sz="2"/>
+          <w:left w:val="single" w:color="2C7A6B" w:sz="18"/>
+          <w:bottom w:val="single" w:color="E4F0EA" w:sz="2"/>
+          <w:right w:val="single" w:color="E4F0EA" w:sz="2"/>
           <w:insideH w:val="none"/>
           <w:insideV w:val="none"/>
         </w:tblBorders>
@@ -4025,7 +4070,7 @@
         <w:tc>
           <w:tcPr>
             <w:tcW w:type="dxa" w:w="9360"/>
-            <w:shd w:fill="E7ECEC" w:color="auto" w:val="clear"/>
+            <w:shd w:fill="E4F0EA" w:color="auto" w:val="clear"/>
             <w:tcMar>
               <w:top w:type="dxa" w:w="140"/>
               <w:left w:type="dxa" w:w="200"/>
@@ -4042,9 +4087,9 @@
                 <w:rFonts w:ascii="Cambria" w:cs="Cambria" w:eastAsia="Cambria" w:hAnsi="Cambria"/>
                 <w:b/>
                 <w:bCs/>
-                <w:color w:val="2E4A52"/>
-                <w:sz w:val="22"/>
-                <w:szCs w:val="22"/>
+                <w:color w:val="2C7A6B"/>
+                <w:sz w:val="24"/>
+                <w:szCs w:val="24"/>
               </w:rPr>
               <w:t xml:space="preserve">Übergang</w:t>
             </w:r>
@@ -4058,9 +4103,9 @@
                 <w:rFonts w:ascii="Calibri" w:cs="Calibri" w:eastAsia="Calibri" w:hAnsi="Calibri"/>
                 <w:i/>
                 <w:iCs/>
-                <w:color w:val="2E4A52"/>
-                <w:sz w:val="21"/>
-                <w:szCs w:val="21"/>
+                <w:color w:val="2C7A6B"/>
+                <w:sz w:val="23"/>
+                <w:szCs w:val="23"/>
               </w:rPr>
               <w:t xml:space="preserve">„Damit wir wissen, worüber wir reden, schauen wir uns zuerst an, was psychische Erkrankungen überhaupt sind – und wie häufig sie sind.“</w:t>
             </w:r>
@@ -4085,18 +4130,18 @@
           <w:rFonts w:ascii="Calibri" w:cs="Calibri" w:eastAsia="Calibri" w:hAnsi="Calibri"/>
           <w:b/>
           <w:bCs/>
-          <w:color w:val="233139"/>
-          <w:sz w:val="21"/>
-          <w:szCs w:val="21"/>
+          <w:color w:val="23423C"/>
+          <w:sz w:val="23"/>
+          <w:szCs w:val="23"/>
         </w:rPr>
         <w:t xml:space="preserve">Ziel: </w:t>
       </w:r>
       <w:r>
         <w:rPr>
           <w:rFonts w:ascii="Calibri" w:cs="Calibri" w:eastAsia="Calibri" w:hAnsi="Calibri"/>
-          <w:color w:val="233139"/>
-          <w:sz w:val="21"/>
-          <w:szCs w:val="21"/>
+          <w:color w:val="23423C"/>
+          <w:sz w:val="23"/>
+          <w:szCs w:val="23"/>
         </w:rPr>
         <w:t xml:space="preserve">Ausmaß begreifbar machen, Erkrankung von Stress/Krise abgrenzen, fünf Erkrankungen mit je einem Bild kennenlernen.</w:t>
       </w:r>
@@ -4123,18 +4168,18 @@
           <w:rFonts w:ascii="Calibri" w:cs="Calibri" w:eastAsia="Calibri" w:hAnsi="Calibri"/>
           <w:b/>
           <w:bCs/>
-          <w:color w:val="233139"/>
-          <w:sz w:val="21"/>
-          <w:szCs w:val="21"/>
+          <w:color w:val="23423C"/>
+          <w:sz w:val="23"/>
+          <w:szCs w:val="23"/>
         </w:rPr>
         <w:t xml:space="preserve">Häufigkeit (Folie 8): </w:t>
       </w:r>
       <w:r>
         <w:rPr>
           <w:rFonts w:ascii="Calibri" w:cs="Calibri" w:eastAsia="Calibri" w:hAnsi="Calibri"/>
-          <w:color w:val="233139"/>
-          <w:sz w:val="21"/>
-          <w:szCs w:val="21"/>
+          <w:color w:val="23423C"/>
+          <w:sz w:val="23"/>
+          <w:szCs w:val="23"/>
         </w:rPr>
         <w:t xml:space="preserve">Zahlen auf den Raum umrechnen. Betonen: Volkskrankheit wie Diabetes – keine Randgruppe.</w:t>
       </w:r>
@@ -4153,18 +4198,18 @@
           <w:rFonts w:ascii="Calibri" w:cs="Calibri" w:eastAsia="Calibri" w:hAnsi="Calibri"/>
           <w:b/>
           <w:bCs/>
-          <w:color w:val="233139"/>
-          <w:sz w:val="21"/>
-          <w:szCs w:val="21"/>
+          <w:color w:val="23423C"/>
+          <w:sz w:val="23"/>
+          <w:szCs w:val="23"/>
         </w:rPr>
         <w:t xml:space="preserve">Stress – Krise – Erkrankung (Folie 9): </w:t>
       </w:r>
       <w:r>
         <w:rPr>
           <w:rFonts w:ascii="Calibri" w:cs="Calibri" w:eastAsia="Calibri" w:hAnsi="Calibri"/>
-          <w:color w:val="233139"/>
-          <w:sz w:val="21"/>
-          <w:szCs w:val="21"/>
+          <w:color w:val="23423C"/>
+          <w:sz w:val="23"/>
+          <w:szCs w:val="23"/>
         </w:rPr>
         <w:t xml:space="preserve">Kernbotschaft: Erkrankung ist nicht „mehr Stress“, sondern etwas qualitativ anderes – sie bleibt und geht nicht allein weg.</w:t>
       </w:r>
@@ -4183,18 +4228,18 @@
           <w:rFonts w:ascii="Calibri" w:cs="Calibri" w:eastAsia="Calibri" w:hAnsi="Calibri"/>
           <w:b/>
           <w:bCs/>
-          <w:color w:val="233139"/>
-          <w:sz w:val="21"/>
-          <w:szCs w:val="21"/>
+          <w:color w:val="23423C"/>
+          <w:sz w:val="23"/>
+          <w:szCs w:val="23"/>
         </w:rPr>
         <w:t xml:space="preserve">Überblick (Folie 10): </w:t>
       </w:r>
       <w:r>
         <w:rPr>
           <w:rFonts w:ascii="Calibri" w:cs="Calibri" w:eastAsia="Calibri" w:hAnsi="Calibri"/>
-          <w:color w:val="233139"/>
-          <w:sz w:val="21"/>
-          <w:szCs w:val="21"/>
+          <w:color w:val="23423C"/>
+          <w:sz w:val="23"/>
+          <w:szCs w:val="23"/>
         </w:rPr>
         <w:t xml:space="preserve">Die fünf Erkrankungen als Landkarte, jeweils schon mit Metapher angeteasert.</w:t>
       </w:r>
@@ -4213,18 +4258,18 @@
           <w:rFonts w:ascii="Calibri" w:cs="Calibri" w:eastAsia="Calibri" w:hAnsi="Calibri"/>
           <w:b/>
           <w:bCs/>
-          <w:color w:val="233139"/>
-          <w:sz w:val="21"/>
-          <w:szCs w:val="21"/>
+          <w:color w:val="23423C"/>
+          <w:sz w:val="23"/>
+          <w:szCs w:val="23"/>
         </w:rPr>
         <w:t xml:space="preserve">Depression (11): </w:t>
       </w:r>
       <w:r>
         <w:rPr>
           <w:rFonts w:ascii="Calibri" w:cs="Calibri" w:eastAsia="Calibri" w:hAnsi="Calibri"/>
-          <w:color w:val="233139"/>
-          <w:sz w:val="21"/>
-          <w:szCs w:val="21"/>
+          <w:color w:val="23423C"/>
+          <w:sz w:val="23"/>
+          <w:szCs w:val="23"/>
         </w:rPr>
         <w:t xml:space="preserve">Mehr als traurig – „Graufilter“, oft Leere statt Trauer.</w:t>
       </w:r>
@@ -4243,18 +4288,18 @@
           <w:rFonts w:ascii="Calibri" w:cs="Calibri" w:eastAsia="Calibri" w:hAnsi="Calibri"/>
           <w:b/>
           <w:bCs/>
-          <w:color w:val="233139"/>
-          <w:sz w:val="21"/>
-          <w:szCs w:val="21"/>
+          <w:color w:val="23423C"/>
+          <w:sz w:val="23"/>
+          <w:szCs w:val="23"/>
         </w:rPr>
         <w:t xml:space="preserve">Angst &amp; Panik (12): </w:t>
       </w:r>
       <w:r>
         <w:rPr>
           <w:rFonts w:ascii="Calibri" w:cs="Calibri" w:eastAsia="Calibri" w:hAnsi="Calibri"/>
-          <w:color w:val="233139"/>
-          <w:sz w:val="21"/>
-          <w:szCs w:val="21"/>
+          <w:color w:val="23423C"/>
+          <w:sz w:val="23"/>
+          <w:szCs w:val="23"/>
         </w:rPr>
         <w:t xml:space="preserve">„Rauchmelder“ – Alarm ohne Feuer. Panikattacke fühlt sich lebensbedrohlich an.</w:t>
       </w:r>
@@ -4273,18 +4318,18 @@
           <w:rFonts w:ascii="Calibri" w:cs="Calibri" w:eastAsia="Calibri" w:hAnsi="Calibri"/>
           <w:b/>
           <w:bCs/>
-          <w:color w:val="233139"/>
-          <w:sz w:val="21"/>
-          <w:szCs w:val="21"/>
+          <w:color w:val="23423C"/>
+          <w:sz w:val="23"/>
+          <w:szCs w:val="23"/>
         </w:rPr>
         <w:t xml:space="preserve">Burnout (13): </w:t>
       </w:r>
       <w:r>
         <w:rPr>
           <w:rFonts w:ascii="Calibri" w:cs="Calibri" w:eastAsia="Calibri" w:hAnsi="Calibri"/>
-          <w:color w:val="233139"/>
-          <w:sz w:val="21"/>
-          <w:szCs w:val="21"/>
+          <w:color w:val="23423C"/>
+          <w:sz w:val="23"/>
+          <w:szCs w:val="23"/>
         </w:rPr>
         <w:t xml:space="preserve">„Erloschenes Feuer“ – trifft die Engagierten, nicht die Faulen.</w:t>
       </w:r>
@@ -4303,18 +4348,18 @@
           <w:rFonts w:ascii="Calibri" w:cs="Calibri" w:eastAsia="Calibri" w:hAnsi="Calibri"/>
           <w:b/>
           <w:bCs/>
-          <w:color w:val="233139"/>
-          <w:sz w:val="21"/>
-          <w:szCs w:val="21"/>
+          <w:color w:val="23423C"/>
+          <w:sz w:val="23"/>
+          <w:szCs w:val="23"/>
         </w:rPr>
         <w:t xml:space="preserve">PTBS (14): </w:t>
       </w:r>
       <w:r>
         <w:rPr>
           <w:rFonts w:ascii="Calibri" w:cs="Calibri" w:eastAsia="Calibri" w:hAnsi="Calibri"/>
-          <w:color w:val="233139"/>
-          <w:sz w:val="21"/>
-          <w:szCs w:val="21"/>
+          <w:color w:val="23423C"/>
+          <w:sz w:val="23"/>
+          <w:szCs w:val="23"/>
         </w:rPr>
         <w:t xml:space="preserve">Ihr persönlicher Ankerpunkt. Flashback = Wiedererleben, nicht Erinnern. Danach 3 Sek. Stille.</w:t>
       </w:r>
@@ -4333,18 +4378,18 @@
           <w:rFonts w:ascii="Calibri" w:cs="Calibri" w:eastAsia="Calibri" w:hAnsi="Calibri"/>
           <w:b/>
           <w:bCs/>
-          <w:color w:val="233139"/>
-          <w:sz w:val="21"/>
-          <w:szCs w:val="21"/>
+          <w:color w:val="23423C"/>
+          <w:sz w:val="23"/>
+          <w:szCs w:val="23"/>
         </w:rPr>
         <w:t xml:space="preserve">Bipolare Störung (15): </w:t>
       </w:r>
       <w:r>
         <w:rPr>
           <w:rFonts w:ascii="Calibri" w:cs="Calibri" w:eastAsia="Calibri" w:hAnsi="Calibri"/>
-          <w:color w:val="233139"/>
-          <w:sz w:val="21"/>
-          <w:szCs w:val="21"/>
+          <w:color w:val="23423C"/>
+          <w:sz w:val="23"/>
+          <w:szCs w:val="23"/>
         </w:rPr>
         <w:t xml:space="preserve">„Gezeiten“ – echte Phasen, nicht Alltagslaunen. Gut behandelbar.</w:t>
       </w:r>
@@ -4353,10 +4398,10 @@
       <w:tblPr>
         <w:tblW w:type="dxa" w:w="9360"/>
         <w:tblBorders>
-          <w:top w:val="single" w:color="E7ECEC" w:sz="2"/>
-          <w:left w:val="single" w:color="2E4A52" w:sz="18"/>
-          <w:bottom w:val="single" w:color="E7ECEC" w:sz="2"/>
-          <w:right w:val="single" w:color="E7ECEC" w:sz="2"/>
+          <w:top w:val="single" w:color="E4F0EA" w:sz="2"/>
+          <w:left w:val="single" w:color="2C7A6B" w:sz="18"/>
+          <w:bottom w:val="single" w:color="E4F0EA" w:sz="2"/>
+          <w:right w:val="single" w:color="E4F0EA" w:sz="2"/>
           <w:insideH w:val="none"/>
           <w:insideV w:val="none"/>
         </w:tblBorders>
@@ -4368,7 +4413,7 @@
         <w:tc>
           <w:tcPr>
             <w:tcW w:type="dxa" w:w="9360"/>
-            <w:shd w:fill="E7ECEC" w:color="auto" w:val="clear"/>
+            <w:shd w:fill="E4F0EA" w:color="auto" w:val="clear"/>
             <w:tcMar>
               <w:top w:type="dxa" w:w="140"/>
               <w:left w:type="dxa" w:w="200"/>
@@ -4385,9 +4430,9 @@
                 <w:rFonts w:ascii="Cambria" w:cs="Cambria" w:eastAsia="Cambria" w:hAnsi="Cambria"/>
                 <w:b/>
                 <w:bCs/>
-                <w:color w:val="2E4A52"/>
-                <w:sz w:val="22"/>
-                <w:szCs w:val="22"/>
+                <w:color w:val="2C7A6B"/>
+                <w:sz w:val="24"/>
+                <w:szCs w:val="24"/>
               </w:rPr>
               <w:t xml:space="preserve">Übergang</w:t>
             </w:r>
@@ -4401,9 +4446,9 @@
                 <w:rFonts w:ascii="Calibri" w:cs="Calibri" w:eastAsia="Calibri" w:hAnsi="Calibri"/>
                 <w:i/>
                 <w:iCs/>
-                <w:color w:val="2E4A52"/>
-                <w:sz w:val="21"/>
-                <w:szCs w:val="21"/>
+                <w:color w:val="2C7A6B"/>
+                <w:sz w:val="23"/>
+                <w:szCs w:val="23"/>
               </w:rPr>
               <w:t xml:space="preserve">„Jetzt wissen wir, was diese Erkrankungen sind. Aber Wissen ist das eine. Jetzt versuchen wir zu fühlen, wie sich das anfühlt.“</w:t>
             </w:r>
@@ -4428,18 +4473,18 @@
           <w:rFonts w:ascii="Calibri" w:cs="Calibri" w:eastAsia="Calibri" w:hAnsi="Calibri"/>
           <w:b/>
           <w:bCs/>
-          <w:color w:val="233139"/>
-          <w:sz w:val="21"/>
-          <w:szCs w:val="21"/>
+          <w:color w:val="23423C"/>
+          <w:sz w:val="23"/>
+          <w:szCs w:val="23"/>
         </w:rPr>
         <w:t xml:space="preserve">Ziel: </w:t>
       </w:r>
       <w:r>
         <w:rPr>
           <w:rFonts w:ascii="Calibri" w:cs="Calibri" w:eastAsia="Calibri" w:hAnsi="Calibri"/>
-          <w:color w:val="233139"/>
-          <w:sz w:val="21"/>
-          <w:szCs w:val="21"/>
+          <w:color w:val="23423C"/>
+          <w:sz w:val="23"/>
+          <w:szCs w:val="23"/>
         </w:rPr>
         <w:t xml:space="preserve">Der emotionale Kern. Über Bilder Empathie ermöglichen. Verstehen, warum man es nicht sieht und warum „positiv denken“ nicht reicht.</w:t>
       </w:r>
@@ -4466,18 +4511,18 @@
           <w:rFonts w:ascii="Calibri" w:cs="Calibri" w:eastAsia="Calibri" w:hAnsi="Calibri"/>
           <w:b/>
           <w:bCs/>
-          <w:color w:val="233139"/>
-          <w:sz w:val="21"/>
-          <w:szCs w:val="21"/>
+          <w:color w:val="23423C"/>
+          <w:sz w:val="23"/>
+          <w:szCs w:val="23"/>
         </w:rPr>
         <w:t xml:space="preserve">Sektionsstart (16): </w:t>
       </w:r>
       <w:r>
         <w:rPr>
           <w:rFonts w:ascii="Calibri" w:cs="Calibri" w:eastAsia="Calibri" w:hAnsi="Calibri"/>
-          <w:color w:val="233139"/>
-          <w:sz w:val="21"/>
-          <w:szCs w:val="21"/>
+          <w:color w:val="23423C"/>
+          <w:sz w:val="23"/>
+          <w:szCs w:val="23"/>
         </w:rPr>
         <w:t xml:space="preserve">Tempo herausnehmen. „Bis jetzt haben wir gewusst. Jetzt wollen wir verstehen – also fühlen.“</w:t>
       </w:r>
@@ -4496,18 +4541,18 @@
           <w:rFonts w:ascii="Calibri" w:cs="Calibri" w:eastAsia="Calibri" w:hAnsi="Calibri"/>
           <w:b/>
           <w:bCs/>
-          <w:color w:val="233139"/>
-          <w:sz w:val="21"/>
-          <w:szCs w:val="21"/>
+          <w:color w:val="23423C"/>
+          <w:sz w:val="23"/>
+          <w:szCs w:val="23"/>
         </w:rPr>
         <w:t xml:space="preserve">Rucksack (17): </w:t>
       </w:r>
       <w:r>
         <w:rPr>
           <w:rFonts w:ascii="Calibri" w:cs="Calibri" w:eastAsia="Calibri" w:hAnsi="Calibri"/>
-          <w:color w:val="233139"/>
-          <w:sz w:val="21"/>
-          <w:szCs w:val="21"/>
+          <w:color w:val="23423C"/>
+          <w:sz w:val="23"/>
+          <w:szCs w:val="23"/>
         </w:rPr>
         <w:t xml:space="preserve">Depression = +15 kg auf allem. Aufstehen, Duschen, Lächeln – alles kostet Kraft. „Kein Unwille, sondern die Krankheit.“</w:t>
       </w:r>
@@ -4526,18 +4571,18 @@
           <w:rFonts w:ascii="Calibri" w:cs="Calibri" w:eastAsia="Calibri" w:hAnsi="Calibri"/>
           <w:b/>
           <w:bCs/>
-          <w:color w:val="233139"/>
-          <w:sz w:val="21"/>
-          <w:szCs w:val="21"/>
+          <w:color w:val="23423C"/>
+          <w:sz w:val="23"/>
+          <w:szCs w:val="23"/>
         </w:rPr>
         <w:t xml:space="preserve">Eisberg (18): </w:t>
       </w:r>
       <w:r>
         <w:rPr>
           <w:rFonts w:ascii="Calibri" w:cs="Calibri" w:eastAsia="Calibri" w:hAnsi="Calibri"/>
-          <w:color w:val="233139"/>
-          <w:sz w:val="21"/>
-          <w:szCs w:val="21"/>
+          <w:color w:val="23423C"/>
+          <w:sz w:val="23"/>
+          <w:szCs w:val="23"/>
         </w:rPr>
         <w:t xml:space="preserve">Man sieht nur die Spitze („Mir geht’s gut“). Alles Tragende liegt unter Wasser.</w:t>
       </w:r>
@@ -4556,18 +4601,18 @@
           <w:rFonts w:ascii="Calibri" w:cs="Calibri" w:eastAsia="Calibri" w:hAnsi="Calibri"/>
           <w:b/>
           <w:bCs/>
-          <w:color w:val="233139"/>
-          <w:sz w:val="21"/>
-          <w:szCs w:val="21"/>
+          <w:color w:val="23423C"/>
+          <w:sz w:val="23"/>
+          <w:szCs w:val="23"/>
         </w:rPr>
         <w:t xml:space="preserve">Maske / Masking (19): </w:t>
       </w:r>
       <w:r>
         <w:rPr>
           <w:rFonts w:ascii="Calibri" w:cs="Calibri" w:eastAsia="Calibri" w:hAnsi="Calibri"/>
-          <w:color w:val="233139"/>
-          <w:sz w:val="21"/>
-          <w:szCs w:val="21"/>
+          <w:color w:val="23423C"/>
+          <w:sz w:val="23"/>
+          <w:szCs w:val="23"/>
         </w:rPr>
         <w:t xml:space="preserve">Warum man es nicht sieht: viele funktionieren perfekt und brechen erst zu Hause zusammen.</w:t>
       </w:r>
@@ -4586,18 +4631,18 @@
           <w:rFonts w:ascii="Calibri" w:cs="Calibri" w:eastAsia="Calibri" w:hAnsi="Calibri"/>
           <w:b/>
           <w:bCs/>
-          <w:color w:val="233139"/>
-          <w:sz w:val="21"/>
-          <w:szCs w:val="21"/>
+          <w:color w:val="23423C"/>
+          <w:sz w:val="23"/>
+          <w:szCs w:val="23"/>
         </w:rPr>
         <w:t xml:space="preserve">„Positiv denken“ (20): </w:t>
       </w:r>
       <w:r>
         <w:rPr>
           <w:rFonts w:ascii="Calibri" w:cs="Calibri" w:eastAsia="Calibri" w:hAnsi="Calibri"/>
-          <w:color w:val="233139"/>
-          <w:sz w:val="21"/>
-          <w:szCs w:val="21"/>
+          <w:color w:val="23423C"/>
+          <w:sz w:val="23"/>
+          <w:szCs w:val="23"/>
         </w:rPr>
         <w:t xml:space="preserve">Der Schlüsselvergleich: so hilfreich wie „Lauf halt“ bei gebrochenem Bein. Appelle verstärken Scham.</w:t>
       </w:r>
@@ -4616,18 +4661,18 @@
           <w:rFonts w:ascii="Calibri" w:cs="Calibri" w:eastAsia="Calibri" w:hAnsi="Calibri"/>
           <w:b/>
           <w:bCs/>
-          <w:color w:val="233139"/>
-          <w:sz w:val="21"/>
-          <w:szCs w:val="21"/>
+          <w:color w:val="23423C"/>
+          <w:sz w:val="23"/>
+          <w:szCs w:val="23"/>
         </w:rPr>
         <w:t xml:space="preserve">Vergleich körperlich (21): </w:t>
       </w:r>
       <w:r>
         <w:rPr>
           <w:rFonts w:ascii="Calibri" w:cs="Calibri" w:eastAsia="Calibri" w:hAnsi="Calibri"/>
-          <w:color w:val="233139"/>
-          <w:sz w:val="21"/>
-          <w:szCs w:val="21"/>
+          <w:color w:val="23423C"/>
+          <w:sz w:val="23"/>
+          <w:szCs w:val="23"/>
         </w:rPr>
         <w:t xml:space="preserve">Gleiche Krankheitslogik, ungleiche Reaktion. Letzte Zeile: „Heilung ebenso möglich.“</w:t>
       </w:r>
@@ -4646,18 +4691,18 @@
           <w:rFonts w:ascii="Calibri" w:cs="Calibri" w:eastAsia="Calibri" w:hAnsi="Calibri"/>
           <w:b/>
           <w:bCs/>
-          <w:color w:val="233139"/>
-          <w:sz w:val="21"/>
-          <w:szCs w:val="21"/>
+          <w:color w:val="23423C"/>
+          <w:sz w:val="23"/>
+          <w:szCs w:val="23"/>
         </w:rPr>
         <w:t xml:space="preserve">Angst von innen (22): </w:t>
       </w:r>
       <w:r>
         <w:rPr>
           <w:rFonts w:ascii="Calibri" w:cs="Calibri" w:eastAsia="Calibri" w:hAnsi="Calibri"/>
-          <w:color w:val="233139"/>
-          <w:sz w:val="21"/>
-          <w:szCs w:val="21"/>
+          <w:color w:val="23423C"/>
+          <w:sz w:val="23"/>
+          <w:szCs w:val="23"/>
         </w:rPr>
         <w:t xml:space="preserve">Körper im Vollalarm. Optionale, freiwillige Atem-Mini-Erfahrung (siehe Notizen der Folie).</w:t>
       </w:r>
@@ -4676,18 +4721,18 @@
           <w:rFonts w:ascii="Calibri" w:cs="Calibri" w:eastAsia="Calibri" w:hAnsi="Calibri"/>
           <w:b/>
           <w:bCs/>
-          <w:color w:val="233139"/>
-          <w:sz w:val="21"/>
-          <w:szCs w:val="21"/>
+          <w:color w:val="23423C"/>
+          <w:sz w:val="23"/>
+          <w:szCs w:val="23"/>
         </w:rPr>
         <w:t xml:space="preserve">Alltagsbeispiele (23): </w:t>
       </w:r>
       <w:r>
         <w:rPr>
           <w:rFonts w:ascii="Calibri" w:cs="Calibri" w:eastAsia="Calibri" w:hAnsi="Calibri"/>
-          <w:color w:val="233139"/>
-          <w:sz w:val="21"/>
-          <w:szCs w:val="21"/>
+          <w:color w:val="23423C"/>
+          <w:sz w:val="23"/>
+          <w:szCs w:val="23"/>
         </w:rPr>
         <w:t xml:space="preserve">Verhalten neu deuten: nicht „unzuverlässig“, sondern krank. Ihr persönliches Beispiel.</w:t>
       </w:r>
@@ -4706,18 +4751,18 @@
           <w:rFonts w:ascii="Calibri" w:cs="Calibri" w:eastAsia="Calibri" w:hAnsi="Calibri"/>
           <w:b/>
           <w:bCs/>
-          <w:color w:val="233139"/>
-          <w:sz w:val="21"/>
-          <w:szCs w:val="21"/>
+          <w:color w:val="23423C"/>
+          <w:sz w:val="23"/>
+          <w:szCs w:val="23"/>
         </w:rPr>
         <w:t xml:space="preserve">Übung Perspektivwechsel (24): </w:t>
       </w:r>
       <w:r>
         <w:rPr>
           <w:rFonts w:ascii="Calibri" w:cs="Calibri" w:eastAsia="Calibri" w:hAnsi="Calibri"/>
-          <w:color w:val="233139"/>
-          <w:sz w:val="21"/>
-          <w:szCs w:val="21"/>
+          <w:color w:val="23423C"/>
+          <w:sz w:val="23"/>
+          <w:szCs w:val="23"/>
         </w:rPr>
         <w:t xml:space="preserve">„Ein Tag mit Depression“ (Details Kap. 7).</w:t>
       </w:r>
@@ -4726,10 +4771,10 @@
       <w:tblPr>
         <w:tblW w:type="dxa" w:w="9360"/>
         <w:tblBorders>
-          <w:top w:val="single" w:color="F6ECE0" w:sz="2"/>
-          <w:left w:val="single" w:color="B9793B" w:sz="18"/>
-          <w:bottom w:val="single" w:color="F6ECE0" w:sz="2"/>
-          <w:right w:val="single" w:color="F6ECE0" w:sz="2"/>
+          <w:top w:val="single" w:color="F8EEDD" w:sz="2"/>
+          <w:left w:val="single" w:color="BC722A" w:sz="18"/>
+          <w:bottom w:val="single" w:color="F8EEDD" w:sz="2"/>
+          <w:right w:val="single" w:color="F8EEDD" w:sz="2"/>
           <w:insideH w:val="none"/>
           <w:insideV w:val="none"/>
         </w:tblBorders>
@@ -4741,7 +4786,7 @@
         <w:tc>
           <w:tcPr>
             <w:tcW w:type="dxa" w:w="9360"/>
-            <w:shd w:fill="F6ECE0" w:color="auto" w:val="clear"/>
+            <w:shd w:fill="F8EEDD" w:color="auto" w:val="clear"/>
             <w:tcMar>
               <w:top w:type="dxa" w:w="140"/>
               <w:left w:type="dxa" w:w="200"/>
@@ -4758,9 +4803,9 @@
                 <w:rFonts w:ascii="Cambria" w:cs="Cambria" w:eastAsia="Cambria" w:hAnsi="Cambria"/>
                 <w:b/>
                 <w:bCs/>
-                <w:color w:val="B9793B"/>
-                <w:sz w:val="22"/>
-                <w:szCs w:val="22"/>
+                <w:color w:val="BC722A"/>
+                <w:sz w:val="24"/>
+                <w:szCs w:val="24"/>
               </w:rPr>
               <w:t xml:space="preserve">Achtung – emotional dichtes Modul</w:t>
             </w:r>
@@ -4772,9 +4817,9 @@
             <w:r>
               <w:rPr>
                 <w:rFonts w:ascii="Calibri" w:cs="Calibri" w:eastAsia="Calibri" w:hAnsi="Calibri"/>
-                <w:color w:val="233139"/>
-                <w:sz w:val="21"/>
-                <w:szCs w:val="21"/>
+                <w:color w:val="23423C"/>
+                <w:sz w:val="23"/>
+                <w:szCs w:val="23"/>
               </w:rPr>
               <w:t xml:space="preserve">Dies ist der intensivste Teil. Halten Sie das Tempo niedrig, lassen Sie Stille zu, und beobachten Sie die Gruppe. Danach folgt bewusst die Pause. Siehe auch Kapitel 9 (schwierige Situationen).</w:t>
             </w:r>
@@ -4797,9 +4842,9 @@
       <w:r>
         <w:rPr>
           <w:rFonts w:ascii="Calibri" w:cs="Calibri" w:eastAsia="Calibri" w:hAnsi="Calibri"/>
-          <w:color w:val="233139"/>
-          <w:sz w:val="21"/>
-          <w:szCs w:val="21"/>
+          <w:color w:val="23423C"/>
+          <w:sz w:val="23"/>
+          <w:szCs w:val="23"/>
         </w:rPr>
         <w:t xml:space="preserve">Nach dem emotionalen Modul 3 besonders wichtig. Bleiben Sie ansprechbar für Teilnehmende, die etwas loswerden wollen, und achten Sie auf Ihre eigene Selbstfürsorge.</w:t>
       </w:r>
@@ -4821,18 +4866,18 @@
           <w:rFonts w:ascii="Calibri" w:cs="Calibri" w:eastAsia="Calibri" w:hAnsi="Calibri"/>
           <w:b/>
           <w:bCs/>
-          <w:color w:val="233139"/>
-          <w:sz w:val="21"/>
-          <w:szCs w:val="21"/>
+          <w:color w:val="23423C"/>
+          <w:sz w:val="23"/>
+          <w:szCs w:val="23"/>
         </w:rPr>
         <w:t xml:space="preserve">Ziel: </w:t>
       </w:r>
       <w:r>
         <w:rPr>
           <w:rFonts w:ascii="Calibri" w:cs="Calibri" w:eastAsia="Calibri" w:hAnsi="Calibri"/>
-          <w:color w:val="233139"/>
-          <w:sz w:val="21"/>
-          <w:szCs w:val="21"/>
+          <w:color w:val="23423C"/>
+          <w:sz w:val="23"/>
+          <w:szCs w:val="23"/>
         </w:rPr>
         <w:t xml:space="preserve">Von Hilflosigkeit zu Handlungskompetenz. „Man muss kein Therapeut sein, um zu helfen.“</w:t>
       </w:r>
@@ -4859,18 +4904,18 @@
           <w:rFonts w:ascii="Calibri" w:cs="Calibri" w:eastAsia="Calibri" w:hAnsi="Calibri"/>
           <w:b/>
           <w:bCs/>
-          <w:color w:val="233139"/>
-          <w:sz w:val="21"/>
-          <w:szCs w:val="21"/>
+          <w:color w:val="23423C"/>
+          <w:sz w:val="23"/>
+          <w:szCs w:val="23"/>
         </w:rPr>
         <w:t xml:space="preserve">Sektionsstart (26): </w:t>
       </w:r>
       <w:r>
         <w:rPr>
           <w:rFonts w:ascii="Calibri" w:cs="Calibri" w:eastAsia="Calibri" w:hAnsi="Calibri"/>
-          <w:color w:val="233139"/>
-          <w:sz w:val="21"/>
-          <w:szCs w:val="21"/>
+          <w:color w:val="23423C"/>
+          <w:sz w:val="23"/>
+          <w:szCs w:val="23"/>
         </w:rPr>
         <w:t xml:space="preserve">„Sie müssen nichts reparieren. Sie müssen da sein.“</w:t>
       </w:r>
@@ -4889,18 +4934,18 @@
           <w:rFonts w:ascii="Calibri" w:cs="Calibri" w:eastAsia="Calibri" w:hAnsi="Calibri"/>
           <w:b/>
           <w:bCs/>
-          <w:color w:val="233139"/>
-          <w:sz w:val="21"/>
-          <w:szCs w:val="21"/>
+          <w:color w:val="23423C"/>
+          <w:sz w:val="23"/>
+          <w:szCs w:val="23"/>
         </w:rPr>
         <w:t xml:space="preserve">Was hilft (27): </w:t>
       </w:r>
       <w:r>
         <w:rPr>
           <w:rFonts w:ascii="Calibri" w:cs="Calibri" w:eastAsia="Calibri" w:hAnsi="Calibri"/>
-          <w:color w:val="233139"/>
-          <w:sz w:val="21"/>
-          <w:szCs w:val="21"/>
+          <w:color w:val="23423C"/>
+          <w:sz w:val="23"/>
+          <w:szCs w:val="23"/>
         </w:rPr>
         <w:t xml:space="preserve">Fünf Do’s. Wichtigster Punkt: zuhören ohne zu lösen.</w:t>
       </w:r>
@@ -4919,18 +4964,18 @@
           <w:rFonts w:ascii="Calibri" w:cs="Calibri" w:eastAsia="Calibri" w:hAnsi="Calibri"/>
           <w:b/>
           <w:bCs/>
-          <w:color w:val="233139"/>
-          <w:sz w:val="21"/>
-          <w:szCs w:val="21"/>
+          <w:color w:val="23423C"/>
+          <w:sz w:val="23"/>
+          <w:szCs w:val="23"/>
         </w:rPr>
         <w:t xml:space="preserve">Was vermeiden (28): </w:t>
       </w:r>
       <w:r>
         <w:rPr>
           <w:rFonts w:ascii="Calibri" w:cs="Calibri" w:eastAsia="Calibri" w:hAnsi="Calibri"/>
-          <w:color w:val="233139"/>
-          <w:sz w:val="21"/>
-          <w:szCs w:val="21"/>
+          <w:color w:val="23423C"/>
+          <w:sz w:val="23"/>
+          <w:szCs w:val="23"/>
         </w:rPr>
         <w:t xml:space="preserve">Fünf Don’ts – alle meist lieb gemeint. Kein Schuldgefühl, sondern Verständnis erzeugen.</w:t>
       </w:r>
@@ -4949,18 +4994,18 @@
           <w:rFonts w:ascii="Calibri" w:cs="Calibri" w:eastAsia="Calibri" w:hAnsi="Calibri"/>
           <w:b/>
           <w:bCs/>
-          <w:color w:val="233139"/>
-          <w:sz w:val="21"/>
-          <w:szCs w:val="21"/>
+          <w:color w:val="23423C"/>
+          <w:sz w:val="23"/>
+          <w:szCs w:val="23"/>
         </w:rPr>
         <w:t xml:space="preserve">Die richtige Sprache (29): </w:t>
       </w:r>
       <w:r>
         <w:rPr>
           <w:rFonts w:ascii="Calibri" w:cs="Calibri" w:eastAsia="Calibri" w:hAnsi="Calibri"/>
-          <w:color w:val="233139"/>
-          <w:sz w:val="21"/>
-          <w:szCs w:val="21"/>
+          <w:color w:val="23423C"/>
+          <w:sz w:val="23"/>
+          <w:szCs w:val="23"/>
         </w:rPr>
         <w:t xml:space="preserve">„Sag lieber … statt …“. Beide Sätze laut lesen, Unterschied spüren lassen.</w:t>
       </w:r>
@@ -4979,18 +5024,18 @@
           <w:rFonts w:ascii="Calibri" w:cs="Calibri" w:eastAsia="Calibri" w:hAnsi="Calibri"/>
           <w:b/>
           <w:bCs/>
-          <w:color w:val="233139"/>
-          <w:sz w:val="21"/>
-          <w:szCs w:val="21"/>
+          <w:color w:val="23423C"/>
+          <w:sz w:val="23"/>
+          <w:szCs w:val="23"/>
         </w:rPr>
         <w:t xml:space="preserve">Aktives Zuhören (30): </w:t>
       </w:r>
       <w:r>
         <w:rPr>
           <w:rFonts w:ascii="Calibri" w:cs="Calibri" w:eastAsia="Calibri" w:hAnsi="Calibri"/>
-          <w:color w:val="233139"/>
-          <w:sz w:val="21"/>
-          <w:szCs w:val="21"/>
+          <w:color w:val="23423C"/>
+          <w:sz w:val="23"/>
+          <w:szCs w:val="23"/>
         </w:rPr>
         <w:t xml:space="preserve">Zuwenden, spiegeln, Pausen aushalten, nicht bewerten. Faustregel 80/20.</w:t>
       </w:r>
@@ -5009,18 +5054,18 @@
           <w:rFonts w:ascii="Calibri" w:cs="Calibri" w:eastAsia="Calibri" w:hAnsi="Calibri"/>
           <w:b/>
           <w:bCs/>
-          <w:color w:val="233139"/>
-          <w:sz w:val="21"/>
-          <w:szCs w:val="21"/>
+          <w:color w:val="23423C"/>
+          <w:sz w:val="23"/>
+          <w:szCs w:val="23"/>
         </w:rPr>
         <w:t xml:space="preserve">Grenzen &amp; Selbstschutz (31): </w:t>
       </w:r>
       <w:r>
         <w:rPr>
           <w:rFonts w:ascii="Calibri" w:cs="Calibri" w:eastAsia="Calibri" w:hAnsi="Calibri"/>
-          <w:color w:val="233139"/>
-          <w:sz w:val="21"/>
-          <w:szCs w:val="21"/>
+          <w:color w:val="23423C"/>
+          <w:sz w:val="23"/>
+          <w:szCs w:val="23"/>
         </w:rPr>
         <w:t xml:space="preserve">„Sie sind Brücke zur Hilfe, nicht die Behandlung.“ Notfall: Suizidgedanken direkt ansprechen, 144/142.</w:t>
       </w:r>
@@ -5039,18 +5084,18 @@
           <w:rFonts w:ascii="Calibri" w:cs="Calibri" w:eastAsia="Calibri" w:hAnsi="Calibri"/>
           <w:b/>
           <w:bCs/>
-          <w:color w:val="233139"/>
-          <w:sz w:val="21"/>
-          <w:szCs w:val="21"/>
+          <w:color w:val="23423C"/>
+          <w:sz w:val="23"/>
+          <w:szCs w:val="23"/>
         </w:rPr>
         <w:t xml:space="preserve">Übung Rollenspiel (32): </w:t>
       </w:r>
       <w:r>
         <w:rPr>
           <w:rFonts w:ascii="Calibri" w:cs="Calibri" w:eastAsia="Calibri" w:hAnsi="Calibri"/>
-          <w:color w:val="233139"/>
-          <w:sz w:val="21"/>
-          <w:szCs w:val="21"/>
+          <w:color w:val="23423C"/>
+          <w:sz w:val="23"/>
+          <w:szCs w:val="23"/>
         </w:rPr>
         <w:t xml:space="preserve">„Das schwierige Gespräch“ (Details Kap. 7).</w:t>
       </w:r>
@@ -5059,10 +5104,10 @@
       <w:tblPr>
         <w:tblW w:type="dxa" w:w="9360"/>
         <w:tblBorders>
-          <w:top w:val="single" w:color="E7ECEC" w:sz="2"/>
-          <w:left w:val="single" w:color="2E4A52" w:sz="18"/>
-          <w:bottom w:val="single" w:color="E7ECEC" w:sz="2"/>
-          <w:right w:val="single" w:color="E7ECEC" w:sz="2"/>
+          <w:top w:val="single" w:color="E4F0EA" w:sz="2"/>
+          <w:left w:val="single" w:color="2C7A6B" w:sz="18"/>
+          <w:bottom w:val="single" w:color="E4F0EA" w:sz="2"/>
+          <w:right w:val="single" w:color="E4F0EA" w:sz="2"/>
           <w:insideH w:val="none"/>
           <w:insideV w:val="none"/>
         </w:tblBorders>
@@ -5074,7 +5119,7 @@
         <w:tc>
           <w:tcPr>
             <w:tcW w:type="dxa" w:w="9360"/>
-            <w:shd w:fill="E7ECEC" w:color="auto" w:val="clear"/>
+            <w:shd w:fill="E4F0EA" w:color="auto" w:val="clear"/>
             <w:tcMar>
               <w:top w:type="dxa" w:w="140"/>
               <w:left w:type="dxa" w:w="200"/>
@@ -5091,9 +5136,9 @@
                 <w:rFonts w:ascii="Cambria" w:cs="Cambria" w:eastAsia="Cambria" w:hAnsi="Cambria"/>
                 <w:b/>
                 <w:bCs/>
-                <w:color w:val="2E4A52"/>
-                <w:sz w:val="22"/>
-                <w:szCs w:val="22"/>
+                <w:color w:val="2C7A6B"/>
+                <w:sz w:val="24"/>
+                <w:szCs w:val="24"/>
               </w:rPr>
               <w:t xml:space="preserve">Übergang</w:t>
             </w:r>
@@ -5107,9 +5152,9 @@
                 <w:rFonts w:ascii="Calibri" w:cs="Calibri" w:eastAsia="Calibri" w:hAnsi="Calibri"/>
                 <w:i/>
                 <w:iCs/>
-                <w:color w:val="2E4A52"/>
-                <w:sz w:val="21"/>
-                <w:szCs w:val="21"/>
+                <w:color w:val="2C7A6B"/>
+                <w:sz w:val="23"/>
+                <w:szCs w:val="23"/>
               </w:rPr>
               <w:t xml:space="preserve">„Wir wissen jetzt, wie sich das anfühlt und wie wir helfen können. Räumen wir zum Schluss mit ein paar hartnäckigen Irrtümern auf.“</w:t>
             </w:r>
@@ -5134,18 +5179,18 @@
           <w:rFonts w:ascii="Calibri" w:cs="Calibri" w:eastAsia="Calibri" w:hAnsi="Calibri"/>
           <w:b/>
           <w:bCs/>
-          <w:color w:val="233139"/>
-          <w:sz w:val="21"/>
-          <w:szCs w:val="21"/>
+          <w:color w:val="23423C"/>
+          <w:sz w:val="23"/>
+          <w:szCs w:val="23"/>
         </w:rPr>
         <w:t xml:space="preserve">Ziel: </w:t>
       </w:r>
       <w:r>
         <w:rPr>
           <w:rFonts w:ascii="Calibri" w:cs="Calibri" w:eastAsia="Calibri" w:hAnsi="Calibri"/>
-          <w:color w:val="233139"/>
-          <w:sz w:val="21"/>
-          <w:szCs w:val="21"/>
+          <w:color w:val="23423C"/>
+          <w:sz w:val="23"/>
+          <w:szCs w:val="23"/>
         </w:rPr>
         <w:t xml:space="preserve">Stigmatisierende Überzeugungen aktivierend entlarven.</w:t>
       </w:r>
@@ -5170,9 +5215,9 @@
       <w:r>
         <w:rPr>
           <w:rFonts w:ascii="Calibri" w:cs="Calibri" w:eastAsia="Calibri" w:hAnsi="Calibri"/>
-          <w:color w:val="233139"/>
-          <w:sz w:val="21"/>
-          <w:szCs w:val="21"/>
+          <w:color w:val="23423C"/>
+          <w:sz w:val="23"/>
+          <w:szCs w:val="23"/>
         </w:rPr>
         <w:t xml:space="preserve">Interaktiv einsteigen (Folie 33): Bei jeder Aussage die Gruppe erst abstimmen lassen – Daumen hoch (Wahrheit) / runter (Mythos) oder „Ecken im Raum“.</w:t>
       </w:r>
@@ -5189,9 +5234,9 @@
       <w:r>
         <w:rPr>
           <w:rFonts w:ascii="Calibri" w:cs="Calibri" w:eastAsia="Calibri" w:hAnsi="Calibri"/>
-          <w:color w:val="233139"/>
-          <w:sz w:val="21"/>
-          <w:szCs w:val="21"/>
+          <w:color w:val="23423C"/>
+          <w:sz w:val="23"/>
+          <w:szCs w:val="23"/>
         </w:rPr>
         <w:t xml:space="preserve">Dann auflösen (Folie 34): Alle vier Aussagen sind Mythen. Der dritte („sieht man doch“) schließt an den Workshop-Titel an.</w:t>
       </w:r>
@@ -5208,9 +5253,9 @@
       <w:r>
         <w:rPr>
           <w:rFonts w:ascii="Calibri" w:cs="Calibri" w:eastAsia="Calibri" w:hAnsi="Calibri"/>
-          <w:color w:val="233139"/>
-          <w:sz w:val="21"/>
-          <w:szCs w:val="21"/>
+          <w:color w:val="23423C"/>
+          <w:sz w:val="23"/>
+          <w:szCs w:val="23"/>
         </w:rPr>
         <w:t xml:space="preserve">Diskussion moderieren mit den Fragen aus Kapitel 8.</w:t>
       </w:r>
@@ -5220,7 +5265,7 @@
         <w:pStyle w:val="Heading2"/>
       </w:pPr>
       <w:r>
-        <w:t xml:space="preserve">Modul 6 · Hilfe &amp; Hoffnung — 20 Min. (Folien 35–36)</w:t>
+        <w:t xml:space="preserve">Modul 6 · Hilfe &amp; Hoffnung — 20 Min. (Folien 35–37)</w:t>
       </w:r>
     </w:p>
     <w:p>
@@ -5232,18 +5277,18 @@
           <w:rFonts w:ascii="Calibri" w:cs="Calibri" w:eastAsia="Calibri" w:hAnsi="Calibri"/>
           <w:b/>
           <w:bCs/>
-          <w:color w:val="233139"/>
-          <w:sz w:val="21"/>
-          <w:szCs w:val="21"/>
+          <w:color w:val="23423C"/>
+          <w:sz w:val="23"/>
+          <w:szCs w:val="23"/>
         </w:rPr>
         <w:t xml:space="preserve">Ziel: </w:t>
       </w:r>
       <w:r>
         <w:rPr>
           <w:rFonts w:ascii="Calibri" w:cs="Calibri" w:eastAsia="Calibri" w:hAnsi="Calibri"/>
-          <w:color w:val="233139"/>
-          <w:sz w:val="21"/>
-          <w:szCs w:val="21"/>
+          <w:color w:val="23423C"/>
+          <w:sz w:val="23"/>
+          <w:szCs w:val="23"/>
         </w:rPr>
         <w:t xml:space="preserve">Zeigen, dass Behandlung wirkt und Besserung möglich ist – der Hoffnungspol.</w:t>
       </w:r>
@@ -5262,18 +5307,18 @@
           <w:rFonts w:ascii="Calibri" w:cs="Calibri" w:eastAsia="Calibri" w:hAnsi="Calibri"/>
           <w:b/>
           <w:bCs/>
-          <w:color w:val="233139"/>
-          <w:sz w:val="21"/>
-          <w:szCs w:val="21"/>
+          <w:color w:val="23423C"/>
+          <w:sz w:val="23"/>
+          <w:szCs w:val="23"/>
         </w:rPr>
         <w:t xml:space="preserve">Behandlungswege (35): </w:t>
       </w:r>
       <w:r>
         <w:rPr>
           <w:rFonts w:ascii="Calibri" w:cs="Calibri" w:eastAsia="Calibri" w:hAnsi="Calibri"/>
-          <w:color w:val="233139"/>
-          <w:sz w:val="21"/>
-          <w:szCs w:val="21"/>
+          <w:color w:val="23423C"/>
+          <w:sz w:val="23"/>
+          <w:szCs w:val="23"/>
         </w:rPr>
         <w:t xml:space="preserve">Therapie, Medikamente, Selbsthilfe, Alltagsstruktur. Medikamente entstigmatisieren („so wenig Schwäche wie eine Insulinspritze“). Kombination wirkt am besten.</w:t>
       </w:r>
@@ -5292,28 +5337,20 @@
           <w:rFonts w:ascii="Calibri" w:cs="Calibri" w:eastAsia="Calibri" w:hAnsi="Calibri"/>
           <w:b/>
           <w:bCs/>
-          <w:color w:val="233139"/>
-          <w:sz w:val="21"/>
-          <w:szCs w:val="21"/>
-        </w:rPr>
-        <w:t xml:space="preserve">Hoffnung (36): </w:t>
-      </w:r>
-      <w:r>
-        <w:rPr>
-          <w:rFonts w:ascii="Calibri" w:cs="Calibri" w:eastAsia="Calibri" w:hAnsi="Calibri"/>
-          <w:color w:val="233139"/>
-          <w:sz w:val="21"/>
-          <w:szCs w:val="21"/>
-        </w:rPr>
-        <w:t xml:space="preserve">Ihre persönliche Botschaft – der stärkste Beweis des Tages. Enden Sie mit einem Satz zum Mitnehmen.</w:t>
-      </w:r>
-    </w:p>
-    <w:p>
-      <w:pPr>
-        <w:pStyle w:val="Heading2"/>
-      </w:pPr>
-      <w:r>
-        <w:t xml:space="preserve">Abschluss — 10 Min.+ (Folien 37–39)</w:t>
+          <w:color w:val="23423C"/>
+          <w:sz w:val="23"/>
+          <w:szCs w:val="23"/>
+        </w:rPr>
+        <w:t xml:space="preserve">Fachleute sind Verbündete (36): </w:t>
+      </w:r>
+      <w:r>
+        <w:rPr>
+          <w:rFonts w:ascii="Calibri" w:cs="Calibri" w:eastAsia="Calibri" w:hAnsi="Calibri"/>
+          <w:color w:val="23423C"/>
+          <w:sz w:val="23"/>
+          <w:szCs w:val="23"/>
+        </w:rPr>
+        <w:t xml:space="preserve">Therapeut:innen, Psycholog:innen und Psychiater:innen sind kein Feind, sondern Helfer. Kernbotschaft: Hilfe anzunehmen ist keine Schwäche, sondern der mutigste Schritt – so normal wie der Gang zum Zahnarzt.</w:t>
       </w:r>
     </w:p>
     <w:p>
@@ -5330,20 +5367,28 @@
           <w:rFonts w:ascii="Calibri" w:cs="Calibri" w:eastAsia="Calibri" w:hAnsi="Calibri"/>
           <w:b/>
           <w:bCs/>
-          <w:color w:val="233139"/>
-          <w:sz w:val="21"/>
-          <w:szCs w:val="21"/>
-        </w:rPr>
-        <w:t xml:space="preserve">Erkenntnisse (37): </w:t>
-      </w:r>
-      <w:r>
-        <w:rPr>
-          <w:rFonts w:ascii="Calibri" w:cs="Calibri" w:eastAsia="Calibri" w:hAnsi="Calibri"/>
-          <w:color w:val="233139"/>
-          <w:sz w:val="21"/>
-          <w:szCs w:val="21"/>
-        </w:rPr>
-        <w:t xml:space="preserve">Vier Kernbotschaften. Zurück zur Erwartungs-Pinnwand: eingelöst?</w:t>
+          <w:color w:val="23423C"/>
+          <w:sz w:val="23"/>
+          <w:szCs w:val="23"/>
+        </w:rPr>
+        <w:t xml:space="preserve">Hoffnung (37): </w:t>
+      </w:r>
+      <w:r>
+        <w:rPr>
+          <w:rFonts w:ascii="Calibri" w:cs="Calibri" w:eastAsia="Calibri" w:hAnsi="Calibri"/>
+          <w:color w:val="23423C"/>
+          <w:sz w:val="23"/>
+          <w:szCs w:val="23"/>
+        </w:rPr>
+        <w:t xml:space="preserve">Ihre persönliche Botschaft – der stärkste Beweis des Tages. Enden Sie mit einem Satz zum Mitnehmen.</w:t>
+      </w:r>
+    </w:p>
+    <w:p>
+      <w:pPr>
+        <w:pStyle w:val="Heading2"/>
+      </w:pPr>
+      <w:r>
+        <w:t xml:space="preserve">Abschluss — 10 Min.+ (Folien 38–40)</w:t>
       </w:r>
     </w:p>
     <w:p>
@@ -5360,20 +5405,20 @@
           <w:rFonts w:ascii="Calibri" w:cs="Calibri" w:eastAsia="Calibri" w:hAnsi="Calibri"/>
           <w:b/>
           <w:bCs/>
-          <w:color w:val="233139"/>
-          <w:sz w:val="21"/>
-          <w:szCs w:val="21"/>
-        </w:rPr>
-        <w:t xml:space="preserve">Fragerunde: </w:t>
-      </w:r>
-      <w:r>
-        <w:rPr>
-          <w:rFonts w:ascii="Calibri" w:cs="Calibri" w:eastAsia="Calibri" w:hAnsi="Calibri"/>
-          <w:color w:val="233139"/>
-          <w:sz w:val="21"/>
-          <w:szCs w:val="21"/>
-        </w:rPr>
-        <w:t xml:space="preserve">Offene Fragen zulassen, Stille aushalten.</w:t>
+          <w:color w:val="23423C"/>
+          <w:sz w:val="23"/>
+          <w:szCs w:val="23"/>
+        </w:rPr>
+        <w:t xml:space="preserve">Erkenntnisse (38): </w:t>
+      </w:r>
+      <w:r>
+        <w:rPr>
+          <w:rFonts w:ascii="Calibri" w:cs="Calibri" w:eastAsia="Calibri" w:hAnsi="Calibri"/>
+          <w:color w:val="23423C"/>
+          <w:sz w:val="23"/>
+          <w:szCs w:val="23"/>
+        </w:rPr>
+        <w:t xml:space="preserve">Vier Kernbotschaften. Zurück zur Erwartungs-Pinnwand: eingelöst?</w:t>
       </w:r>
     </w:p>
     <w:p>
@@ -5390,20 +5435,20 @@
           <w:rFonts w:ascii="Calibri" w:cs="Calibri" w:eastAsia="Calibri" w:hAnsi="Calibri"/>
           <w:b/>
           <w:bCs/>
-          <w:color w:val="233139"/>
-          <w:sz w:val="21"/>
-          <w:szCs w:val="21"/>
-        </w:rPr>
-        <w:t xml:space="preserve">Anlaufstellen (38): </w:t>
-      </w:r>
-      <w:r>
-        <w:rPr>
-          <w:rFonts w:ascii="Calibri" w:cs="Calibri" w:eastAsia="Calibri" w:hAnsi="Calibri"/>
-          <w:color w:val="233139"/>
-          <w:sz w:val="21"/>
-          <w:szCs w:val="21"/>
-        </w:rPr>
-        <w:t xml:space="preserve">Handout austeilen. „Nehmen Sie es mit – für sich oder für jemanden, an den Sie heute gedacht haben.“</w:t>
+          <w:color w:val="23423C"/>
+          <w:sz w:val="23"/>
+          <w:szCs w:val="23"/>
+        </w:rPr>
+        <w:t xml:space="preserve">Fragerunde: </w:t>
+      </w:r>
+      <w:r>
+        <w:rPr>
+          <w:rFonts w:ascii="Calibri" w:cs="Calibri" w:eastAsia="Calibri" w:hAnsi="Calibri"/>
+          <w:color w:val="23423C"/>
+          <w:sz w:val="23"/>
+          <w:szCs w:val="23"/>
+        </w:rPr>
+        <w:t xml:space="preserve">Offene Fragen zulassen, Stille aushalten.</w:t>
       </w:r>
     </w:p>
     <w:p>
@@ -5420,18 +5465,48 @@
           <w:rFonts w:ascii="Calibri" w:cs="Calibri" w:eastAsia="Calibri" w:hAnsi="Calibri"/>
           <w:b/>
           <w:bCs/>
-          <w:color w:val="233139"/>
-          <w:sz w:val="21"/>
-          <w:szCs w:val="21"/>
-        </w:rPr>
-        <w:t xml:space="preserve">Abschluss (39): </w:t>
-      </w:r>
-      <w:r>
-        <w:rPr>
-          <w:rFonts w:ascii="Calibri" w:cs="Calibri" w:eastAsia="Calibri" w:hAnsi="Calibri"/>
-          <w:color w:val="233139"/>
-          <w:sz w:val="21"/>
-          <w:szCs w:val="21"/>
+          <w:color w:val="23423C"/>
+          <w:sz w:val="23"/>
+          <w:szCs w:val="23"/>
+        </w:rPr>
+        <w:t xml:space="preserve">Anlaufstellen (39): </w:t>
+      </w:r>
+      <w:r>
+        <w:rPr>
+          <w:rFonts w:ascii="Calibri" w:cs="Calibri" w:eastAsia="Calibri" w:hAnsi="Calibri"/>
+          <w:color w:val="23423C"/>
+          <w:sz w:val="23"/>
+          <w:szCs w:val="23"/>
+        </w:rPr>
+        <w:t xml:space="preserve">Handout austeilen. „Nehmen Sie es mit – für sich oder für jemanden, an den Sie heute gedacht haben.“</w:t>
+      </w:r>
+    </w:p>
+    <w:p>
+      <w:pPr>
+        <w:pStyle w:val="ListParagraph"/>
+        <w:numPr>
+          <w:ilvl w:val="0"/>
+          <w:numId w:val="1"/>
+        </w:numPr>
+        <w:spacing w:after="70" w:line="264"/>
+      </w:pPr>
+      <w:r>
+        <w:rPr>
+          <w:rFonts w:ascii="Calibri" w:cs="Calibri" w:eastAsia="Calibri" w:hAnsi="Calibri"/>
+          <w:b/>
+          <w:bCs/>
+          <w:color w:val="23423C"/>
+          <w:sz w:val="23"/>
+          <w:szCs w:val="23"/>
+        </w:rPr>
+        <w:t xml:space="preserve">Abschluss (40): </w:t>
+      </w:r>
+      <w:r>
+        <w:rPr>
+          <w:rFonts w:ascii="Calibri" w:cs="Calibri" w:eastAsia="Calibri" w:hAnsi="Calibri"/>
+          <w:color w:val="23423C"/>
+          <w:sz w:val="23"/>
+          <w:szCs w:val="23"/>
         </w:rPr>
         <w:t xml:space="preserve">Warm enden, Reflexionsbogen austeilen, optionales Blitzlicht „Ein Wort, das Sie mitnehmen“.</w:t>
       </w:r>
@@ -5456,9 +5531,9 @@
       <w:r>
         <w:rPr>
           <w:rFonts w:ascii="Calibri" w:cs="Calibri" w:eastAsia="Calibri" w:hAnsi="Calibri"/>
-          <w:color w:val="233139"/>
-          <w:sz w:val="21"/>
-          <w:szCs w:val="21"/>
+          <w:color w:val="23423C"/>
+          <w:sz w:val="23"/>
+          <w:szCs w:val="23"/>
         </w:rPr>
         <w:t xml:space="preserve">Sieben Übungen, die den Workshop vom Vortrag zum Erlebnis machen. Zu jeder: Ziel, Dauer, Material, Ablauf und Auswertungsfragen. Kopiervorlagen liegen im Dokument „Arbeitsblätter &amp; Kopiervorlagen“.</w:t>
       </w:r>
@@ -5475,12 +5550,12 @@
       <w:tblPr>
         <w:tblW w:type="dxa" w:w="9360"/>
         <w:tblBorders>
-          <w:top w:val="single" w:color="DCE6E3" w:sz="2"/>
-          <w:left w:val="single" w:color="DCE6E3" w:sz="2"/>
-          <w:bottom w:val="single" w:color="DCE6E3" w:sz="2"/>
-          <w:right w:val="single" w:color="DCE6E3" w:sz="2"/>
-          <w:insideH w:val="single" w:color="DCE6E3" w:sz="2"/>
-          <w:insideV w:val="single" w:color="DCE6E3" w:sz="2"/>
+          <w:top w:val="single" w:color="D9E9E1" w:sz="2"/>
+          <w:left w:val="single" w:color="D9E9E1" w:sz="2"/>
+          <w:bottom w:val="single" w:color="D9E9E1" w:sz="2"/>
+          <w:right w:val="single" w:color="D9E9E1" w:sz="2"/>
+          <w:insideH w:val="single" w:color="D9E9E1" w:sz="2"/>
+          <w:insideV w:val="single" w:color="D9E9E1" w:sz="2"/>
         </w:tblBorders>
       </w:tblPr>
       <w:tblGrid>
@@ -5491,7 +5566,7 @@
         <w:tc>
           <w:tcPr>
             <w:tcW w:type="dxa" w:w="1500"/>
-            <w:shd w:fill="EAF1EF" w:color="auto" w:val="clear"/>
+            <w:shd w:fill="E6F2EC" w:color="auto" w:val="clear"/>
             <w:tcMar>
               <w:top w:type="dxa" w:w="70"/>
               <w:left w:type="dxa" w:w="120"/>
@@ -5508,7 +5583,7 @@
                 <w:rFonts w:ascii="Calibri" w:cs="Calibri" w:eastAsia="Calibri" w:hAnsi="Calibri"/>
                 <w:b/>
                 <w:bCs/>
-                <w:color w:val="3F7C79"/>
+                <w:color w:val="2E9284"/>
                 <w:sz w:val="20"/>
                 <w:szCs w:val="20"/>
               </w:rPr>
@@ -5533,7 +5608,7 @@
             <w:r>
               <w:rPr>
                 <w:rFonts w:ascii="Calibri" w:cs="Calibri" w:eastAsia="Calibri" w:hAnsi="Calibri"/>
-                <w:color w:val="233139"/>
+                <w:color w:val="23423C"/>
                 <w:sz w:val="20"/>
                 <w:szCs w:val="20"/>
               </w:rPr>
@@ -5546,7 +5621,7 @@
         <w:tc>
           <w:tcPr>
             <w:tcW w:type="dxa" w:w="1500"/>
-            <w:shd w:fill="EAF1EF" w:color="auto" w:val="clear"/>
+            <w:shd w:fill="E6F2EC" w:color="auto" w:val="clear"/>
             <w:tcMar>
               <w:top w:type="dxa" w:w="70"/>
               <w:left w:type="dxa" w:w="120"/>
@@ -5563,7 +5638,7 @@
                 <w:rFonts w:ascii="Calibri" w:cs="Calibri" w:eastAsia="Calibri" w:hAnsi="Calibri"/>
                 <w:b/>
                 <w:bCs/>
-                <w:color w:val="3F7C79"/>
+                <w:color w:val="2E9284"/>
                 <w:sz w:val="20"/>
                 <w:szCs w:val="20"/>
               </w:rPr>
@@ -5588,7 +5663,7 @@
             <w:r>
               <w:rPr>
                 <w:rFonts w:ascii="Calibri" w:cs="Calibri" w:eastAsia="Calibri" w:hAnsi="Calibri"/>
-                <w:color w:val="233139"/>
+                <w:color w:val="23423C"/>
                 <w:sz w:val="20"/>
                 <w:szCs w:val="20"/>
               </w:rPr>
@@ -5601,7 +5676,7 @@
         <w:tc>
           <w:tcPr>
             <w:tcW w:type="dxa" w:w="1500"/>
-            <w:shd w:fill="EAF1EF" w:color="auto" w:val="clear"/>
+            <w:shd w:fill="E6F2EC" w:color="auto" w:val="clear"/>
             <w:tcMar>
               <w:top w:type="dxa" w:w="70"/>
               <w:left w:type="dxa" w:w="120"/>
@@ -5618,7 +5693,7 @@
                 <w:rFonts w:ascii="Calibri" w:cs="Calibri" w:eastAsia="Calibri" w:hAnsi="Calibri"/>
                 <w:b/>
                 <w:bCs/>
-                <w:color w:val="3F7C79"/>
+                <w:color w:val="2E9284"/>
                 <w:sz w:val="20"/>
                 <w:szCs w:val="20"/>
               </w:rPr>
@@ -5643,7 +5718,7 @@
             <w:r>
               <w:rPr>
                 <w:rFonts w:ascii="Calibri" w:cs="Calibri" w:eastAsia="Calibri" w:hAnsi="Calibri"/>
-                <w:color w:val="233139"/>
+                <w:color w:val="23423C"/>
                 <w:sz w:val="20"/>
                 <w:szCs w:val="20"/>
               </w:rPr>
@@ -5662,7 +5737,7 @@
           <w:rFonts w:ascii="Cambria" w:cs="Cambria" w:eastAsia="Cambria" w:hAnsi="Cambria"/>
           <w:b/>
           <w:bCs/>
-          <w:color w:val="B9793B"/>
+          <w:color w:val="BC722A"/>
           <w:sz w:val="21"/>
           <w:szCs w:val="21"/>
         </w:rPr>
@@ -5681,9 +5756,9 @@
       <w:r>
         <w:rPr>
           <w:rFonts w:ascii="Calibri" w:cs="Calibri" w:eastAsia="Calibri" w:hAnsi="Calibri"/>
-          <w:color w:val="233139"/>
-          <w:sz w:val="21"/>
-          <w:szCs w:val="21"/>
+          <w:color w:val="23423C"/>
+          <w:sz w:val="23"/>
+          <w:szCs w:val="23"/>
         </w:rPr>
         <w:t xml:space="preserve">Sie lesen eine Aussage vor (z. B. „Depression ist Faulheit“).</w:t>
       </w:r>
@@ -5700,9 +5775,9 @@
       <w:r>
         <w:rPr>
           <w:rFonts w:ascii="Calibri" w:cs="Calibri" w:eastAsia="Calibri" w:hAnsi="Calibri"/>
-          <w:color w:val="233139"/>
-          <w:sz w:val="21"/>
-          <w:szCs w:val="21"/>
+          <w:color w:val="23423C"/>
+          <w:sz w:val="23"/>
+          <w:szCs w:val="23"/>
         </w:rPr>
         <w:t xml:space="preserve">Die Gruppe stimmt ab: Daumen hoch = Wahrheit, Daumen runter = Mythos. Alternativ „Ecken im Raum“ (eine Ecke = Mythos, andere = Wahrheit).</w:t>
       </w:r>
@@ -5719,9 +5794,9 @@
       <w:r>
         <w:rPr>
           <w:rFonts w:ascii="Calibri" w:cs="Calibri" w:eastAsia="Calibri" w:hAnsi="Calibri"/>
-          <w:color w:val="233139"/>
-          <w:sz w:val="21"/>
-          <w:szCs w:val="21"/>
+          <w:color w:val="23423C"/>
+          <w:sz w:val="23"/>
+          <w:szCs w:val="23"/>
         </w:rPr>
         <w:t xml:space="preserve">Kurz nachfragen: „Warum haben Sie so entschieden?“</w:t>
       </w:r>
@@ -5738,9 +5813,9 @@
       <w:r>
         <w:rPr>
           <w:rFonts w:ascii="Calibri" w:cs="Calibri" w:eastAsia="Calibri" w:hAnsi="Calibri"/>
-          <w:color w:val="233139"/>
-          <w:sz w:val="21"/>
-          <w:szCs w:val="21"/>
+          <w:color w:val="23423C"/>
+          <w:sz w:val="23"/>
+          <w:szCs w:val="23"/>
         </w:rPr>
         <w:t xml:space="preserve">Auflösen und den Fakt dagegensetzen (Folie 34).</w:t>
       </w:r>
@@ -5754,7 +5829,7 @@
           <w:rFonts w:ascii="Cambria" w:cs="Cambria" w:eastAsia="Cambria" w:hAnsi="Cambria"/>
           <w:b/>
           <w:bCs/>
-          <w:color w:val="B9793B"/>
+          <w:color w:val="BC722A"/>
           <w:sz w:val="21"/>
           <w:szCs w:val="21"/>
         </w:rPr>
@@ -5773,9 +5848,9 @@
       <w:r>
         <w:rPr>
           <w:rFonts w:ascii="Calibri" w:cs="Calibri" w:eastAsia="Calibri" w:hAnsi="Calibri"/>
-          <w:color w:val="233139"/>
-          <w:sz w:val="21"/>
-          <w:szCs w:val="21"/>
+          <w:color w:val="23423C"/>
+          <w:sz w:val="23"/>
+          <w:szCs w:val="23"/>
         </w:rPr>
         <w:t xml:space="preserve">Welche Aussage hat am meisten überrascht?</w:t>
       </w:r>
@@ -5792,9 +5867,9 @@
       <w:r>
         <w:rPr>
           <w:rFonts w:ascii="Calibri" w:cs="Calibri" w:eastAsia="Calibri" w:hAnsi="Calibri"/>
-          <w:color w:val="233139"/>
-          <w:sz w:val="21"/>
-          <w:szCs w:val="21"/>
+          <w:color w:val="23423C"/>
+          <w:sz w:val="23"/>
+          <w:szCs w:val="23"/>
         </w:rPr>
         <w:t xml:space="preserve">Woher kommen solche Überzeugungen (Erziehung, Medien, Sprüche)?</w:t>
       </w:r>
@@ -5811,9 +5886,9 @@
       <w:r>
         <w:rPr>
           <w:rFonts w:ascii="Calibri" w:cs="Calibri" w:eastAsia="Calibri" w:hAnsi="Calibri"/>
-          <w:color w:val="233139"/>
-          <w:sz w:val="21"/>
-          <w:szCs w:val="21"/>
+          <w:color w:val="23423C"/>
+          <w:sz w:val="23"/>
+          <w:szCs w:val="23"/>
         </w:rPr>
         <w:t xml:space="preserve">Wie könnten wir solchen Sätzen im Alltag begegnen?</w:t>
       </w:r>
@@ -5822,10 +5897,10 @@
       <w:tblPr>
         <w:tblW w:type="dxa" w:w="9360"/>
         <w:tblBorders>
-          <w:top w:val="single" w:color="EAF1EF" w:sz="2"/>
-          <w:left w:val="single" w:color="3F7C79" w:sz="18"/>
-          <w:bottom w:val="single" w:color="EAF1EF" w:sz="2"/>
-          <w:right w:val="single" w:color="EAF1EF" w:sz="2"/>
+          <w:top w:val="single" w:color="E6F2EC" w:sz="2"/>
+          <w:left w:val="single" w:color="2E9284" w:sz="18"/>
+          <w:bottom w:val="single" w:color="E6F2EC" w:sz="2"/>
+          <w:right w:val="single" w:color="E6F2EC" w:sz="2"/>
           <w:insideH w:val="none"/>
           <w:insideV w:val="none"/>
         </w:tblBorders>
@@ -5837,7 +5912,7 @@
         <w:tc>
           <w:tcPr>
             <w:tcW w:type="dxa" w:w="9360"/>
-            <w:shd w:fill="EAF1EF" w:color="auto" w:val="clear"/>
+            <w:shd w:fill="E6F2EC" w:color="auto" w:val="clear"/>
             <w:tcMar>
               <w:top w:type="dxa" w:w="140"/>
               <w:left w:type="dxa" w:w="200"/>
@@ -5854,9 +5929,9 @@
                 <w:rFonts w:ascii="Cambria" w:cs="Cambria" w:eastAsia="Cambria" w:hAnsi="Cambria"/>
                 <w:b/>
                 <w:bCs/>
-                <w:color w:val="3F7C79"/>
-                <w:sz w:val="22"/>
-                <w:szCs w:val="22"/>
+                <w:color w:val="2E9284"/>
+                <w:sz w:val="24"/>
+                <w:szCs w:val="24"/>
               </w:rPr>
               <w:t xml:space="preserve">Moderationstipp</w:t>
             </w:r>
@@ -5868,9 +5943,9 @@
             <w:r>
               <w:rPr>
                 <w:rFonts w:ascii="Calibri" w:cs="Calibri" w:eastAsia="Calibri" w:hAnsi="Calibri"/>
-                <w:color w:val="233139"/>
-                <w:sz w:val="21"/>
-                <w:szCs w:val="21"/>
+                <w:color w:val="23423C"/>
+                <w:sz w:val="23"/>
+                <w:szCs w:val="23"/>
               </w:rPr>
               <w:t xml:space="preserve">Kein Test, keine Blamage. Es geht um die Erkenntnis, wie tief solche Sätze sitzen – auch bei uns selbst.</w:t>
             </w:r>
@@ -5890,12 +5965,12 @@
       <w:tblPr>
         <w:tblW w:type="dxa" w:w="9360"/>
         <w:tblBorders>
-          <w:top w:val="single" w:color="DCE6E3" w:sz="2"/>
-          <w:left w:val="single" w:color="DCE6E3" w:sz="2"/>
-          <w:bottom w:val="single" w:color="DCE6E3" w:sz="2"/>
-          <w:right w:val="single" w:color="DCE6E3" w:sz="2"/>
-          <w:insideH w:val="single" w:color="DCE6E3" w:sz="2"/>
-          <w:insideV w:val="single" w:color="DCE6E3" w:sz="2"/>
+          <w:top w:val="single" w:color="D9E9E1" w:sz="2"/>
+          <w:left w:val="single" w:color="D9E9E1" w:sz="2"/>
+          <w:bottom w:val="single" w:color="D9E9E1" w:sz="2"/>
+          <w:right w:val="single" w:color="D9E9E1" w:sz="2"/>
+          <w:insideH w:val="single" w:color="D9E9E1" w:sz="2"/>
+          <w:insideV w:val="single" w:color="D9E9E1" w:sz="2"/>
         </w:tblBorders>
       </w:tblPr>
       <w:tblGrid>
@@ -5906,7 +5981,7 @@
         <w:tc>
           <w:tcPr>
             <w:tcW w:type="dxa" w:w="1500"/>
-            <w:shd w:fill="EAF1EF" w:color="auto" w:val="clear"/>
+            <w:shd w:fill="E6F2EC" w:color="auto" w:val="clear"/>
             <w:tcMar>
               <w:top w:type="dxa" w:w="70"/>
               <w:left w:type="dxa" w:w="120"/>
@@ -5923,7 +5998,7 @@
                 <w:rFonts w:ascii="Calibri" w:cs="Calibri" w:eastAsia="Calibri" w:hAnsi="Calibri"/>
                 <w:b/>
                 <w:bCs/>
-                <w:color w:val="3F7C79"/>
+                <w:color w:val="2E9284"/>
                 <w:sz w:val="20"/>
                 <w:szCs w:val="20"/>
               </w:rPr>
@@ -5948,7 +6023,7 @@
             <w:r>
               <w:rPr>
                 <w:rFonts w:ascii="Calibri" w:cs="Calibri" w:eastAsia="Calibri" w:hAnsi="Calibri"/>
-                <w:color w:val="233139"/>
+                <w:color w:val="23423C"/>
                 <w:sz w:val="20"/>
                 <w:szCs w:val="20"/>
               </w:rPr>
@@ -5961,7 +6036,7 @@
         <w:tc>
           <w:tcPr>
             <w:tcW w:type="dxa" w:w="1500"/>
-            <w:shd w:fill="EAF1EF" w:color="auto" w:val="clear"/>
+            <w:shd w:fill="E6F2EC" w:color="auto" w:val="clear"/>
             <w:tcMar>
               <w:top w:type="dxa" w:w="70"/>
               <w:left w:type="dxa" w:w="120"/>
@@ -5978,7 +6053,7 @@
                 <w:rFonts w:ascii="Calibri" w:cs="Calibri" w:eastAsia="Calibri" w:hAnsi="Calibri"/>
                 <w:b/>
                 <w:bCs/>
-                <w:color w:val="3F7C79"/>
+                <w:color w:val="2E9284"/>
                 <w:sz w:val="20"/>
                 <w:szCs w:val="20"/>
               </w:rPr>
@@ -6003,7 +6078,7 @@
             <w:r>
               <w:rPr>
                 <w:rFonts w:ascii="Calibri" w:cs="Calibri" w:eastAsia="Calibri" w:hAnsi="Calibri"/>
-                <w:color w:val="233139"/>
+                <w:color w:val="23423C"/>
                 <w:sz w:val="20"/>
                 <w:szCs w:val="20"/>
               </w:rPr>
@@ -6016,7 +6091,7 @@
         <w:tc>
           <w:tcPr>
             <w:tcW w:type="dxa" w:w="1500"/>
-            <w:shd w:fill="EAF1EF" w:color="auto" w:val="clear"/>
+            <w:shd w:fill="E6F2EC" w:color="auto" w:val="clear"/>
             <w:tcMar>
               <w:top w:type="dxa" w:w="70"/>
               <w:left w:type="dxa" w:w="120"/>
@@ -6033,7 +6108,7 @@
                 <w:rFonts w:ascii="Calibri" w:cs="Calibri" w:eastAsia="Calibri" w:hAnsi="Calibri"/>
                 <w:b/>
                 <w:bCs/>
-                <w:color w:val="3F7C79"/>
+                <w:color w:val="2E9284"/>
                 <w:sz w:val="20"/>
                 <w:szCs w:val="20"/>
               </w:rPr>
@@ -6058,7 +6133,7 @@
             <w:r>
               <w:rPr>
                 <w:rFonts w:ascii="Calibri" w:cs="Calibri" w:eastAsia="Calibri" w:hAnsi="Calibri"/>
-                <w:color w:val="233139"/>
+                <w:color w:val="23423C"/>
                 <w:sz w:val="20"/>
                 <w:szCs w:val="20"/>
               </w:rPr>
@@ -6077,7 +6152,7 @@
           <w:rFonts w:ascii="Cambria" w:cs="Cambria" w:eastAsia="Cambria" w:hAnsi="Cambria"/>
           <w:b/>
           <w:bCs/>
-          <w:color w:val="B9793B"/>
+          <w:color w:val="BC722A"/>
           <w:sz w:val="21"/>
           <w:szCs w:val="21"/>
         </w:rPr>
@@ -6096,9 +6171,9 @@
       <w:r>
         <w:rPr>
           <w:rFonts w:ascii="Calibri" w:cs="Calibri" w:eastAsia="Calibri" w:hAnsi="Calibri"/>
-          <w:color w:val="233139"/>
-          <w:sz w:val="21"/>
-          <w:szCs w:val="21"/>
+          <w:color w:val="23423C"/>
+          <w:sz w:val="23"/>
+          <w:szCs w:val="23"/>
         </w:rPr>
         <w:t xml:space="preserve">Jede/r bekommt die Perspektivkarte und liest den Tagesablauf still.</w:t>
       </w:r>
@@ -6115,9 +6190,9 @@
       <w:r>
         <w:rPr>
           <w:rFonts w:ascii="Calibri" w:cs="Calibri" w:eastAsia="Calibri" w:hAnsi="Calibri"/>
-          <w:color w:val="233139"/>
-          <w:sz w:val="21"/>
-          <w:szCs w:val="21"/>
+          <w:color w:val="23423C"/>
+          <w:sz w:val="23"/>
+          <w:szCs w:val="23"/>
         </w:rPr>
         <w:t xml:space="preserve">Grundregel: Jede Aufgabe kostet „+15 kg“ – wie mit dem unsichtbaren Rucksack.</w:t>
       </w:r>
@@ -6134,9 +6209,9 @@
       <w:r>
         <w:rPr>
           <w:rFonts w:ascii="Calibri" w:cs="Calibri" w:eastAsia="Calibri" w:hAnsi="Calibri"/>
-          <w:color w:val="233139"/>
-          <w:sz w:val="21"/>
-          <w:szCs w:val="21"/>
+          <w:color w:val="23423C"/>
+          <w:sz w:val="23"/>
+          <w:szCs w:val="23"/>
         </w:rPr>
         <w:t xml:space="preserve">Markieren: Was hätte ich heute so nicht geschafft? Wo hätte ich Verständnis gebraucht?</w:t>
       </w:r>
@@ -6153,9 +6228,9 @@
       <w:r>
         <w:rPr>
           <w:rFonts w:ascii="Calibri" w:cs="Calibri" w:eastAsia="Calibri" w:hAnsi="Calibri"/>
-          <w:color w:val="233139"/>
-          <w:sz w:val="21"/>
-          <w:szCs w:val="21"/>
+          <w:color w:val="23423C"/>
+          <w:sz w:val="23"/>
+          <w:szCs w:val="23"/>
         </w:rPr>
         <w:t xml:space="preserve">Kurzer Austausch zu zweit, dann Blitzlicht im Plenum (ein Satz pro Person, freiwillig).</w:t>
       </w:r>
@@ -6169,7 +6244,7 @@
           <w:rFonts w:ascii="Cambria" w:cs="Cambria" w:eastAsia="Cambria" w:hAnsi="Cambria"/>
           <w:b/>
           <w:bCs/>
-          <w:color w:val="B9793B"/>
+          <w:color w:val="BC722A"/>
           <w:sz w:val="21"/>
           <w:szCs w:val="21"/>
         </w:rPr>
@@ -6188,9 +6263,9 @@
       <w:r>
         <w:rPr>
           <w:rFonts w:ascii="Calibri" w:cs="Calibri" w:eastAsia="Calibri" w:hAnsi="Calibri"/>
-          <w:color w:val="233139"/>
-          <w:sz w:val="21"/>
-          <w:szCs w:val="21"/>
+          <w:color w:val="23423C"/>
+          <w:sz w:val="23"/>
+          <w:szCs w:val="23"/>
         </w:rPr>
         <w:t xml:space="preserve">Was hat sich verändert, als jede Kleinigkeit schwer wurde?</w:t>
       </w:r>
@@ -6207,9 +6282,9 @@
       <w:r>
         <w:rPr>
           <w:rFonts w:ascii="Calibri" w:cs="Calibri" w:eastAsia="Calibri" w:hAnsi="Calibri"/>
-          <w:color w:val="233139"/>
-          <w:sz w:val="21"/>
-          <w:szCs w:val="21"/>
+          <w:color w:val="23423C"/>
+          <w:sz w:val="23"/>
+          <w:szCs w:val="23"/>
         </w:rPr>
         <w:t xml:space="preserve">Wie hätten andere reagiert – und wie hätte ich mir Reaktion gewünscht?</w:t>
       </w:r>
@@ -6226,9 +6301,9 @@
       <w:r>
         <w:rPr>
           <w:rFonts w:ascii="Calibri" w:cs="Calibri" w:eastAsia="Calibri" w:hAnsi="Calibri"/>
-          <w:color w:val="233139"/>
-          <w:sz w:val="21"/>
-          <w:szCs w:val="21"/>
+          <w:color w:val="23423C"/>
+          <w:sz w:val="23"/>
+          <w:szCs w:val="23"/>
         </w:rPr>
         <w:t xml:space="preserve">Was heißt das für meinen Blick auf „unzuverlässige“ Menschen?</w:t>
       </w:r>
@@ -6237,10 +6312,10 @@
       <w:tblPr>
         <w:tblW w:type="dxa" w:w="9360"/>
         <w:tblBorders>
-          <w:top w:val="single" w:color="EAF1EF" w:sz="2"/>
-          <w:left w:val="single" w:color="3F7C79" w:sz="18"/>
-          <w:bottom w:val="single" w:color="EAF1EF" w:sz="2"/>
-          <w:right w:val="single" w:color="EAF1EF" w:sz="2"/>
+          <w:top w:val="single" w:color="E6F2EC" w:sz="2"/>
+          <w:left w:val="single" w:color="2E9284" w:sz="18"/>
+          <w:bottom w:val="single" w:color="E6F2EC" w:sz="2"/>
+          <w:right w:val="single" w:color="E6F2EC" w:sz="2"/>
           <w:insideH w:val="none"/>
           <w:insideV w:val="none"/>
         </w:tblBorders>
@@ -6252,7 +6327,7 @@
         <w:tc>
           <w:tcPr>
             <w:tcW w:type="dxa" w:w="9360"/>
-            <w:shd w:fill="EAF1EF" w:color="auto" w:val="clear"/>
+            <w:shd w:fill="E6F2EC" w:color="auto" w:val="clear"/>
             <w:tcMar>
               <w:top w:type="dxa" w:w="140"/>
               <w:left w:type="dxa" w:w="200"/>
@@ -6269,9 +6344,9 @@
                 <w:rFonts w:ascii="Cambria" w:cs="Cambria" w:eastAsia="Cambria" w:hAnsi="Cambria"/>
                 <w:b/>
                 <w:bCs/>
-                <w:color w:val="3F7C79"/>
-                <w:sz w:val="22"/>
-                <w:szCs w:val="22"/>
+                <w:color w:val="2E9284"/>
+                <w:sz w:val="24"/>
+                <w:szCs w:val="24"/>
               </w:rPr>
               <w:t xml:space="preserve">Moderationstipp</w:t>
             </w:r>
@@ -6283,9 +6358,9 @@
             <w:r>
               <w:rPr>
                 <w:rFonts w:ascii="Calibri" w:cs="Calibri" w:eastAsia="Calibri" w:hAnsi="Calibri"/>
-                <w:color w:val="233139"/>
-                <w:sz w:val="21"/>
-                <w:szCs w:val="21"/>
+                <w:color w:val="23423C"/>
+                <w:sz w:val="23"/>
+                <w:szCs w:val="23"/>
               </w:rPr>
               <w:t xml:space="preserve">Nicht zerreden. Ein, zwei ehrliche Stimmen wirken stärker als eine lange Runde.</w:t>
             </w:r>
@@ -6305,12 +6380,12 @@
       <w:tblPr>
         <w:tblW w:type="dxa" w:w="9360"/>
         <w:tblBorders>
-          <w:top w:val="single" w:color="DCE6E3" w:sz="2"/>
-          <w:left w:val="single" w:color="DCE6E3" w:sz="2"/>
-          <w:bottom w:val="single" w:color="DCE6E3" w:sz="2"/>
-          <w:right w:val="single" w:color="DCE6E3" w:sz="2"/>
-          <w:insideH w:val="single" w:color="DCE6E3" w:sz="2"/>
-          <w:insideV w:val="single" w:color="DCE6E3" w:sz="2"/>
+          <w:top w:val="single" w:color="D9E9E1" w:sz="2"/>
+          <w:left w:val="single" w:color="D9E9E1" w:sz="2"/>
+          <w:bottom w:val="single" w:color="D9E9E1" w:sz="2"/>
+          <w:right w:val="single" w:color="D9E9E1" w:sz="2"/>
+          <w:insideH w:val="single" w:color="D9E9E1" w:sz="2"/>
+          <w:insideV w:val="single" w:color="D9E9E1" w:sz="2"/>
         </w:tblBorders>
       </w:tblPr>
       <w:tblGrid>
@@ -6321,7 +6396,7 @@
         <w:tc>
           <w:tcPr>
             <w:tcW w:type="dxa" w:w="1500"/>
-            <w:shd w:fill="EAF1EF" w:color="auto" w:val="clear"/>
+            <w:shd w:fill="E6F2EC" w:color="auto" w:val="clear"/>
             <w:tcMar>
               <w:top w:type="dxa" w:w="70"/>
               <w:left w:type="dxa" w:w="120"/>
@@ -6338,7 +6413,7 @@
                 <w:rFonts w:ascii="Calibri" w:cs="Calibri" w:eastAsia="Calibri" w:hAnsi="Calibri"/>
                 <w:b/>
                 <w:bCs/>
-                <w:color w:val="3F7C79"/>
+                <w:color w:val="2E9284"/>
                 <w:sz w:val="20"/>
                 <w:szCs w:val="20"/>
               </w:rPr>
@@ -6363,7 +6438,7 @@
             <w:r>
               <w:rPr>
                 <w:rFonts w:ascii="Calibri" w:cs="Calibri" w:eastAsia="Calibri" w:hAnsi="Calibri"/>
-                <w:color w:val="233139"/>
+                <w:color w:val="23423C"/>
                 <w:sz w:val="20"/>
                 <w:szCs w:val="20"/>
               </w:rPr>
@@ -6376,7 +6451,7 @@
         <w:tc>
           <w:tcPr>
             <w:tcW w:type="dxa" w:w="1500"/>
-            <w:shd w:fill="EAF1EF" w:color="auto" w:val="clear"/>
+            <w:shd w:fill="E6F2EC" w:color="auto" w:val="clear"/>
             <w:tcMar>
               <w:top w:type="dxa" w:w="70"/>
               <w:left w:type="dxa" w:w="120"/>
@@ -6393,7 +6468,7 @@
                 <w:rFonts w:ascii="Calibri" w:cs="Calibri" w:eastAsia="Calibri" w:hAnsi="Calibri"/>
                 <w:b/>
                 <w:bCs/>
-                <w:color w:val="3F7C79"/>
+                <w:color w:val="2E9284"/>
                 <w:sz w:val="20"/>
                 <w:szCs w:val="20"/>
               </w:rPr>
@@ -6418,7 +6493,7 @@
             <w:r>
               <w:rPr>
                 <w:rFonts w:ascii="Calibri" w:cs="Calibri" w:eastAsia="Calibri" w:hAnsi="Calibri"/>
-                <w:color w:val="233139"/>
+                <w:color w:val="23423C"/>
                 <w:sz w:val="20"/>
                 <w:szCs w:val="20"/>
               </w:rPr>
@@ -6431,7 +6506,7 @@
         <w:tc>
           <w:tcPr>
             <w:tcW w:type="dxa" w:w="1500"/>
-            <w:shd w:fill="EAF1EF" w:color="auto" w:val="clear"/>
+            <w:shd w:fill="E6F2EC" w:color="auto" w:val="clear"/>
             <w:tcMar>
               <w:top w:type="dxa" w:w="70"/>
               <w:left w:type="dxa" w:w="120"/>
@@ -6448,7 +6523,7 @@
                 <w:rFonts w:ascii="Calibri" w:cs="Calibri" w:eastAsia="Calibri" w:hAnsi="Calibri"/>
                 <w:b/>
                 <w:bCs/>
-                <w:color w:val="3F7C79"/>
+                <w:color w:val="2E9284"/>
                 <w:sz w:val="20"/>
                 <w:szCs w:val="20"/>
               </w:rPr>
@@ -6473,7 +6548,7 @@
             <w:r>
               <w:rPr>
                 <w:rFonts w:ascii="Calibri" w:cs="Calibri" w:eastAsia="Calibri" w:hAnsi="Calibri"/>
-                <w:color w:val="233139"/>
+                <w:color w:val="23423C"/>
                 <w:sz w:val="20"/>
                 <w:szCs w:val="20"/>
               </w:rPr>
@@ -6492,7 +6567,7 @@
           <w:rFonts w:ascii="Cambria" w:cs="Cambria" w:eastAsia="Cambria" w:hAnsi="Cambria"/>
           <w:b/>
           <w:bCs/>
-          <w:color w:val="B9793B"/>
+          <w:color w:val="BC722A"/>
           <w:sz w:val="21"/>
           <w:szCs w:val="21"/>
         </w:rPr>
@@ -6511,9 +6586,9 @@
       <w:r>
         <w:rPr>
           <w:rFonts w:ascii="Calibri" w:cs="Calibri" w:eastAsia="Calibri" w:hAnsi="Calibri"/>
-          <w:color w:val="233139"/>
-          <w:sz w:val="21"/>
-          <w:szCs w:val="21"/>
+          <w:color w:val="23423C"/>
+          <w:sz w:val="23"/>
+          <w:szCs w:val="23"/>
         </w:rPr>
         <w:t xml:space="preserve">Dreiergruppen bilden. Rollen: A = betroffen, B = Gegenüber (Freund/Kollege), C = Beobachter.</w:t>
       </w:r>
@@ -6530,9 +6605,9 @@
       <w:r>
         <w:rPr>
           <w:rFonts w:ascii="Calibri" w:cs="Calibri" w:eastAsia="Calibri" w:hAnsi="Calibri"/>
-          <w:color w:val="233139"/>
-          <w:sz w:val="21"/>
-          <w:szCs w:val="21"/>
+          <w:color w:val="23423C"/>
+          <w:sz w:val="23"/>
+          <w:szCs w:val="23"/>
         </w:rPr>
         <w:t xml:space="preserve">Eine Situationskarte ziehen (z. B. „Kollegin wirkt seit Wochen erschöpft und zieht sich zurück“).</w:t>
       </w:r>
@@ -6549,9 +6624,9 @@
       <w:r>
         <w:rPr>
           <w:rFonts w:ascii="Calibri" w:cs="Calibri" w:eastAsia="Calibri" w:hAnsi="Calibri"/>
-          <w:color w:val="233139"/>
-          <w:sz w:val="21"/>
-          <w:szCs w:val="21"/>
+          <w:color w:val="23423C"/>
+          <w:sz w:val="23"/>
+          <w:szCs w:val="23"/>
         </w:rPr>
         <w:t xml:space="preserve">5 Minuten spielen. C beobachtet mit dem Bogen (Sprache, Zuhören, Körperhaltung).</w:t>
       </w:r>
@@ -6568,9 +6643,9 @@
       <w:r>
         <w:rPr>
           <w:rFonts w:ascii="Calibri" w:cs="Calibri" w:eastAsia="Calibri" w:hAnsi="Calibri"/>
-          <w:color w:val="233139"/>
-          <w:sz w:val="21"/>
-          <w:szCs w:val="21"/>
+          <w:color w:val="23423C"/>
+          <w:sz w:val="23"/>
+          <w:szCs w:val="23"/>
         </w:rPr>
         <w:t xml:space="preserve">3 Minuten auswerten in der Gruppe, dann Rollen tauschen.</w:t>
       </w:r>
@@ -6587,9 +6662,9 @@
       <w:r>
         <w:rPr>
           <w:rFonts w:ascii="Calibri" w:cs="Calibri" w:eastAsia="Calibri" w:hAnsi="Calibri"/>
-          <w:color w:val="233139"/>
-          <w:sz w:val="21"/>
-          <w:szCs w:val="21"/>
+          <w:color w:val="23423C"/>
+          <w:sz w:val="23"/>
+          <w:szCs w:val="23"/>
         </w:rPr>
         <w:t xml:space="preserve">Gemeinsames Plenum: Beobachter zuerst zu Wort kommen lassen.</w:t>
       </w:r>
@@ -6603,7 +6678,7 @@
           <w:rFonts w:ascii="Cambria" w:cs="Cambria" w:eastAsia="Cambria" w:hAnsi="Cambria"/>
           <w:b/>
           <w:bCs/>
-          <w:color w:val="B9793B"/>
+          <w:color w:val="BC722A"/>
           <w:sz w:val="21"/>
           <w:szCs w:val="21"/>
         </w:rPr>
@@ -6622,9 +6697,9 @@
       <w:r>
         <w:rPr>
           <w:rFonts w:ascii="Calibri" w:cs="Calibri" w:eastAsia="Calibri" w:hAnsi="Calibri"/>
-          <w:color w:val="233139"/>
-          <w:sz w:val="21"/>
-          <w:szCs w:val="21"/>
+          <w:color w:val="23423C"/>
+          <w:sz w:val="23"/>
+          <w:szCs w:val="23"/>
         </w:rPr>
         <w:t xml:space="preserve">Was hat sich für „A“ gut angefühlt – was nicht?</w:t>
       </w:r>
@@ -6641,9 +6716,9 @@
       <w:r>
         <w:rPr>
           <w:rFonts w:ascii="Calibri" w:cs="Calibri" w:eastAsia="Calibri" w:hAnsi="Calibri"/>
-          <w:color w:val="233139"/>
-          <w:sz w:val="21"/>
-          <w:szCs w:val="21"/>
+          <w:color w:val="23423C"/>
+          <w:sz w:val="23"/>
+          <w:szCs w:val="23"/>
         </w:rPr>
         <w:t xml:space="preserve">Welcher Satz hat das Gespräch geöffnet, welcher verschlossen?</w:t>
       </w:r>
@@ -6660,9 +6735,9 @@
       <w:r>
         <w:rPr>
           <w:rFonts w:ascii="Calibri" w:cs="Calibri" w:eastAsia="Calibri" w:hAnsi="Calibri"/>
-          <w:color w:val="233139"/>
-          <w:sz w:val="21"/>
-          <w:szCs w:val="21"/>
+          <w:color w:val="23423C"/>
+          <w:sz w:val="23"/>
+          <w:szCs w:val="23"/>
         </w:rPr>
         <w:t xml:space="preserve">Was nehme ich für ein echtes Gespräch mit?</w:t>
       </w:r>
@@ -6671,10 +6746,10 @@
       <w:tblPr>
         <w:tblW w:type="dxa" w:w="9360"/>
         <w:tblBorders>
-          <w:top w:val="single" w:color="EAF1EF" w:sz="2"/>
-          <w:left w:val="single" w:color="3F7C79" w:sz="18"/>
-          <w:bottom w:val="single" w:color="EAF1EF" w:sz="2"/>
-          <w:right w:val="single" w:color="EAF1EF" w:sz="2"/>
+          <w:top w:val="single" w:color="E6F2EC" w:sz="2"/>
+          <w:left w:val="single" w:color="2E9284" w:sz="18"/>
+          <w:bottom w:val="single" w:color="E6F2EC" w:sz="2"/>
+          <w:right w:val="single" w:color="E6F2EC" w:sz="2"/>
           <w:insideH w:val="none"/>
           <w:insideV w:val="none"/>
         </w:tblBorders>
@@ -6686,7 +6761,7 @@
         <w:tc>
           <w:tcPr>
             <w:tcW w:type="dxa" w:w="9360"/>
-            <w:shd w:fill="EAF1EF" w:color="auto" w:val="clear"/>
+            <w:shd w:fill="E6F2EC" w:color="auto" w:val="clear"/>
             <w:tcMar>
               <w:top w:type="dxa" w:w="140"/>
               <w:left w:type="dxa" w:w="200"/>
@@ -6703,9 +6778,9 @@
                 <w:rFonts w:ascii="Cambria" w:cs="Cambria" w:eastAsia="Cambria" w:hAnsi="Cambria"/>
                 <w:b/>
                 <w:bCs/>
-                <w:color w:val="3F7C79"/>
-                <w:sz w:val="22"/>
-                <w:szCs w:val="22"/>
+                <w:color w:val="2E9284"/>
+                <w:sz w:val="24"/>
+                <w:szCs w:val="24"/>
               </w:rPr>
               <w:t xml:space="preserve">Moderationstipp</w:t>
             </w:r>
@@ -6717,9 +6792,9 @@
             <w:r>
               <w:rPr>
                 <w:rFonts w:ascii="Calibri" w:cs="Calibri" w:eastAsia="Calibri" w:hAnsi="Calibri"/>
-                <w:color w:val="233139"/>
-                <w:sz w:val="21"/>
-                <w:szCs w:val="21"/>
+                <w:color w:val="23423C"/>
+                <w:sz w:val="23"/>
+                <w:szCs w:val="23"/>
               </w:rPr>
               <w:t xml:space="preserve">Niemand muss echtes eigenes Leid nachspielen. Wer nicht „A“ sein möchte, tauscht. Klar timen und die Achtsamkeitsregeln erinnern.</w:t>
             </w:r>
@@ -6739,12 +6814,12 @@
       <w:tblPr>
         <w:tblW w:type="dxa" w:w="9360"/>
         <w:tblBorders>
-          <w:top w:val="single" w:color="DCE6E3" w:sz="2"/>
-          <w:left w:val="single" w:color="DCE6E3" w:sz="2"/>
-          <w:bottom w:val="single" w:color="DCE6E3" w:sz="2"/>
-          <w:right w:val="single" w:color="DCE6E3" w:sz="2"/>
-          <w:insideH w:val="single" w:color="DCE6E3" w:sz="2"/>
-          <w:insideV w:val="single" w:color="DCE6E3" w:sz="2"/>
+          <w:top w:val="single" w:color="D9E9E1" w:sz="2"/>
+          <w:left w:val="single" w:color="D9E9E1" w:sz="2"/>
+          <w:bottom w:val="single" w:color="D9E9E1" w:sz="2"/>
+          <w:right w:val="single" w:color="D9E9E1" w:sz="2"/>
+          <w:insideH w:val="single" w:color="D9E9E1" w:sz="2"/>
+          <w:insideV w:val="single" w:color="D9E9E1" w:sz="2"/>
         </w:tblBorders>
       </w:tblPr>
       <w:tblGrid>
@@ -6755,7 +6830,7 @@
         <w:tc>
           <w:tcPr>
             <w:tcW w:type="dxa" w:w="1500"/>
-            <w:shd w:fill="EAF1EF" w:color="auto" w:val="clear"/>
+            <w:shd w:fill="E6F2EC" w:color="auto" w:val="clear"/>
             <w:tcMar>
               <w:top w:type="dxa" w:w="70"/>
               <w:left w:type="dxa" w:w="120"/>
@@ -6772,7 +6847,7 @@
                 <w:rFonts w:ascii="Calibri" w:cs="Calibri" w:eastAsia="Calibri" w:hAnsi="Calibri"/>
                 <w:b/>
                 <w:bCs/>
-                <w:color w:val="3F7C79"/>
+                <w:color w:val="2E9284"/>
                 <w:sz w:val="20"/>
                 <w:szCs w:val="20"/>
               </w:rPr>
@@ -6797,7 +6872,7 @@
             <w:r>
               <w:rPr>
                 <w:rFonts w:ascii="Calibri" w:cs="Calibri" w:eastAsia="Calibri" w:hAnsi="Calibri"/>
-                <w:color w:val="233139"/>
+                <w:color w:val="23423C"/>
                 <w:sz w:val="20"/>
                 <w:szCs w:val="20"/>
               </w:rPr>
@@ -6810,7 +6885,7 @@
         <w:tc>
           <w:tcPr>
             <w:tcW w:type="dxa" w:w="1500"/>
-            <w:shd w:fill="EAF1EF" w:color="auto" w:val="clear"/>
+            <w:shd w:fill="E6F2EC" w:color="auto" w:val="clear"/>
             <w:tcMar>
               <w:top w:type="dxa" w:w="70"/>
               <w:left w:type="dxa" w:w="120"/>
@@ -6827,7 +6902,7 @@
                 <w:rFonts w:ascii="Calibri" w:cs="Calibri" w:eastAsia="Calibri" w:hAnsi="Calibri"/>
                 <w:b/>
                 <w:bCs/>
-                <w:color w:val="3F7C79"/>
+                <w:color w:val="2E9284"/>
                 <w:sz w:val="20"/>
                 <w:szCs w:val="20"/>
               </w:rPr>
@@ -6852,7 +6927,7 @@
             <w:r>
               <w:rPr>
                 <w:rFonts w:ascii="Calibri" w:cs="Calibri" w:eastAsia="Calibri" w:hAnsi="Calibri"/>
-                <w:color w:val="233139"/>
+                <w:color w:val="23423C"/>
                 <w:sz w:val="20"/>
                 <w:szCs w:val="20"/>
               </w:rPr>
@@ -6865,7 +6940,7 @@
         <w:tc>
           <w:tcPr>
             <w:tcW w:type="dxa" w:w="1500"/>
-            <w:shd w:fill="EAF1EF" w:color="auto" w:val="clear"/>
+            <w:shd w:fill="E6F2EC" w:color="auto" w:val="clear"/>
             <w:tcMar>
               <w:top w:type="dxa" w:w="70"/>
               <w:left w:type="dxa" w:w="120"/>
@@ -6882,7 +6957,7 @@
                 <w:rFonts w:ascii="Calibri" w:cs="Calibri" w:eastAsia="Calibri" w:hAnsi="Calibri"/>
                 <w:b/>
                 <w:bCs/>
-                <w:color w:val="3F7C79"/>
+                <w:color w:val="2E9284"/>
                 <w:sz w:val="20"/>
                 <w:szCs w:val="20"/>
               </w:rPr>
@@ -6907,7 +6982,7 @@
             <w:r>
               <w:rPr>
                 <w:rFonts w:ascii="Calibri" w:cs="Calibri" w:eastAsia="Calibri" w:hAnsi="Calibri"/>
-                <w:color w:val="233139"/>
+                <w:color w:val="23423C"/>
                 <w:sz w:val="20"/>
                 <w:szCs w:val="20"/>
               </w:rPr>
@@ -6926,7 +7001,7 @@
           <w:rFonts w:ascii="Cambria" w:cs="Cambria" w:eastAsia="Cambria" w:hAnsi="Cambria"/>
           <w:b/>
           <w:bCs/>
-          <w:color w:val="B9793B"/>
+          <w:color w:val="BC722A"/>
           <w:sz w:val="21"/>
           <w:szCs w:val="21"/>
         </w:rPr>
@@ -6945,9 +7020,9 @@
       <w:r>
         <w:rPr>
           <w:rFonts w:ascii="Calibri" w:cs="Calibri" w:eastAsia="Calibri" w:hAnsi="Calibri"/>
-          <w:color w:val="233139"/>
-          <w:sz w:val="21"/>
-          <w:szCs w:val="21"/>
+          <w:color w:val="23423C"/>
+          <w:sz w:val="23"/>
+          <w:szCs w:val="23"/>
         </w:rPr>
         <w:t xml:space="preserve">Kleingruppen (3–5 Personen), je ein Fallbeispiel.</w:t>
       </w:r>
@@ -6964,9 +7039,9 @@
       <w:r>
         <w:rPr>
           <w:rFonts w:ascii="Calibri" w:cs="Calibri" w:eastAsia="Calibri" w:hAnsi="Calibri"/>
-          <w:color w:val="233139"/>
-          <w:sz w:val="21"/>
-          <w:szCs w:val="21"/>
+          <w:color w:val="23423C"/>
+          <w:sz w:val="23"/>
+          <w:szCs w:val="23"/>
         </w:rPr>
         <w:t xml:space="preserve">Leitfragen bearbeiten: Was könnte hier los sein? Was hilft? Was sollte man vermeiden? Wo sind Grenzen?</w:t>
       </w:r>
@@ -6983,9 +7058,9 @@
       <w:r>
         <w:rPr>
           <w:rFonts w:ascii="Calibri" w:cs="Calibri" w:eastAsia="Calibri" w:hAnsi="Calibri"/>
-          <w:color w:val="233139"/>
-          <w:sz w:val="21"/>
-          <w:szCs w:val="21"/>
+          <w:color w:val="23423C"/>
+          <w:sz w:val="23"/>
+          <w:szCs w:val="23"/>
         </w:rPr>
         <w:t xml:space="preserve">Ergebnisse auf Flipchart festhalten.</w:t>
       </w:r>
@@ -7002,9 +7077,9 @@
       <w:r>
         <w:rPr>
           <w:rFonts w:ascii="Calibri" w:cs="Calibri" w:eastAsia="Calibri" w:hAnsi="Calibri"/>
-          <w:color w:val="233139"/>
-          <w:sz w:val="21"/>
-          <w:szCs w:val="21"/>
+          <w:color w:val="23423C"/>
+          <w:sz w:val="23"/>
+          <w:szCs w:val="23"/>
         </w:rPr>
         <w:t xml:space="preserve">Kurze Präsentation im Plenum (max. 2 Min. pro Gruppe).</w:t>
       </w:r>
@@ -7018,7 +7093,7 @@
           <w:rFonts w:ascii="Cambria" w:cs="Cambria" w:eastAsia="Cambria" w:hAnsi="Cambria"/>
           <w:b/>
           <w:bCs/>
-          <w:color w:val="B9793B"/>
+          <w:color w:val="BC722A"/>
           <w:sz w:val="21"/>
           <w:szCs w:val="21"/>
         </w:rPr>
@@ -7037,9 +7112,9 @@
       <w:r>
         <w:rPr>
           <w:rFonts w:ascii="Calibri" w:cs="Calibri" w:eastAsia="Calibri" w:hAnsi="Calibri"/>
-          <w:color w:val="233139"/>
-          <w:sz w:val="21"/>
-          <w:szCs w:val="21"/>
+          <w:color w:val="23423C"/>
+          <w:sz w:val="23"/>
+          <w:szCs w:val="23"/>
         </w:rPr>
         <w:t xml:space="preserve">Welche Handlungsoption fiel leicht, welche schwer?</w:t>
       </w:r>
@@ -7056,9 +7131,9 @@
       <w:r>
         <w:rPr>
           <w:rFonts w:ascii="Calibri" w:cs="Calibri" w:eastAsia="Calibri" w:hAnsi="Calibri"/>
-          <w:color w:val="233139"/>
-          <w:sz w:val="21"/>
-          <w:szCs w:val="21"/>
+          <w:color w:val="23423C"/>
+          <w:sz w:val="23"/>
+          <w:szCs w:val="23"/>
         </w:rPr>
         <w:t xml:space="preserve">Wo war die Grenze der eigenen Hilfe erreicht?</w:t>
       </w:r>
@@ -7075,9 +7150,9 @@
       <w:r>
         <w:rPr>
           <w:rFonts w:ascii="Calibri" w:cs="Calibri" w:eastAsia="Calibri" w:hAnsi="Calibri"/>
-          <w:color w:val="233139"/>
-          <w:sz w:val="21"/>
-          <w:szCs w:val="21"/>
+          <w:color w:val="23423C"/>
+          <w:sz w:val="23"/>
+          <w:szCs w:val="23"/>
         </w:rPr>
         <w:t xml:space="preserve">Was wäre der erste konkrete Schritt gewesen?</w:t>
       </w:r>
@@ -7086,10 +7161,10 @@
       <w:tblPr>
         <w:tblW w:type="dxa" w:w="9360"/>
         <w:tblBorders>
-          <w:top w:val="single" w:color="EAF1EF" w:sz="2"/>
-          <w:left w:val="single" w:color="3F7C79" w:sz="18"/>
-          <w:bottom w:val="single" w:color="EAF1EF" w:sz="2"/>
-          <w:right w:val="single" w:color="EAF1EF" w:sz="2"/>
+          <w:top w:val="single" w:color="E6F2EC" w:sz="2"/>
+          <w:left w:val="single" w:color="2E9284" w:sz="18"/>
+          <w:bottom w:val="single" w:color="E6F2EC" w:sz="2"/>
+          <w:right w:val="single" w:color="E6F2EC" w:sz="2"/>
           <w:insideH w:val="none"/>
           <w:insideV w:val="none"/>
         </w:tblBorders>
@@ -7101,7 +7176,7 @@
         <w:tc>
           <w:tcPr>
             <w:tcW w:type="dxa" w:w="9360"/>
-            <w:shd w:fill="EAF1EF" w:color="auto" w:val="clear"/>
+            <w:shd w:fill="E6F2EC" w:color="auto" w:val="clear"/>
             <w:tcMar>
               <w:top w:type="dxa" w:w="140"/>
               <w:left w:type="dxa" w:w="200"/>
@@ -7118,9 +7193,9 @@
                 <w:rFonts w:ascii="Cambria" w:cs="Cambria" w:eastAsia="Cambria" w:hAnsi="Cambria"/>
                 <w:b/>
                 <w:bCs/>
-                <w:color w:val="3F7C79"/>
-                <w:sz w:val="22"/>
-                <w:szCs w:val="22"/>
+                <w:color w:val="2E9284"/>
+                <w:sz w:val="24"/>
+                <w:szCs w:val="24"/>
               </w:rPr>
               <w:t xml:space="preserve">Moderationstipp</w:t>
             </w:r>
@@ -7132,9 +7207,9 @@
             <w:r>
               <w:rPr>
                 <w:rFonts w:ascii="Calibri" w:cs="Calibri" w:eastAsia="Calibri" w:hAnsi="Calibri"/>
-                <w:color w:val="233139"/>
-                <w:sz w:val="21"/>
-                <w:szCs w:val="21"/>
+                <w:color w:val="23423C"/>
+                <w:sz w:val="23"/>
+                <w:szCs w:val="23"/>
               </w:rPr>
               <w:t xml:space="preserve">Es gibt kein perfekt „richtiges“ Vorgehen. Ziel ist Handlungssicherheit, nicht die Musterlösung.</w:t>
             </w:r>
@@ -7154,12 +7229,12 @@
       <w:tblPr>
         <w:tblW w:type="dxa" w:w="9360"/>
         <w:tblBorders>
-          <w:top w:val="single" w:color="DCE6E3" w:sz="2"/>
-          <w:left w:val="single" w:color="DCE6E3" w:sz="2"/>
-          <w:bottom w:val="single" w:color="DCE6E3" w:sz="2"/>
-          <w:right w:val="single" w:color="DCE6E3" w:sz="2"/>
-          <w:insideH w:val="single" w:color="DCE6E3" w:sz="2"/>
-          <w:insideV w:val="single" w:color="DCE6E3" w:sz="2"/>
+          <w:top w:val="single" w:color="D9E9E1" w:sz="2"/>
+          <w:left w:val="single" w:color="D9E9E1" w:sz="2"/>
+          <w:bottom w:val="single" w:color="D9E9E1" w:sz="2"/>
+          <w:right w:val="single" w:color="D9E9E1" w:sz="2"/>
+          <w:insideH w:val="single" w:color="D9E9E1" w:sz="2"/>
+          <w:insideV w:val="single" w:color="D9E9E1" w:sz="2"/>
         </w:tblBorders>
       </w:tblPr>
       <w:tblGrid>
@@ -7170,7 +7245,7 @@
         <w:tc>
           <w:tcPr>
             <w:tcW w:type="dxa" w:w="1500"/>
-            <w:shd w:fill="EAF1EF" w:color="auto" w:val="clear"/>
+            <w:shd w:fill="E6F2EC" w:color="auto" w:val="clear"/>
             <w:tcMar>
               <w:top w:type="dxa" w:w="70"/>
               <w:left w:type="dxa" w:w="120"/>
@@ -7187,7 +7262,7 @@
                 <w:rFonts w:ascii="Calibri" w:cs="Calibri" w:eastAsia="Calibri" w:hAnsi="Calibri"/>
                 <w:b/>
                 <w:bCs/>
-                <w:color w:val="3F7C79"/>
+                <w:color w:val="2E9284"/>
                 <w:sz w:val="20"/>
                 <w:szCs w:val="20"/>
               </w:rPr>
@@ -7212,7 +7287,7 @@
             <w:r>
               <w:rPr>
                 <w:rFonts w:ascii="Calibri" w:cs="Calibri" w:eastAsia="Calibri" w:hAnsi="Calibri"/>
-                <w:color w:val="233139"/>
+                <w:color w:val="23423C"/>
                 <w:sz w:val="20"/>
                 <w:szCs w:val="20"/>
               </w:rPr>
@@ -7225,7 +7300,7 @@
         <w:tc>
           <w:tcPr>
             <w:tcW w:type="dxa" w:w="1500"/>
-            <w:shd w:fill="EAF1EF" w:color="auto" w:val="clear"/>
+            <w:shd w:fill="E6F2EC" w:color="auto" w:val="clear"/>
             <w:tcMar>
               <w:top w:type="dxa" w:w="70"/>
               <w:left w:type="dxa" w:w="120"/>
@@ -7242,7 +7317,7 @@
                 <w:rFonts w:ascii="Calibri" w:cs="Calibri" w:eastAsia="Calibri" w:hAnsi="Calibri"/>
                 <w:b/>
                 <w:bCs/>
-                <w:color w:val="3F7C79"/>
+                <w:color w:val="2E9284"/>
                 <w:sz w:val="20"/>
                 <w:szCs w:val="20"/>
               </w:rPr>
@@ -7267,7 +7342,7 @@
             <w:r>
               <w:rPr>
                 <w:rFonts w:ascii="Calibri" w:cs="Calibri" w:eastAsia="Calibri" w:hAnsi="Calibri"/>
-                <w:color w:val="233139"/>
+                <w:color w:val="23423C"/>
                 <w:sz w:val="20"/>
                 <w:szCs w:val="20"/>
               </w:rPr>
@@ -7280,7 +7355,7 @@
         <w:tc>
           <w:tcPr>
             <w:tcW w:type="dxa" w:w="1500"/>
-            <w:shd w:fill="EAF1EF" w:color="auto" w:val="clear"/>
+            <w:shd w:fill="E6F2EC" w:color="auto" w:val="clear"/>
             <w:tcMar>
               <w:top w:type="dxa" w:w="70"/>
               <w:left w:type="dxa" w:w="120"/>
@@ -7297,7 +7372,7 @@
                 <w:rFonts w:ascii="Calibri" w:cs="Calibri" w:eastAsia="Calibri" w:hAnsi="Calibri"/>
                 <w:b/>
                 <w:bCs/>
-                <w:color w:val="3F7C79"/>
+                <w:color w:val="2E9284"/>
                 <w:sz w:val="20"/>
                 <w:szCs w:val="20"/>
               </w:rPr>
@@ -7322,7 +7397,7 @@
             <w:r>
               <w:rPr>
                 <w:rFonts w:ascii="Calibri" w:cs="Calibri" w:eastAsia="Calibri" w:hAnsi="Calibri"/>
-                <w:color w:val="233139"/>
+                <w:color w:val="23423C"/>
                 <w:sz w:val="20"/>
                 <w:szCs w:val="20"/>
               </w:rPr>
@@ -7341,7 +7416,7 @@
           <w:rFonts w:ascii="Cambria" w:cs="Cambria" w:eastAsia="Cambria" w:hAnsi="Cambria"/>
           <w:b/>
           <w:bCs/>
-          <w:color w:val="B9793B"/>
+          <w:color w:val="BC722A"/>
           <w:sz w:val="21"/>
           <w:szCs w:val="21"/>
         </w:rPr>
@@ -7360,9 +7435,9 @@
       <w:r>
         <w:rPr>
           <w:rFonts w:ascii="Calibri" w:cs="Calibri" w:eastAsia="Calibri" w:hAnsi="Calibri"/>
-          <w:color w:val="233139"/>
-          <w:sz w:val="21"/>
-          <w:szCs w:val="21"/>
+          <w:color w:val="23423C"/>
+          <w:sz w:val="23"/>
+          <w:szCs w:val="23"/>
         </w:rPr>
         <w:t xml:space="preserve">Variante A (Karten): Situationsbeschreibungen mit Körpersprache vorlesen; Gruppe deutet: Was könnte die Person fühlen?</w:t>
       </w:r>
@@ -7379,9 +7454,9 @@
       <w:r>
         <w:rPr>
           <w:rFonts w:ascii="Calibri" w:cs="Calibri" w:eastAsia="Calibri" w:hAnsi="Calibri"/>
-          <w:color w:val="233139"/>
-          <w:sz w:val="21"/>
-          <w:szCs w:val="21"/>
+          <w:color w:val="23423C"/>
+          <w:sz w:val="23"/>
+          <w:szCs w:val="23"/>
         </w:rPr>
         <w:t xml:space="preserve">Variante B (Standbild): Freiwillige stellen wortlos eine Haltung dar (z. B. „erschöpft, aber lächelnd“); Gruppe rät.</w:t>
       </w:r>
@@ -7398,9 +7473,9 @@
       <w:r>
         <w:rPr>
           <w:rFonts w:ascii="Calibri" w:cs="Calibri" w:eastAsia="Calibri" w:hAnsi="Calibri"/>
-          <w:color w:val="233139"/>
-          <w:sz w:val="21"/>
-          <w:szCs w:val="21"/>
+          <w:color w:val="23423C"/>
+          <w:sz w:val="23"/>
+          <w:szCs w:val="23"/>
         </w:rPr>
         <w:t xml:space="preserve">Auflösen und besprechen: Welche Signale sind eindeutig, welche mehrdeutig?</w:t>
       </w:r>
@@ -7414,7 +7489,7 @@
           <w:rFonts w:ascii="Cambria" w:cs="Cambria" w:eastAsia="Cambria" w:hAnsi="Cambria"/>
           <w:b/>
           <w:bCs/>
-          <w:color w:val="B9793B"/>
+          <w:color w:val="BC722A"/>
           <w:sz w:val="21"/>
           <w:szCs w:val="21"/>
         </w:rPr>
@@ -7433,9 +7508,9 @@
       <w:r>
         <w:rPr>
           <w:rFonts w:ascii="Calibri" w:cs="Calibri" w:eastAsia="Calibri" w:hAnsi="Calibri"/>
-          <w:color w:val="233139"/>
-          <w:sz w:val="21"/>
-          <w:szCs w:val="21"/>
+          <w:color w:val="23423C"/>
+          <w:sz w:val="23"/>
+          <w:szCs w:val="23"/>
         </w:rPr>
         <w:t xml:space="preserve">Wie sicher können wir aus Körpersprache lesen – und wo täuschen wir uns?</w:t>
       </w:r>
@@ -7452,9 +7527,9 @@
       <w:r>
         <w:rPr>
           <w:rFonts w:ascii="Calibri" w:cs="Calibri" w:eastAsia="Calibri" w:hAnsi="Calibri"/>
-          <w:color w:val="233139"/>
-          <w:sz w:val="21"/>
-          <w:szCs w:val="21"/>
+          <w:color w:val="23423C"/>
+          <w:sz w:val="23"/>
+          <w:szCs w:val="23"/>
         </w:rPr>
         <w:t xml:space="preserve">Was folgt daraus? (Nicht interpretieren, sondern nachfragen.)</w:t>
       </w:r>
@@ -7471,9 +7546,9 @@
       <w:r>
         <w:rPr>
           <w:rFonts w:ascii="Calibri" w:cs="Calibri" w:eastAsia="Calibri" w:hAnsi="Calibri"/>
-          <w:color w:val="233139"/>
-          <w:sz w:val="21"/>
-          <w:szCs w:val="21"/>
+          <w:color w:val="23423C"/>
+          <w:sz w:val="23"/>
+          <w:szCs w:val="23"/>
         </w:rPr>
         <w:t xml:space="preserve">Wann haben Sie zuletzt Signale übersehen?</w:t>
       </w:r>
@@ -7482,10 +7557,10 @@
       <w:tblPr>
         <w:tblW w:type="dxa" w:w="9360"/>
         <w:tblBorders>
-          <w:top w:val="single" w:color="EAF1EF" w:sz="2"/>
-          <w:left w:val="single" w:color="3F7C79" w:sz="18"/>
-          <w:bottom w:val="single" w:color="EAF1EF" w:sz="2"/>
-          <w:right w:val="single" w:color="EAF1EF" w:sz="2"/>
+          <w:top w:val="single" w:color="E6F2EC" w:sz="2"/>
+          <w:left w:val="single" w:color="2E9284" w:sz="18"/>
+          <w:bottom w:val="single" w:color="E6F2EC" w:sz="2"/>
+          <w:right w:val="single" w:color="E6F2EC" w:sz="2"/>
           <w:insideH w:val="none"/>
           <w:insideV w:val="none"/>
         </w:tblBorders>
@@ -7497,7 +7572,7 @@
         <w:tc>
           <w:tcPr>
             <w:tcW w:type="dxa" w:w="9360"/>
-            <w:shd w:fill="EAF1EF" w:color="auto" w:val="clear"/>
+            <w:shd w:fill="E6F2EC" w:color="auto" w:val="clear"/>
             <w:tcMar>
               <w:top w:type="dxa" w:w="140"/>
               <w:left w:type="dxa" w:w="200"/>
@@ -7514,9 +7589,9 @@
                 <w:rFonts w:ascii="Cambria" w:cs="Cambria" w:eastAsia="Cambria" w:hAnsi="Cambria"/>
                 <w:b/>
                 <w:bCs/>
-                <w:color w:val="3F7C79"/>
-                <w:sz w:val="22"/>
-                <w:szCs w:val="22"/>
+                <w:color w:val="2E9284"/>
+                <w:sz w:val="24"/>
+                <w:szCs w:val="24"/>
               </w:rPr>
               <w:t xml:space="preserve">Moderationstipp</w:t>
             </w:r>
@@ -7528,9 +7603,9 @@
             <w:r>
               <w:rPr>
                 <w:rFonts w:ascii="Calibri" w:cs="Calibri" w:eastAsia="Calibri" w:hAnsi="Calibri"/>
-                <w:color w:val="233139"/>
-                <w:sz w:val="21"/>
-                <w:szCs w:val="21"/>
+                <w:color w:val="23423C"/>
+                <w:sz w:val="23"/>
+                <w:szCs w:val="23"/>
               </w:rPr>
               <w:t xml:space="preserve">Wichtige Botschaft: Körpersprache ist ein Hinweis, kein Beweis. Sie ersetzt nie das nachfragende Gespräch.</w:t>
             </w:r>
@@ -7550,12 +7625,12 @@
       <w:tblPr>
         <w:tblW w:type="dxa" w:w="9360"/>
         <w:tblBorders>
-          <w:top w:val="single" w:color="DCE6E3" w:sz="2"/>
-          <w:left w:val="single" w:color="DCE6E3" w:sz="2"/>
-          <w:bottom w:val="single" w:color="DCE6E3" w:sz="2"/>
-          <w:right w:val="single" w:color="DCE6E3" w:sz="2"/>
-          <w:insideH w:val="single" w:color="DCE6E3" w:sz="2"/>
-          <w:insideV w:val="single" w:color="DCE6E3" w:sz="2"/>
+          <w:top w:val="single" w:color="D9E9E1" w:sz="2"/>
+          <w:left w:val="single" w:color="D9E9E1" w:sz="2"/>
+          <w:bottom w:val="single" w:color="D9E9E1" w:sz="2"/>
+          <w:right w:val="single" w:color="D9E9E1" w:sz="2"/>
+          <w:insideH w:val="single" w:color="D9E9E1" w:sz="2"/>
+          <w:insideV w:val="single" w:color="D9E9E1" w:sz="2"/>
         </w:tblBorders>
       </w:tblPr>
       <w:tblGrid>
@@ -7566,7 +7641,7 @@
         <w:tc>
           <w:tcPr>
             <w:tcW w:type="dxa" w:w="1500"/>
-            <w:shd w:fill="EAF1EF" w:color="auto" w:val="clear"/>
+            <w:shd w:fill="E6F2EC" w:color="auto" w:val="clear"/>
             <w:tcMar>
               <w:top w:type="dxa" w:w="70"/>
               <w:left w:type="dxa" w:w="120"/>
@@ -7583,7 +7658,7 @@
                 <w:rFonts w:ascii="Calibri" w:cs="Calibri" w:eastAsia="Calibri" w:hAnsi="Calibri"/>
                 <w:b/>
                 <w:bCs/>
-                <w:color w:val="3F7C79"/>
+                <w:color w:val="2E9284"/>
                 <w:sz w:val="20"/>
                 <w:szCs w:val="20"/>
               </w:rPr>
@@ -7608,7 +7683,7 @@
             <w:r>
               <w:rPr>
                 <w:rFonts w:ascii="Calibri" w:cs="Calibri" w:eastAsia="Calibri" w:hAnsi="Calibri"/>
-                <w:color w:val="233139"/>
+                <w:color w:val="23423C"/>
                 <w:sz w:val="20"/>
                 <w:szCs w:val="20"/>
               </w:rPr>
@@ -7621,7 +7696,7 @@
         <w:tc>
           <w:tcPr>
             <w:tcW w:type="dxa" w:w="1500"/>
-            <w:shd w:fill="EAF1EF" w:color="auto" w:val="clear"/>
+            <w:shd w:fill="E6F2EC" w:color="auto" w:val="clear"/>
             <w:tcMar>
               <w:top w:type="dxa" w:w="70"/>
               <w:left w:type="dxa" w:w="120"/>
@@ -7638,7 +7713,7 @@
                 <w:rFonts w:ascii="Calibri" w:cs="Calibri" w:eastAsia="Calibri" w:hAnsi="Calibri"/>
                 <w:b/>
                 <w:bCs/>
-                <w:color w:val="3F7C79"/>
+                <w:color w:val="2E9284"/>
                 <w:sz w:val="20"/>
                 <w:szCs w:val="20"/>
               </w:rPr>
@@ -7663,7 +7738,7 @@
             <w:r>
               <w:rPr>
                 <w:rFonts w:ascii="Calibri" w:cs="Calibri" w:eastAsia="Calibri" w:hAnsi="Calibri"/>
-                <w:color w:val="233139"/>
+                <w:color w:val="23423C"/>
                 <w:sz w:val="20"/>
                 <w:szCs w:val="20"/>
               </w:rPr>
@@ -7676,7 +7751,7 @@
         <w:tc>
           <w:tcPr>
             <w:tcW w:type="dxa" w:w="1500"/>
-            <w:shd w:fill="EAF1EF" w:color="auto" w:val="clear"/>
+            <w:shd w:fill="E6F2EC" w:color="auto" w:val="clear"/>
             <w:tcMar>
               <w:top w:type="dxa" w:w="70"/>
               <w:left w:type="dxa" w:w="120"/>
@@ -7693,7 +7768,7 @@
                 <w:rFonts w:ascii="Calibri" w:cs="Calibri" w:eastAsia="Calibri" w:hAnsi="Calibri"/>
                 <w:b/>
                 <w:bCs/>
-                <w:color w:val="3F7C79"/>
+                <w:color w:val="2E9284"/>
                 <w:sz w:val="20"/>
                 <w:szCs w:val="20"/>
               </w:rPr>
@@ -7718,7 +7793,7 @@
             <w:r>
               <w:rPr>
                 <w:rFonts w:ascii="Calibri" w:cs="Calibri" w:eastAsia="Calibri" w:hAnsi="Calibri"/>
-                <w:color w:val="233139"/>
+                <w:color w:val="23423C"/>
                 <w:sz w:val="20"/>
                 <w:szCs w:val="20"/>
               </w:rPr>
@@ -7737,7 +7812,7 @@
           <w:rFonts w:ascii="Cambria" w:cs="Cambria" w:eastAsia="Cambria" w:hAnsi="Cambria"/>
           <w:b/>
           <w:bCs/>
-          <w:color w:val="B9793B"/>
+          <w:color w:val="BC722A"/>
           <w:sz w:val="21"/>
           <w:szCs w:val="21"/>
         </w:rPr>
@@ -7756,9 +7831,9 @@
       <w:r>
         <w:rPr>
           <w:rFonts w:ascii="Calibri" w:cs="Calibri" w:eastAsia="Calibri" w:hAnsi="Calibri"/>
-          <w:color w:val="233139"/>
-          <w:sz w:val="21"/>
-          <w:szCs w:val="21"/>
+          <w:color w:val="23423C"/>
+          <w:sz w:val="23"/>
+          <w:szCs w:val="23"/>
         </w:rPr>
         <w:t xml:space="preserve">Das Ampelmodell erklären: Grün = im Gleichgewicht · Gelb = überlastet, Warnsignale · Rot = Krise, Hilfe nötig.</w:t>
       </w:r>
@@ -7775,9 +7850,9 @@
       <w:r>
         <w:rPr>
           <w:rFonts w:ascii="Calibri" w:cs="Calibri" w:eastAsia="Calibri" w:hAnsi="Calibri"/>
-          <w:color w:val="233139"/>
-          <w:sz w:val="21"/>
-          <w:szCs w:val="21"/>
+          <w:color w:val="23423C"/>
+          <w:sz w:val="23"/>
+          <w:szCs w:val="23"/>
         </w:rPr>
         <w:t xml:space="preserve">Stille Selbsteinschätzung auf dem Bogen (freiwillig, bleibt bei der Person).</w:t>
       </w:r>
@@ -7794,9 +7869,9 @@
       <w:r>
         <w:rPr>
           <w:rFonts w:ascii="Calibri" w:cs="Calibri" w:eastAsia="Calibri" w:hAnsi="Calibri"/>
-          <w:color w:val="233139"/>
-          <w:sz w:val="21"/>
-          <w:szCs w:val="21"/>
+          <w:color w:val="23423C"/>
+          <w:sz w:val="23"/>
+          <w:szCs w:val="23"/>
         </w:rPr>
         <w:t xml:space="preserve">Gemeinsam sammeln: Woran erkenne ich „Gelb“ bei mir/bei anderen? Was tut in Gelb gut? Was ist in Rot zu tun?</w:t>
       </w:r>
@@ -7813,9 +7888,9 @@
       <w:r>
         <w:rPr>
           <w:rFonts w:ascii="Calibri" w:cs="Calibri" w:eastAsia="Calibri" w:hAnsi="Calibri"/>
-          <w:color w:val="233139"/>
-          <w:sz w:val="21"/>
-          <w:szCs w:val="21"/>
+          <w:color w:val="23423C"/>
+          <w:sz w:val="23"/>
+          <w:szCs w:val="23"/>
         </w:rPr>
         <w:t xml:space="preserve">Verknüpfen mit Anlaufstellen (Rot = professionelle Hilfe).</w:t>
       </w:r>
@@ -7829,7 +7904,7 @@
           <w:rFonts w:ascii="Cambria" w:cs="Cambria" w:eastAsia="Cambria" w:hAnsi="Cambria"/>
           <w:b/>
           <w:bCs/>
-          <w:color w:val="B9793B"/>
+          <w:color w:val="BC722A"/>
           <w:sz w:val="21"/>
           <w:szCs w:val="21"/>
         </w:rPr>
@@ -7848,9 +7923,9 @@
       <w:r>
         <w:rPr>
           <w:rFonts w:ascii="Calibri" w:cs="Calibri" w:eastAsia="Calibri" w:hAnsi="Calibri"/>
-          <w:color w:val="233139"/>
-          <w:sz w:val="21"/>
-          <w:szCs w:val="21"/>
+          <w:color w:val="23423C"/>
+          <w:sz w:val="23"/>
+          <w:szCs w:val="23"/>
         </w:rPr>
         <w:t xml:space="preserve">Welche persönlichen „Gelb“-Signale kenne ich?</w:t>
       </w:r>
@@ -7867,9 +7942,9 @@
       <w:r>
         <w:rPr>
           <w:rFonts w:ascii="Calibri" w:cs="Calibri" w:eastAsia="Calibri" w:hAnsi="Calibri"/>
-          <w:color w:val="233139"/>
-          <w:sz w:val="21"/>
-          <w:szCs w:val="21"/>
+          <w:color w:val="23423C"/>
+          <w:sz w:val="23"/>
+          <w:szCs w:val="23"/>
         </w:rPr>
         <w:t xml:space="preserve">Was hilft mir, von Gelb zurück zu Grün zu kommen?</w:t>
       </w:r>
@@ -7886,9 +7961,9 @@
       <w:r>
         <w:rPr>
           <w:rFonts w:ascii="Calibri" w:cs="Calibri" w:eastAsia="Calibri" w:hAnsi="Calibri"/>
-          <w:color w:val="233139"/>
-          <w:sz w:val="21"/>
-          <w:szCs w:val="21"/>
+          <w:color w:val="23423C"/>
+          <w:sz w:val="23"/>
+          <w:szCs w:val="23"/>
         </w:rPr>
         <w:t xml:space="preserve">Wen könnte ich in Rot anrufen?</w:t>
       </w:r>
@@ -7897,10 +7972,10 @@
       <w:tblPr>
         <w:tblW w:type="dxa" w:w="9360"/>
         <w:tblBorders>
-          <w:top w:val="single" w:color="EAF1EF" w:sz="2"/>
-          <w:left w:val="single" w:color="3F7C79" w:sz="18"/>
-          <w:bottom w:val="single" w:color="EAF1EF" w:sz="2"/>
-          <w:right w:val="single" w:color="EAF1EF" w:sz="2"/>
+          <w:top w:val="single" w:color="E6F2EC" w:sz="2"/>
+          <w:left w:val="single" w:color="2E9284" w:sz="18"/>
+          <w:bottom w:val="single" w:color="E6F2EC" w:sz="2"/>
+          <w:right w:val="single" w:color="E6F2EC" w:sz="2"/>
           <w:insideH w:val="none"/>
           <w:insideV w:val="none"/>
         </w:tblBorders>
@@ -7912,7 +7987,7 @@
         <w:tc>
           <w:tcPr>
             <w:tcW w:type="dxa" w:w="9360"/>
-            <w:shd w:fill="EAF1EF" w:color="auto" w:val="clear"/>
+            <w:shd w:fill="E6F2EC" w:color="auto" w:val="clear"/>
             <w:tcMar>
               <w:top w:type="dxa" w:w="140"/>
               <w:left w:type="dxa" w:w="200"/>
@@ -7929,9 +8004,9 @@
                 <w:rFonts w:ascii="Cambria" w:cs="Cambria" w:eastAsia="Cambria" w:hAnsi="Cambria"/>
                 <w:b/>
                 <w:bCs/>
-                <w:color w:val="3F7C79"/>
-                <w:sz w:val="22"/>
-                <w:szCs w:val="22"/>
+                <w:color w:val="2E9284"/>
+                <w:sz w:val="24"/>
+                <w:szCs w:val="24"/>
               </w:rPr>
               <w:t xml:space="preserve">Moderationstipp</w:t>
             </w:r>
@@ -7943,9 +8018,9 @@
             <w:r>
               <w:rPr>
                 <w:rFonts w:ascii="Calibri" w:cs="Calibri" w:eastAsia="Calibri" w:hAnsi="Calibri"/>
-                <w:color w:val="233139"/>
-                <w:sz w:val="21"/>
-                <w:szCs w:val="21"/>
+                <w:color w:val="23423C"/>
+                <w:sz w:val="23"/>
+                <w:szCs w:val="23"/>
               </w:rPr>
               <w:t xml:space="preserve">Der Bogen ist privat – niemand muss seine Farbe zeigen. Es geht um Selbstwahrnehmung, nicht um Bewertung.</w:t>
             </w:r>
@@ -7965,12 +8040,12 @@
       <w:tblPr>
         <w:tblW w:type="dxa" w:w="9360"/>
         <w:tblBorders>
-          <w:top w:val="single" w:color="DCE6E3" w:sz="2"/>
-          <w:left w:val="single" w:color="DCE6E3" w:sz="2"/>
-          <w:bottom w:val="single" w:color="DCE6E3" w:sz="2"/>
-          <w:right w:val="single" w:color="DCE6E3" w:sz="2"/>
-          <w:insideH w:val="single" w:color="DCE6E3" w:sz="2"/>
-          <w:insideV w:val="single" w:color="DCE6E3" w:sz="2"/>
+          <w:top w:val="single" w:color="D9E9E1" w:sz="2"/>
+          <w:left w:val="single" w:color="D9E9E1" w:sz="2"/>
+          <w:bottom w:val="single" w:color="D9E9E1" w:sz="2"/>
+          <w:right w:val="single" w:color="D9E9E1" w:sz="2"/>
+          <w:insideH w:val="single" w:color="D9E9E1" w:sz="2"/>
+          <w:insideV w:val="single" w:color="D9E9E1" w:sz="2"/>
         </w:tblBorders>
       </w:tblPr>
       <w:tblGrid>
@@ -7981,7 +8056,7 @@
         <w:tc>
           <w:tcPr>
             <w:tcW w:type="dxa" w:w="1500"/>
-            <w:shd w:fill="EAF1EF" w:color="auto" w:val="clear"/>
+            <w:shd w:fill="E6F2EC" w:color="auto" w:val="clear"/>
             <w:tcMar>
               <w:top w:type="dxa" w:w="70"/>
               <w:left w:type="dxa" w:w="120"/>
@@ -7998,7 +8073,7 @@
                 <w:rFonts w:ascii="Calibri" w:cs="Calibri" w:eastAsia="Calibri" w:hAnsi="Calibri"/>
                 <w:b/>
                 <w:bCs/>
-                <w:color w:val="3F7C79"/>
+                <w:color w:val="2E9284"/>
                 <w:sz w:val="20"/>
                 <w:szCs w:val="20"/>
               </w:rPr>
@@ -8023,7 +8098,7 @@
             <w:r>
               <w:rPr>
                 <w:rFonts w:ascii="Calibri" w:cs="Calibri" w:eastAsia="Calibri" w:hAnsi="Calibri"/>
-                <w:color w:val="233139"/>
+                <w:color w:val="23423C"/>
                 <w:sz w:val="20"/>
                 <w:szCs w:val="20"/>
               </w:rPr>
@@ -8036,7 +8111,7 @@
         <w:tc>
           <w:tcPr>
             <w:tcW w:type="dxa" w:w="1500"/>
-            <w:shd w:fill="EAF1EF" w:color="auto" w:val="clear"/>
+            <w:shd w:fill="E6F2EC" w:color="auto" w:val="clear"/>
             <w:tcMar>
               <w:top w:type="dxa" w:w="70"/>
               <w:left w:type="dxa" w:w="120"/>
@@ -8053,7 +8128,7 @@
                 <w:rFonts w:ascii="Calibri" w:cs="Calibri" w:eastAsia="Calibri" w:hAnsi="Calibri"/>
                 <w:b/>
                 <w:bCs/>
-                <w:color w:val="3F7C79"/>
+                <w:color w:val="2E9284"/>
                 <w:sz w:val="20"/>
                 <w:szCs w:val="20"/>
               </w:rPr>
@@ -8078,7 +8153,7 @@
             <w:r>
               <w:rPr>
                 <w:rFonts w:ascii="Calibri" w:cs="Calibri" w:eastAsia="Calibri" w:hAnsi="Calibri"/>
-                <w:color w:val="233139"/>
+                <w:color w:val="23423C"/>
                 <w:sz w:val="20"/>
                 <w:szCs w:val="20"/>
               </w:rPr>
@@ -8091,7 +8166,7 @@
         <w:tc>
           <w:tcPr>
             <w:tcW w:type="dxa" w:w="1500"/>
-            <w:shd w:fill="EAF1EF" w:color="auto" w:val="clear"/>
+            <w:shd w:fill="E6F2EC" w:color="auto" w:val="clear"/>
             <w:tcMar>
               <w:top w:type="dxa" w:w="70"/>
               <w:left w:type="dxa" w:w="120"/>
@@ -8108,7 +8183,7 @@
                 <w:rFonts w:ascii="Calibri" w:cs="Calibri" w:eastAsia="Calibri" w:hAnsi="Calibri"/>
                 <w:b/>
                 <w:bCs/>
-                <w:color w:val="3F7C79"/>
+                <w:color w:val="2E9284"/>
                 <w:sz w:val="20"/>
                 <w:szCs w:val="20"/>
               </w:rPr>
@@ -8133,7 +8208,7 @@
             <w:r>
               <w:rPr>
                 <w:rFonts w:ascii="Calibri" w:cs="Calibri" w:eastAsia="Calibri" w:hAnsi="Calibri"/>
-                <w:color w:val="233139"/>
+                <w:color w:val="23423C"/>
                 <w:sz w:val="20"/>
                 <w:szCs w:val="20"/>
               </w:rPr>
@@ -8152,7 +8227,7 @@
           <w:rFonts w:ascii="Cambria" w:cs="Cambria" w:eastAsia="Cambria" w:hAnsi="Cambria"/>
           <w:b/>
           <w:bCs/>
-          <w:color w:val="B9793B"/>
+          <w:color w:val="BC722A"/>
           <w:sz w:val="21"/>
           <w:szCs w:val="21"/>
         </w:rPr>
@@ -8171,9 +8246,9 @@
       <w:r>
         <w:rPr>
           <w:rFonts w:ascii="Calibri" w:cs="Calibri" w:eastAsia="Calibri" w:hAnsi="Calibri"/>
-          <w:color w:val="233139"/>
-          <w:sz w:val="21"/>
-          <w:szCs w:val="21"/>
+          <w:color w:val="23423C"/>
+          <w:sz w:val="23"/>
+          <w:szCs w:val="23"/>
         </w:rPr>
         <w:t xml:space="preserve">Am Ende des Workshops still ausfüllen.</w:t>
       </w:r>
@@ -8190,9 +8265,9 @@
       <w:r>
         <w:rPr>
           <w:rFonts w:ascii="Calibri" w:cs="Calibri" w:eastAsia="Calibri" w:hAnsi="Calibri"/>
-          <w:color w:val="233139"/>
-          <w:sz w:val="21"/>
-          <w:szCs w:val="21"/>
+          <w:color w:val="23423C"/>
+          <w:sz w:val="23"/>
+          <w:szCs w:val="23"/>
         </w:rPr>
         <w:t xml:space="preserve">Fragen u. a.: Was nehme ich mit? Welches Bild ist mir geblieben? Was mache ich ab morgen anders?</w:t>
       </w:r>
@@ -8209,9 +8284,9 @@
       <w:r>
         <w:rPr>
           <w:rFonts w:ascii="Calibri" w:cs="Calibri" w:eastAsia="Calibri" w:hAnsi="Calibri"/>
-          <w:color w:val="233139"/>
-          <w:sz w:val="21"/>
-          <w:szCs w:val="21"/>
+          <w:color w:val="23423C"/>
+          <w:sz w:val="23"/>
+          <w:szCs w:val="23"/>
         </w:rPr>
         <w:t xml:space="preserve">Freiwilliges Blitzlicht: ein Wort oder ein Satz in die Runde.</w:t>
       </w:r>
@@ -8228,9 +8303,9 @@
       <w:r>
         <w:rPr>
           <w:rFonts w:ascii="Calibri" w:cs="Calibri" w:eastAsia="Calibri" w:hAnsi="Calibri"/>
-          <w:color w:val="233139"/>
-          <w:sz w:val="21"/>
-          <w:szCs w:val="21"/>
+          <w:color w:val="23423C"/>
+          <w:sz w:val="23"/>
+          <w:szCs w:val="23"/>
         </w:rPr>
         <w:t xml:space="preserve">Bogen bleibt bei den Teilnehmenden (privat).</w:t>
       </w:r>
@@ -8244,7 +8319,7 @@
           <w:rFonts w:ascii="Cambria" w:cs="Cambria" w:eastAsia="Cambria" w:hAnsi="Cambria"/>
           <w:b/>
           <w:bCs/>
-          <w:color w:val="B9793B"/>
+          <w:color w:val="BC722A"/>
           <w:sz w:val="21"/>
           <w:szCs w:val="21"/>
         </w:rPr>
@@ -8263,9 +8338,9 @@
       <w:r>
         <w:rPr>
           <w:rFonts w:ascii="Calibri" w:cs="Calibri" w:eastAsia="Calibri" w:hAnsi="Calibri"/>
-          <w:color w:val="233139"/>
-          <w:sz w:val="21"/>
-          <w:szCs w:val="21"/>
+          <w:color w:val="23423C"/>
+          <w:sz w:val="23"/>
+          <w:szCs w:val="23"/>
         </w:rPr>
         <w:t xml:space="preserve">Was war der wichtigste Moment für mich?</w:t>
       </w:r>
@@ -8282,9 +8357,9 @@
       <w:r>
         <w:rPr>
           <w:rFonts w:ascii="Calibri" w:cs="Calibri" w:eastAsia="Calibri" w:hAnsi="Calibri"/>
-          <w:color w:val="233139"/>
-          <w:sz w:val="21"/>
-          <w:szCs w:val="21"/>
+          <w:color w:val="23423C"/>
+          <w:sz w:val="23"/>
+          <w:szCs w:val="23"/>
         </w:rPr>
         <w:t xml:space="preserve">Wen möchte ich anders begleiten als bisher?</w:t>
       </w:r>
@@ -8301,9 +8376,9 @@
       <w:r>
         <w:rPr>
           <w:rFonts w:ascii="Calibri" w:cs="Calibri" w:eastAsia="Calibri" w:hAnsi="Calibri"/>
-          <w:color w:val="233139"/>
-          <w:sz w:val="21"/>
-          <w:szCs w:val="21"/>
+          <w:color w:val="23423C"/>
+          <w:sz w:val="23"/>
+          <w:szCs w:val="23"/>
         </w:rPr>
         <w:t xml:space="preserve">Was ist mein erster konkreter Schritt?</w:t>
       </w:r>
@@ -8312,10 +8387,10 @@
       <w:tblPr>
         <w:tblW w:type="dxa" w:w="9360"/>
         <w:tblBorders>
-          <w:top w:val="single" w:color="EAF1EF" w:sz="2"/>
-          <w:left w:val="single" w:color="3F7C79" w:sz="18"/>
-          <w:bottom w:val="single" w:color="EAF1EF" w:sz="2"/>
-          <w:right w:val="single" w:color="EAF1EF" w:sz="2"/>
+          <w:top w:val="single" w:color="E6F2EC" w:sz="2"/>
+          <w:left w:val="single" w:color="2E9284" w:sz="18"/>
+          <w:bottom w:val="single" w:color="E6F2EC" w:sz="2"/>
+          <w:right w:val="single" w:color="E6F2EC" w:sz="2"/>
           <w:insideH w:val="none"/>
           <w:insideV w:val="none"/>
         </w:tblBorders>
@@ -8327,7 +8402,7 @@
         <w:tc>
           <w:tcPr>
             <w:tcW w:type="dxa" w:w="9360"/>
-            <w:shd w:fill="EAF1EF" w:color="auto" w:val="clear"/>
+            <w:shd w:fill="E6F2EC" w:color="auto" w:val="clear"/>
             <w:tcMar>
               <w:top w:type="dxa" w:w="140"/>
               <w:left w:type="dxa" w:w="200"/>
@@ -8344,9 +8419,9 @@
                 <w:rFonts w:ascii="Cambria" w:cs="Cambria" w:eastAsia="Cambria" w:hAnsi="Cambria"/>
                 <w:b/>
                 <w:bCs/>
-                <w:color w:val="3F7C79"/>
-                <w:sz w:val="22"/>
-                <w:szCs w:val="22"/>
+                <w:color w:val="2E9284"/>
+                <w:sz w:val="24"/>
+                <w:szCs w:val="24"/>
               </w:rPr>
               <w:t xml:space="preserve">Moderationstipp</w:t>
             </w:r>
@@ -8358,9 +8433,9 @@
             <w:r>
               <w:rPr>
                 <w:rFonts w:ascii="Calibri" w:cs="Calibri" w:eastAsia="Calibri" w:hAnsi="Calibri"/>
-                <w:color w:val="233139"/>
-                <w:sz w:val="21"/>
-                <w:szCs w:val="21"/>
+                <w:color w:val="23423C"/>
+                <w:sz w:val="23"/>
+                <w:szCs w:val="23"/>
               </w:rPr>
               <w:t xml:space="preserve">Verbindet den Kreis: Vorsätze knüpfen an die Erwartungen vom Morgen an.</w:t>
             </w:r>
@@ -8388,9 +8463,9 @@
       <w:r>
         <w:rPr>
           <w:rFonts w:ascii="Calibri" w:cs="Calibri" w:eastAsia="Calibri" w:hAnsi="Calibri"/>
-          <w:color w:val="233139"/>
-          <w:sz w:val="21"/>
-          <w:szCs w:val="21"/>
+          <w:color w:val="23423C"/>
+          <w:sz w:val="23"/>
+          <w:szCs w:val="23"/>
         </w:rPr>
         <w:t xml:space="preserve">Diese fünf Fragen vertiefen den roten Faden. Setzen Sie sie flexibel ein – im Plenum, als Murmelrunde zu zweit oder in Kleingruppen. Zu jeder Frage: worum es geht und wie Sie moderieren.</w:t>
       </w:r>
@@ -8414,7 +8489,7 @@
           <w:bCs/>
           <w:i/>
           <w:iCs/>
-          <w:color w:val="2E4A52"/>
+          <w:color w:val="2C7A6B"/>
           <w:sz w:val="23"/>
           <w:szCs w:val="23"/>
         </w:rPr>
@@ -8430,18 +8505,18 @@
           <w:rFonts w:ascii="Calibri" w:cs="Calibri" w:eastAsia="Calibri" w:hAnsi="Calibri"/>
           <w:b/>
           <w:bCs/>
-          <w:color w:val="233139"/>
-          <w:sz w:val="21"/>
-          <w:szCs w:val="21"/>
+          <w:color w:val="23423C"/>
+          <w:sz w:val="23"/>
+          <w:szCs w:val="23"/>
         </w:rPr>
         <w:t xml:space="preserve">Worum es geht: </w:t>
       </w:r>
       <w:r>
         <w:rPr>
           <w:rFonts w:ascii="Calibri" w:cs="Calibri" w:eastAsia="Calibri" w:hAnsi="Calibri"/>
-          <w:color w:val="233139"/>
-          <w:sz w:val="21"/>
-          <w:szCs w:val="21"/>
+          <w:color w:val="23423C"/>
+          <w:sz w:val="23"/>
+          <w:szCs w:val="23"/>
         </w:rPr>
         <w:t xml:space="preserve">Scham, Angst vor Stigma, das Ideal der Selbstständigkeit, Sorge um den Job. Der Schritt zur Hilfe ist der schwerste – und wichtigste.</w:t>
       </w:r>
@@ -8455,7 +8530,7 @@
           <w:rFonts w:ascii="Cambria" w:cs="Cambria" w:eastAsia="Cambria" w:hAnsi="Cambria"/>
           <w:b/>
           <w:bCs/>
-          <w:color w:val="B9793B"/>
+          <w:color w:val="BC722A"/>
           <w:sz w:val="20"/>
           <w:szCs w:val="20"/>
         </w:rPr>
@@ -8474,9 +8549,9 @@
       <w:r>
         <w:rPr>
           <w:rFonts w:ascii="Calibri" w:cs="Calibri" w:eastAsia="Calibri" w:hAnsi="Calibri"/>
-          <w:color w:val="233139"/>
-          <w:sz w:val="21"/>
-          <w:szCs w:val="21"/>
+          <w:color w:val="23423C"/>
+          <w:sz w:val="23"/>
+          <w:szCs w:val="23"/>
         </w:rPr>
         <w:t xml:space="preserve">Sammeln Sie Gründe ohne Wertung.</w:t>
       </w:r>
@@ -8493,9 +8568,9 @@
       <w:r>
         <w:rPr>
           <w:rFonts w:ascii="Calibri" w:cs="Calibri" w:eastAsia="Calibri" w:hAnsi="Calibri"/>
-          <w:color w:val="233139"/>
-          <w:sz w:val="21"/>
-          <w:szCs w:val="21"/>
+          <w:color w:val="23423C"/>
+          <w:sz w:val="23"/>
+          <w:szCs w:val="23"/>
         </w:rPr>
         <w:t xml:space="preserve">Spiegeln: „Hilfe holen wird oft als Schwäche gedeutet – stimmt das?“ (Brücke zu Mythos 4).</w:t>
       </w:r>
@@ -8512,9 +8587,9 @@
       <w:r>
         <w:rPr>
           <w:rFonts w:ascii="Calibri" w:cs="Calibri" w:eastAsia="Calibri" w:hAnsi="Calibri"/>
-          <w:color w:val="233139"/>
-          <w:sz w:val="21"/>
-          <w:szCs w:val="21"/>
+          <w:color w:val="23423C"/>
+          <w:sz w:val="23"/>
+          <w:szCs w:val="23"/>
         </w:rPr>
         <w:t xml:space="preserve">Persönlich machen: „Wann ist es Ihnen selbst schwergefallen, um Hilfe zu bitten?“</w:t>
       </w:r>
@@ -8538,7 +8613,7 @@
           <w:bCs/>
           <w:i/>
           <w:iCs/>
-          <w:color w:val="2E4A52"/>
+          <w:color w:val="2C7A6B"/>
           <w:sz w:val="23"/>
           <w:szCs w:val="23"/>
         </w:rPr>
@@ -8554,18 +8629,18 @@
           <w:rFonts w:ascii="Calibri" w:cs="Calibri" w:eastAsia="Calibri" w:hAnsi="Calibri"/>
           <w:b/>
           <w:bCs/>
-          <w:color w:val="233139"/>
-          <w:sz w:val="21"/>
-          <w:szCs w:val="21"/>
+          <w:color w:val="23423C"/>
+          <w:sz w:val="23"/>
+          <w:szCs w:val="23"/>
         </w:rPr>
         <w:t xml:space="preserve">Worum es geht: </w:t>
       </w:r>
       <w:r>
         <w:rPr>
           <w:rFonts w:ascii="Calibri" w:cs="Calibri" w:eastAsia="Calibri" w:hAnsi="Calibri"/>
-          <w:color w:val="233139"/>
-          <w:sz w:val="21"/>
-          <w:szCs w:val="21"/>
+          <w:color w:val="23423C"/>
+          <w:sz w:val="23"/>
+          <w:szCs w:val="23"/>
         </w:rPr>
         <w:t xml:space="preserve">Unsichtbarkeit, fehlende „objektive“ Beweise, alte Vorstellungen von Charakter und Willen. Der Kern des Workshops.</w:t>
       </w:r>
@@ -8579,7 +8654,7 @@
           <w:rFonts w:ascii="Cambria" w:cs="Cambria" w:eastAsia="Cambria" w:hAnsi="Cambria"/>
           <w:b/>
           <w:bCs/>
-          <w:color w:val="B9793B"/>
+          <w:color w:val="BC722A"/>
           <w:sz w:val="20"/>
           <w:szCs w:val="20"/>
         </w:rPr>
@@ -8598,9 +8673,9 @@
       <w:r>
         <w:rPr>
           <w:rFonts w:ascii="Calibri" w:cs="Calibri" w:eastAsia="Calibri" w:hAnsi="Calibri"/>
-          <w:color w:val="233139"/>
-          <w:sz w:val="21"/>
-          <w:szCs w:val="21"/>
+          <w:color w:val="23423C"/>
+          <w:sz w:val="23"/>
+          <w:szCs w:val="23"/>
         </w:rPr>
         <w:t xml:space="preserve">Zurückgreifen auf den Vergleich Beinbruch vs. Depression (Folie 21).</w:t>
       </w:r>
@@ -8617,9 +8692,9 @@
       <w:r>
         <w:rPr>
           <w:rFonts w:ascii="Calibri" w:cs="Calibri" w:eastAsia="Calibri" w:hAnsi="Calibri"/>
-          <w:color w:val="233139"/>
-          <w:sz w:val="21"/>
-          <w:szCs w:val="21"/>
+          <w:color w:val="23423C"/>
+          <w:sz w:val="23"/>
+          <w:szCs w:val="23"/>
         </w:rPr>
         <w:t xml:space="preserve">Frage: „Was müsste sich ändern, damit ein Krankenstand wegen Depression so selbstverständlich ist wie wegen einer Grippe?“</w:t>
       </w:r>
@@ -8643,7 +8718,7 @@
           <w:bCs/>
           <w:i/>
           <w:iCs/>
-          <w:color w:val="2E4A52"/>
+          <w:color w:val="2C7A6B"/>
           <w:sz w:val="23"/>
           <w:szCs w:val="23"/>
         </w:rPr>
@@ -8659,18 +8734,18 @@
           <w:rFonts w:ascii="Calibri" w:cs="Calibri" w:eastAsia="Calibri" w:hAnsi="Calibri"/>
           <w:b/>
           <w:bCs/>
-          <w:color w:val="233139"/>
-          <w:sz w:val="21"/>
-          <w:szCs w:val="21"/>
+          <w:color w:val="23423C"/>
+          <w:sz w:val="23"/>
+          <w:szCs w:val="23"/>
         </w:rPr>
         <w:t xml:space="preserve">Worum es geht: </w:t>
       </w:r>
       <w:r>
         <w:rPr>
           <w:rFonts w:ascii="Calibri" w:cs="Calibri" w:eastAsia="Calibri" w:hAnsi="Calibri"/>
-          <w:color w:val="233139"/>
-          <w:sz w:val="21"/>
-          <w:szCs w:val="21"/>
+          <w:color w:val="23423C"/>
+          <w:sz w:val="23"/>
+          <w:szCs w:val="23"/>
         </w:rPr>
         <w:t xml:space="preserve">Arbeit kann Auslöser (Druck, Burnout) und Schutzfaktor (Struktur, Sinn, Kontakt) sein. Führungskräfte und Kolleg:innen haben großen Einfluss.</w:t>
       </w:r>
@@ -8684,7 +8759,7 @@
           <w:rFonts w:ascii="Cambria" w:cs="Cambria" w:eastAsia="Cambria" w:hAnsi="Cambria"/>
           <w:b/>
           <w:bCs/>
-          <w:color w:val="B9793B"/>
+          <w:color w:val="BC722A"/>
           <w:sz w:val="20"/>
           <w:szCs w:val="20"/>
         </w:rPr>
@@ -8703,9 +8778,9 @@
       <w:r>
         <w:rPr>
           <w:rFonts w:ascii="Calibri" w:cs="Calibri" w:eastAsia="Calibri" w:hAnsi="Calibri"/>
-          <w:color w:val="233139"/>
-          <w:sz w:val="21"/>
-          <w:szCs w:val="21"/>
+          <w:color w:val="23423C"/>
+          <w:sz w:val="23"/>
+          <w:szCs w:val="23"/>
         </w:rPr>
         <w:t xml:space="preserve">Zwei Spalten am Flipchart: „belastet“ vs. „schützt“.</w:t>
       </w:r>
@@ -8722,9 +8797,9 @@
       <w:r>
         <w:rPr>
           <w:rFonts w:ascii="Calibri" w:cs="Calibri" w:eastAsia="Calibri" w:hAnsi="Calibri"/>
-          <w:color w:val="233139"/>
-          <w:sz w:val="21"/>
-          <w:szCs w:val="21"/>
+          <w:color w:val="23423C"/>
+          <w:sz w:val="23"/>
+          <w:szCs w:val="23"/>
         </w:rPr>
         <w:t xml:space="preserve">Für Betriebe: konkrete Ideen sammeln (Gesprächskultur, Erreichbarkeit, Wiedereinstieg nach Krankenstand).</w:t>
       </w:r>
@@ -8741,9 +8816,9 @@
       <w:r>
         <w:rPr>
           <w:rFonts w:ascii="Calibri" w:cs="Calibri" w:eastAsia="Calibri" w:hAnsi="Calibri"/>
-          <w:color w:val="233139"/>
-          <w:sz w:val="21"/>
-          <w:szCs w:val="21"/>
+          <w:color w:val="23423C"/>
+          <w:sz w:val="23"/>
+          <w:szCs w:val="23"/>
         </w:rPr>
         <w:t xml:space="preserve">Auf betriebliche Angebote / Betriebsrat / Arbeitsmedizin verweisen, falls vorhanden.</w:t>
       </w:r>
@@ -8767,7 +8842,7 @@
           <w:bCs/>
           <w:i/>
           <w:iCs/>
-          <w:color w:val="2E4A52"/>
+          <w:color w:val="2C7A6B"/>
           <w:sz w:val="23"/>
           <w:szCs w:val="23"/>
         </w:rPr>
@@ -8783,18 +8858,18 @@
           <w:rFonts w:ascii="Calibri" w:cs="Calibri" w:eastAsia="Calibri" w:hAnsi="Calibri"/>
           <w:b/>
           <w:bCs/>
-          <w:color w:val="233139"/>
-          <w:sz w:val="21"/>
-          <w:szCs w:val="21"/>
+          <w:color w:val="23423C"/>
+          <w:sz w:val="23"/>
+          <w:szCs w:val="23"/>
         </w:rPr>
         <w:t xml:space="preserve">Worum es geht: </w:t>
       </w:r>
       <w:r>
         <w:rPr>
           <w:rFonts w:ascii="Calibri" w:cs="Calibri" w:eastAsia="Calibri" w:hAnsi="Calibri"/>
-          <w:color w:val="233139"/>
-          <w:sz w:val="21"/>
-          <w:szCs w:val="21"/>
+          <w:color w:val="23423C"/>
+          <w:sz w:val="23"/>
+          <w:szCs w:val="23"/>
         </w:rPr>
         <w:t xml:space="preserve">Umdeutung: Stärke ist nicht „durchhalten und nichts zeigen“, sondern sich Hilfe holen, Grenzen setzen, ehrlich sein.</w:t>
       </w:r>
@@ -8808,7 +8883,7 @@
           <w:rFonts w:ascii="Cambria" w:cs="Cambria" w:eastAsia="Cambria" w:hAnsi="Cambria"/>
           <w:b/>
           <w:bCs/>
-          <w:color w:val="B9793B"/>
+          <w:color w:val="BC722A"/>
           <w:sz w:val="20"/>
           <w:szCs w:val="20"/>
         </w:rPr>
@@ -8827,9 +8902,9 @@
       <w:r>
         <w:rPr>
           <w:rFonts w:ascii="Calibri" w:cs="Calibri" w:eastAsia="Calibri" w:hAnsi="Calibri"/>
-          <w:color w:val="233139"/>
-          <w:sz w:val="21"/>
-          <w:szCs w:val="21"/>
+          <w:color w:val="23423C"/>
+          <w:sz w:val="23"/>
+          <w:szCs w:val="23"/>
         </w:rPr>
         <w:t xml:space="preserve">Bewusst provozieren: „Ist der, der zusammenbeißt, wirklich der Stärkere?“</w:t>
       </w:r>
@@ -8846,9 +8921,9 @@
       <w:r>
         <w:rPr>
           <w:rFonts w:ascii="Calibri" w:cs="Calibri" w:eastAsia="Calibri" w:hAnsi="Calibri"/>
-          <w:color w:val="233139"/>
-          <w:sz w:val="21"/>
-          <w:szCs w:val="21"/>
+          <w:color w:val="23423C"/>
+          <w:sz w:val="23"/>
+          <w:szCs w:val="23"/>
         </w:rPr>
         <w:t xml:space="preserve">Eigene Definitionen sammeln lassen.</w:t>
       </w:r>
@@ -8865,9 +8940,9 @@
       <w:r>
         <w:rPr>
           <w:rFonts w:ascii="Calibri" w:cs="Calibri" w:eastAsia="Calibri" w:hAnsi="Calibri"/>
-          <w:color w:val="233139"/>
-          <w:sz w:val="21"/>
-          <w:szCs w:val="21"/>
+          <w:color w:val="23423C"/>
+          <w:sz w:val="23"/>
+          <w:szCs w:val="23"/>
         </w:rPr>
         <w:t xml:space="preserve">Bogen zu Ihrer Geschichte: Was war für Sie der stärkste Moment?</w:t>
       </w:r>
@@ -8891,7 +8966,7 @@
           <w:bCs/>
           <w:i/>
           <w:iCs/>
-          <w:color w:val="2E4A52"/>
+          <w:color w:val="2C7A6B"/>
           <w:sz w:val="23"/>
           <w:szCs w:val="23"/>
         </w:rPr>
@@ -8907,18 +8982,18 @@
           <w:rFonts w:ascii="Calibri" w:cs="Calibri" w:eastAsia="Calibri" w:hAnsi="Calibri"/>
           <w:b/>
           <w:bCs/>
-          <w:color w:val="233139"/>
-          <w:sz w:val="21"/>
-          <w:szCs w:val="21"/>
+          <w:color w:val="23423C"/>
+          <w:sz w:val="23"/>
+          <w:szCs w:val="23"/>
         </w:rPr>
         <w:t xml:space="preserve">Worum es geht: </w:t>
       </w:r>
       <w:r>
         <w:rPr>
           <w:rFonts w:ascii="Calibri" w:cs="Calibri" w:eastAsia="Calibri" w:hAnsi="Calibri"/>
-          <w:color w:val="233139"/>
-          <w:sz w:val="21"/>
-          <w:szCs w:val="21"/>
+          <w:color w:val="23423C"/>
+          <w:sz w:val="23"/>
+          <w:szCs w:val="23"/>
         </w:rPr>
         <w:t xml:space="preserve">Vom Verstehen zum Handeln: hinschauen, nachfragen, offen reden, Sprache verändern, nicht verurteilen.</w:t>
       </w:r>
@@ -8932,7 +9007,7 @@
           <w:rFonts w:ascii="Cambria" w:cs="Cambria" w:eastAsia="Cambria" w:hAnsi="Cambria"/>
           <w:b/>
           <w:bCs/>
-          <w:color w:val="B9793B"/>
+          <w:color w:val="BC722A"/>
           <w:sz w:val="20"/>
           <w:szCs w:val="20"/>
         </w:rPr>
@@ -8951,9 +9026,9 @@
       <w:r>
         <w:rPr>
           <w:rFonts w:ascii="Calibri" w:cs="Calibri" w:eastAsia="Calibri" w:hAnsi="Calibri"/>
-          <w:color w:val="233139"/>
-          <w:sz w:val="21"/>
-          <w:szCs w:val="21"/>
+          <w:color w:val="23423C"/>
+          <w:sz w:val="23"/>
+          <w:szCs w:val="23"/>
         </w:rPr>
         <w:t xml:space="preserve">Konkrete Vorsätze sammeln („Ich werde …“).</w:t>
       </w:r>
@@ -8970,9 +9045,9 @@
       <w:r>
         <w:rPr>
           <w:rFonts w:ascii="Calibri" w:cs="Calibri" w:eastAsia="Calibri" w:hAnsi="Calibri"/>
-          <w:color w:val="233139"/>
-          <w:sz w:val="21"/>
-          <w:szCs w:val="21"/>
+          <w:color w:val="23423C"/>
+          <w:sz w:val="23"/>
+          <w:szCs w:val="23"/>
         </w:rPr>
         <w:t xml:space="preserve">An den Reflexionsbogen anknüpfen.</w:t>
       </w:r>
@@ -8989,9 +9064,9 @@
       <w:r>
         <w:rPr>
           <w:rFonts w:ascii="Calibri" w:cs="Calibri" w:eastAsia="Calibri" w:hAnsi="Calibri"/>
-          <w:color w:val="233139"/>
-          <w:sz w:val="21"/>
-          <w:szCs w:val="21"/>
+          <w:color w:val="23423C"/>
+          <w:sz w:val="23"/>
+          <w:szCs w:val="23"/>
         </w:rPr>
         <w:t xml:space="preserve">Mit einem ermutigenden Satz abschließen: Veränderung beginnt bei einem einzelnen verständnisvollen Menschen.</w:t>
       </w:r>
@@ -9016,9 +9091,9 @@
       <w:r>
         <w:rPr>
           <w:rFonts w:ascii="Calibri" w:cs="Calibri" w:eastAsia="Calibri" w:hAnsi="Calibri"/>
-          <w:color w:val="233139"/>
-          <w:sz w:val="21"/>
-          <w:szCs w:val="21"/>
+          <w:color w:val="23423C"/>
+          <w:sz w:val="23"/>
+          <w:szCs w:val="23"/>
         </w:rPr>
         <w:t xml:space="preserve">Weil das Thema berührt, können im Workshop starke Reaktionen auftreten. Das ist normal. Hier die häufigsten Situationen und wie Sie souverän reagieren.</w:t>
       </w:r>
@@ -9043,9 +9118,9 @@
       <w:r>
         <w:rPr>
           <w:rFonts w:ascii="Calibri" w:cs="Calibri" w:eastAsia="Calibri" w:hAnsi="Calibri"/>
-          <w:color w:val="233139"/>
-          <w:sz w:val="21"/>
-          <w:szCs w:val="21"/>
+          <w:color w:val="23423C"/>
+          <w:sz w:val="23"/>
+          <w:szCs w:val="23"/>
         </w:rPr>
         <w:t xml:space="preserve">Ruhe ausstrahlen. Nicht dramatisieren, nicht sofort „retten“.</w:t>
       </w:r>
@@ -9062,9 +9137,9 @@
       <w:r>
         <w:rPr>
           <w:rFonts w:ascii="Calibri" w:cs="Calibri" w:eastAsia="Calibri" w:hAnsi="Calibri"/>
-          <w:color w:val="233139"/>
-          <w:sz w:val="21"/>
-          <w:szCs w:val="21"/>
+          <w:color w:val="23423C"/>
+          <w:sz w:val="23"/>
+          <w:szCs w:val="23"/>
         </w:rPr>
         <w:t xml:space="preserve">Kurz anerkennen: „Das darf sein. Nehmen Sie sich einen Moment.“ Taschentücher unaufdringlich reichen.</w:t>
       </w:r>
@@ -9081,9 +9156,9 @@
       <w:r>
         <w:rPr>
           <w:rFonts w:ascii="Calibri" w:cs="Calibri" w:eastAsia="Calibri" w:hAnsi="Calibri"/>
-          <w:color w:val="233139"/>
-          <w:sz w:val="21"/>
-          <w:szCs w:val="21"/>
+          <w:color w:val="23423C"/>
+          <w:sz w:val="23"/>
+          <w:szCs w:val="23"/>
         </w:rPr>
         <w:t xml:space="preserve">Anbieten (nicht drängen): kurze Pause, rausgehen, ein Gespräch danach.</w:t>
       </w:r>
@@ -9100,9 +9175,9 @@
       <w:r>
         <w:rPr>
           <w:rFonts w:ascii="Calibri" w:cs="Calibri" w:eastAsia="Calibri" w:hAnsi="Calibri"/>
-          <w:color w:val="233139"/>
-          <w:sz w:val="21"/>
-          <w:szCs w:val="21"/>
+          <w:color w:val="23423C"/>
+          <w:sz w:val="23"/>
+          <w:szCs w:val="23"/>
         </w:rPr>
         <w:t xml:space="preserve">Der Gruppe Halt geben: „Dass uns das berührt, zeigt, wie wichtig es ist.“</w:t>
       </w:r>
@@ -9127,9 +9202,9 @@
       <w:r>
         <w:rPr>
           <w:rFonts w:ascii="Calibri" w:cs="Calibri" w:eastAsia="Calibri" w:hAnsi="Calibri"/>
-          <w:color w:val="233139"/>
-          <w:sz w:val="21"/>
-          <w:szCs w:val="21"/>
+          <w:color w:val="23423C"/>
+          <w:sz w:val="23"/>
+          <w:szCs w:val="23"/>
         </w:rPr>
         <w:t xml:space="preserve">Wertschätzen: „Danke, dass Sie das teilen.“ Nicht ausfragen, nicht diagnostizieren.</w:t>
       </w:r>
@@ -9146,9 +9221,9 @@
       <w:r>
         <w:rPr>
           <w:rFonts w:ascii="Calibri" w:cs="Calibri" w:eastAsia="Calibri" w:hAnsi="Calibri"/>
-          <w:color w:val="233139"/>
-          <w:sz w:val="21"/>
-          <w:szCs w:val="21"/>
+          <w:color w:val="23423C"/>
+          <w:sz w:val="23"/>
+          <w:szCs w:val="23"/>
         </w:rPr>
         <w:t xml:space="preserve">Die Vertraulichkeitsregel in Erinnerung rufen.</w:t>
       </w:r>
@@ -9165,9 +9240,9 @@
       <w:r>
         <w:rPr>
           <w:rFonts w:ascii="Calibri" w:cs="Calibri" w:eastAsia="Calibri" w:hAnsi="Calibri"/>
-          <w:color w:val="233139"/>
-          <w:sz w:val="21"/>
-          <w:szCs w:val="21"/>
+          <w:color w:val="23423C"/>
+          <w:sz w:val="23"/>
+          <w:szCs w:val="23"/>
         </w:rPr>
         <w:t xml:space="preserve">Bei Bedarf nach dem Workshop ein Einzelgespräch und Verweis auf Anlaufstellen anbieten.</w:t>
       </w:r>
@@ -9192,9 +9267,9 @@
       <w:r>
         <w:rPr>
           <w:rFonts w:ascii="Calibri" w:cs="Calibri" w:eastAsia="Calibri" w:hAnsi="Calibri"/>
-          <w:color w:val="233139"/>
-          <w:sz w:val="21"/>
-          <w:szCs w:val="21"/>
+          <w:color w:val="23423C"/>
+          <w:sz w:val="23"/>
+          <w:szCs w:val="23"/>
         </w:rPr>
         <w:t xml:space="preserve">Nicht bloßstellen. Die Aussage als Chance nehmen: „Diesen Gedanken hören Betroffene oft – schauen wir, warum er nicht stimmt.“</w:t>
       </w:r>
@@ -9211,9 +9286,9 @@
       <w:r>
         <w:rPr>
           <w:rFonts w:ascii="Calibri" w:cs="Calibri" w:eastAsia="Calibri" w:hAnsi="Calibri"/>
-          <w:color w:val="233139"/>
-          <w:sz w:val="21"/>
-          <w:szCs w:val="21"/>
+          <w:color w:val="23423C"/>
+          <w:sz w:val="23"/>
+          <w:szCs w:val="23"/>
         </w:rPr>
         <w:t xml:space="preserve">Auf Fakten und Metaphern zurückgreifen (Beinbruch-Vergleich).</w:t>
       </w:r>
@@ -9230,9 +9305,9 @@
       <w:r>
         <w:rPr>
           <w:rFonts w:ascii="Calibri" w:cs="Calibri" w:eastAsia="Calibri" w:hAnsi="Calibri"/>
-          <w:color w:val="233139"/>
-          <w:sz w:val="21"/>
-          <w:szCs w:val="21"/>
+          <w:color w:val="23423C"/>
+          <w:sz w:val="23"/>
+          <w:szCs w:val="23"/>
         </w:rPr>
         <w:t xml:space="preserve">Die Gruppe einbeziehen, statt allein dagegenzuhalten.</w:t>
       </w:r>
@@ -9249,10 +9324,10 @@
       <w:tblPr>
         <w:tblW w:type="dxa" w:w="9360"/>
         <w:tblBorders>
-          <w:top w:val="single" w:color="F6ECE0" w:sz="2"/>
-          <w:left w:val="single" w:color="B9793B" w:sz="18"/>
-          <w:bottom w:val="single" w:color="F6ECE0" w:sz="2"/>
-          <w:right w:val="single" w:color="F6ECE0" w:sz="2"/>
+          <w:top w:val="single" w:color="F8EEDD" w:sz="2"/>
+          <w:left w:val="single" w:color="BC722A" w:sz="18"/>
+          <w:bottom w:val="single" w:color="F8EEDD" w:sz="2"/>
+          <w:right w:val="single" w:color="F8EEDD" w:sz="2"/>
           <w:insideH w:val="none"/>
           <w:insideV w:val="none"/>
         </w:tblBorders>
@@ -9264,7 +9339,7 @@
         <w:tc>
           <w:tcPr>
             <w:tcW w:type="dxa" w:w="9360"/>
-            <w:shd w:fill="F6ECE0" w:color="auto" w:val="clear"/>
+            <w:shd w:fill="F8EEDD" w:color="auto" w:val="clear"/>
             <w:tcMar>
               <w:top w:type="dxa" w:w="140"/>
               <w:left w:type="dxa" w:w="200"/>
@@ -9281,9 +9356,9 @@
                 <w:rFonts w:ascii="Cambria" w:cs="Cambria" w:eastAsia="Cambria" w:hAnsi="Cambria"/>
                 <w:b/>
                 <w:bCs/>
-                <w:color w:val="B9793B"/>
-                <w:sz w:val="22"/>
-                <w:szCs w:val="22"/>
+                <w:color w:val="BC722A"/>
+                <w:sz w:val="24"/>
+                <w:szCs w:val="24"/>
               </w:rPr>
               <w:t xml:space="preserve">Wenn Sie akute Selbstgefährdung wahrnehmen</w:t>
             </w:r>
@@ -9300,9 +9375,9 @@
             <w:r>
               <w:rPr>
                 <w:rFonts w:ascii="Calibri" w:cs="Calibri" w:eastAsia="Calibri" w:hAnsi="Calibri"/>
-                <w:color w:val="233139"/>
-                <w:sz w:val="21"/>
-                <w:szCs w:val="21"/>
+                <w:color w:val="23423C"/>
+                <w:sz w:val="23"/>
+                <w:szCs w:val="23"/>
               </w:rPr>
               <w:t xml:space="preserve">Direkt und ruhig ansprechen: „Denken Sie daran, sich das Leben zu nehmen?“ – Nachfragen pflanzt nichts ein, es entlastet.</w:t>
             </w:r>
@@ -9319,9 +9394,9 @@
             <w:r>
               <w:rPr>
                 <w:rFonts w:ascii="Calibri" w:cs="Calibri" w:eastAsia="Calibri" w:hAnsi="Calibri"/>
-                <w:color w:val="233139"/>
-                <w:sz w:val="21"/>
-                <w:szCs w:val="21"/>
+                <w:color w:val="23423C"/>
+                <w:sz w:val="23"/>
+                <w:szCs w:val="23"/>
               </w:rPr>
               <w:t xml:space="preserve">Die Person nicht allein lassen. Professionelle Hilfe einbeziehen.</w:t>
             </w:r>
@@ -9338,9 +9413,9 @@
             <w:r>
               <w:rPr>
                 <w:rFonts w:ascii="Calibri" w:cs="Calibri" w:eastAsia="Calibri" w:hAnsi="Calibri"/>
-                <w:color w:val="233139"/>
-                <w:sz w:val="21"/>
-                <w:szCs w:val="21"/>
+                <w:color w:val="23423C"/>
+                <w:sz w:val="23"/>
+                <w:szCs w:val="23"/>
               </w:rPr>
               <w:t xml:space="preserve">Notfall: Rettung 144 · Euronotruf 112 · Telefonseelsorge 142 (24 h, kostenlos, anonym).</w:t>
             </w:r>
@@ -9357,9 +9432,9 @@
             <w:r>
               <w:rPr>
                 <w:rFonts w:ascii="Calibri" w:cs="Calibri" w:eastAsia="Calibri" w:hAnsi="Calibri"/>
-                <w:color w:val="233139"/>
-                <w:sz w:val="21"/>
-                <w:szCs w:val="21"/>
+                <w:color w:val="23423C"/>
+                <w:sz w:val="23"/>
+                <w:szCs w:val="23"/>
               </w:rPr>
               <w:t xml:space="preserve">Nach dem Workshop: Kontakt anbieten, konkrete nächste Schritte (Hausarzt, Krisendienst) benennen.</w:t>
             </w:r>
@@ -9382,9 +9457,9 @@
       <w:r>
         <w:rPr>
           <w:rFonts w:ascii="Calibri" w:cs="Calibri" w:eastAsia="Calibri" w:hAnsi="Calibri"/>
-          <w:color w:val="233139"/>
-          <w:sz w:val="21"/>
-          <w:szCs w:val="21"/>
+          <w:color w:val="23423C"/>
+          <w:sz w:val="23"/>
+          <w:szCs w:val="23"/>
         </w:rPr>
         <w:t xml:space="preserve">Sie dürfen eine Pause ansetzen, ein Thema kürzen oder ehrlich sagen: „Das berührt mich gerade auch.“ Ihre Echtheit ist Teil der Wirkung. Sorgen Sie nach dem Workshop für Entlastung (siehe Kapitel 3).</w:t>
       </w:r>
@@ -9406,10 +9481,10 @@
       <w:tblPr>
         <w:tblW w:type="dxa" w:w="9360"/>
         <w:tblBorders>
-          <w:top w:val="single" w:color="F6ECE0" w:sz="2"/>
-          <w:left w:val="single" w:color="B9793B" w:sz="18"/>
-          <w:bottom w:val="single" w:color="F6ECE0" w:sz="2"/>
-          <w:right w:val="single" w:color="F6ECE0" w:sz="2"/>
+          <w:top w:val="single" w:color="F8EEDD" w:sz="2"/>
+          <w:left w:val="single" w:color="BC722A" w:sz="18"/>
+          <w:bottom w:val="single" w:color="F8EEDD" w:sz="2"/>
+          <w:right w:val="single" w:color="F8EEDD" w:sz="2"/>
           <w:insideH w:val="none"/>
           <w:insideV w:val="none"/>
         </w:tblBorders>
@@ -9421,7 +9496,7 @@
         <w:tc>
           <w:tcPr>
             <w:tcW w:type="dxa" w:w="9360"/>
-            <w:shd w:fill="F6ECE0" w:color="auto" w:val="clear"/>
+            <w:shd w:fill="F8EEDD" w:color="auto" w:val="clear"/>
             <w:tcMar>
               <w:top w:type="dxa" w:w="140"/>
               <w:left w:type="dxa" w:w="200"/>
@@ -9438,9 +9513,9 @@
                 <w:rFonts w:ascii="Cambria" w:cs="Cambria" w:eastAsia="Cambria" w:hAnsi="Cambria"/>
                 <w:b/>
                 <w:bCs/>
-                <w:color w:val="B9793B"/>
-                <w:sz w:val="22"/>
-                <w:szCs w:val="22"/>
+                <w:color w:val="BC722A"/>
+                <w:sz w:val="24"/>
+                <w:szCs w:val="24"/>
               </w:rPr>
               <w:t xml:space="preserve">Im Notfall / bei akuter Krise</w:t>
             </w:r>
@@ -9454,7 +9529,7 @@
                 <w:rFonts w:ascii="Calibri" w:cs="Calibri" w:eastAsia="Calibri" w:hAnsi="Calibri"/>
                 <w:b/>
                 <w:bCs/>
-                <w:color w:val="B9793B"/>
+                <w:color w:val="BC722A"/>
                 <w:sz w:val="24"/>
                 <w:szCs w:val="24"/>
               </w:rPr>
@@ -9463,9 +9538,9 @@
             <w:r>
               <w:rPr>
                 <w:rFonts w:ascii="Calibri" w:cs="Calibri" w:eastAsia="Calibri" w:hAnsi="Calibri"/>
-                <w:color w:val="5E6E73"/>
-                <w:sz w:val="21"/>
-                <w:szCs w:val="21"/>
+                <w:color w:val="5E736E"/>
+                <w:sz w:val="23"/>
+                <w:szCs w:val="23"/>
               </w:rPr>
               <w:t xml:space="preserve">   ·   </w:t>
             </w:r>
@@ -9474,7 +9549,7 @@
                 <w:rFonts w:ascii="Calibri" w:cs="Calibri" w:eastAsia="Calibri" w:hAnsi="Calibri"/>
                 <w:b/>
                 <w:bCs/>
-                <w:color w:val="B9793B"/>
+                <w:color w:val="BC722A"/>
                 <w:sz w:val="24"/>
                 <w:szCs w:val="24"/>
               </w:rPr>
@@ -9483,9 +9558,9 @@
             <w:r>
               <w:rPr>
                 <w:rFonts w:ascii="Calibri" w:cs="Calibri" w:eastAsia="Calibri" w:hAnsi="Calibri"/>
-                <w:color w:val="5E6E73"/>
-                <w:sz w:val="21"/>
-                <w:szCs w:val="21"/>
+                <w:color w:val="5E736E"/>
+                <w:sz w:val="23"/>
+                <w:szCs w:val="23"/>
               </w:rPr>
               <w:t xml:space="preserve">   ·   </w:t>
             </w:r>
@@ -9494,7 +9569,7 @@
                 <w:rFonts w:ascii="Calibri" w:cs="Calibri" w:eastAsia="Calibri" w:hAnsi="Calibri"/>
                 <w:b/>
                 <w:bCs/>
-                <w:color w:val="B9793B"/>
+                <w:color w:val="BC722A"/>
                 <w:sz w:val="24"/>
                 <w:szCs w:val="24"/>
               </w:rPr>
@@ -9510,9 +9585,9 @@
                 <w:rFonts w:ascii="Calibri" w:cs="Calibri" w:eastAsia="Calibri" w:hAnsi="Calibri"/>
                 <w:i/>
                 <w:iCs/>
-                <w:color w:val="5E6E73"/>
-                <w:sz w:val="21"/>
-                <w:szCs w:val="21"/>
+                <w:color w:val="5E736E"/>
+                <w:sz w:val="23"/>
+                <w:szCs w:val="23"/>
               </w:rPr>
               <w:t xml:space="preserve">Telefonseelsorge 142: rund um die Uhr, kostenlos, anonym.</w:t>
             </w:r>
@@ -9529,12 +9604,12 @@
       <w:tblPr>
         <w:tblW w:type="dxa" w:w="9360"/>
         <w:tblBorders>
-          <w:top w:val="single" w:color="DCE6E3" w:sz="2"/>
-          <w:left w:val="single" w:color="DCE6E3" w:sz="2"/>
-          <w:bottom w:val="single" w:color="DCE6E3" w:sz="2"/>
-          <w:right w:val="single" w:color="DCE6E3" w:sz="2"/>
-          <w:insideH w:val="single" w:color="DCE6E3" w:sz="2"/>
-          <w:insideV w:val="single" w:color="DCE6E3" w:sz="2"/>
+          <w:top w:val="single" w:color="D9E9E1" w:sz="2"/>
+          <w:left w:val="single" w:color="D9E9E1" w:sz="2"/>
+          <w:bottom w:val="single" w:color="D9E9E1" w:sz="2"/>
+          <w:right w:val="single" w:color="D9E9E1" w:sz="2"/>
+          <w:insideH w:val="single" w:color="D9E9E1" w:sz="2"/>
+          <w:insideV w:val="single" w:color="D9E9E1" w:sz="2"/>
         </w:tblBorders>
       </w:tblPr>
       <w:tblGrid>
@@ -9549,7 +9624,7 @@
         <w:tc>
           <w:tcPr>
             <w:tcW w:type="dxa" w:w="3000"/>
-            <w:shd w:fill="2E4A52" w:color="auto" w:val="clear"/>
+            <w:shd w:fill="2C7A6B" w:color="auto" w:val="clear"/>
             <w:tcMar>
               <w:top w:type="dxa" w:w="80"/>
               <w:left w:type="dxa" w:w="120"/>
@@ -9567,8 +9642,8 @@
                 <w:b/>
                 <w:bCs/>
                 <w:color w:val="FFFFFF"/>
-                <w:sz w:val="20"/>
-                <w:szCs w:val="20"/>
+                <w:sz w:val="21"/>
+                <w:szCs w:val="21"/>
               </w:rPr>
               <w:t xml:space="preserve">Angebot</w:t>
             </w:r>
@@ -9577,7 +9652,7 @@
         <w:tc>
           <w:tcPr>
             <w:tcW w:type="dxa" w:w="2400"/>
-            <w:shd w:fill="2E4A52" w:color="auto" w:val="clear"/>
+            <w:shd w:fill="2C7A6B" w:color="auto" w:val="clear"/>
             <w:tcMar>
               <w:top w:type="dxa" w:w="80"/>
               <w:left w:type="dxa" w:w="120"/>
@@ -9595,8 +9670,8 @@
                 <w:b/>
                 <w:bCs/>
                 <w:color w:val="FFFFFF"/>
-                <w:sz w:val="20"/>
-                <w:szCs w:val="20"/>
+                <w:sz w:val="21"/>
+                <w:szCs w:val="21"/>
               </w:rPr>
               <w:t xml:space="preserve">Kontakt</w:t>
             </w:r>
@@ -9605,7 +9680,7 @@
         <w:tc>
           <w:tcPr>
             <w:tcW w:type="dxa" w:w="3960"/>
-            <w:shd w:fill="2E4A52" w:color="auto" w:val="clear"/>
+            <w:shd w:fill="2C7A6B" w:color="auto" w:val="clear"/>
             <w:tcMar>
               <w:top w:type="dxa" w:w="80"/>
               <w:left w:type="dxa" w:w="120"/>
@@ -9623,8 +9698,8 @@
                 <w:b/>
                 <w:bCs/>
                 <w:color w:val="FFFFFF"/>
-                <w:sz w:val="20"/>
-                <w:szCs w:val="20"/>
+                <w:sz w:val="21"/>
+                <w:szCs w:val="21"/>
               </w:rPr>
               <w:t xml:space="preserve">Für wen / wann</w:t>
             </w:r>
@@ -9652,9 +9727,9 @@
                 <w:rFonts w:ascii="Calibri" w:cs="Calibri" w:eastAsia="Calibri" w:hAnsi="Calibri"/>
                 <w:b/>
                 <w:bCs/>
-                <w:color w:val="233139"/>
-                <w:sz w:val="20"/>
-                <w:szCs w:val="20"/>
+                <w:color w:val="23423C"/>
+                <w:sz w:val="22"/>
+                <w:szCs w:val="22"/>
               </w:rPr>
               <w:t xml:space="preserve">Telefonseelsorge</w:t>
             </w:r>
@@ -9680,9 +9755,9 @@
                 <w:rFonts w:ascii="Calibri" w:cs="Calibri" w:eastAsia="Calibri" w:hAnsi="Calibri"/>
                 <w:b w:val="false"/>
                 <w:bCs w:val="false"/>
-                <w:color w:val="233139"/>
-                <w:sz w:val="20"/>
-                <w:szCs w:val="20"/>
+                <w:color w:val="23423C"/>
+                <w:sz w:val="22"/>
+                <w:szCs w:val="22"/>
               </w:rPr>
               <w:t xml:space="preserve">142</w:t>
             </w:r>
@@ -9708,9 +9783,9 @@
                 <w:rFonts w:ascii="Calibri" w:cs="Calibri" w:eastAsia="Calibri" w:hAnsi="Calibri"/>
                 <w:b w:val="false"/>
                 <w:bCs w:val="false"/>
-                <w:color w:val="233139"/>
-                <w:sz w:val="20"/>
-                <w:szCs w:val="20"/>
+                <w:color w:val="23423C"/>
+                <w:sz w:val="22"/>
+                <w:szCs w:val="22"/>
               </w:rPr>
               <w:t xml:space="preserve">alle · 24 h · anonym, kostenlos</w:t>
             </w:r>
@@ -9721,7 +9796,7 @@
         <w:tc>
           <w:tcPr>
             <w:tcW w:type="dxa" w:w="3000"/>
-            <w:shd w:fill="F1F5F3" w:color="auto" w:val="clear"/>
+            <w:shd w:fill="F1F8F4" w:color="auto" w:val="clear"/>
             <w:tcMar>
               <w:top w:type="dxa" w:w="70"/>
               <w:left w:type="dxa" w:w="120"/>
@@ -9738,9 +9813,9 @@
                 <w:rFonts w:ascii="Calibri" w:cs="Calibri" w:eastAsia="Calibri" w:hAnsi="Calibri"/>
                 <w:b/>
                 <w:bCs/>
-                <w:color w:val="233139"/>
-                <w:sz w:val="20"/>
-                <w:szCs w:val="20"/>
+                <w:color w:val="23423C"/>
+                <w:sz w:val="22"/>
+                <w:szCs w:val="22"/>
               </w:rPr>
               <w:t xml:space="preserve">Rat auf Draht</w:t>
             </w:r>
@@ -9749,7 +9824,7 @@
         <w:tc>
           <w:tcPr>
             <w:tcW w:type="dxa" w:w="2400"/>
-            <w:shd w:fill="F1F5F3" w:color="auto" w:val="clear"/>
+            <w:shd w:fill="F1F8F4" w:color="auto" w:val="clear"/>
             <w:tcMar>
               <w:top w:type="dxa" w:w="70"/>
               <w:left w:type="dxa" w:w="120"/>
@@ -9766,9 +9841,9 @@
                 <w:rFonts w:ascii="Calibri" w:cs="Calibri" w:eastAsia="Calibri" w:hAnsi="Calibri"/>
                 <w:b w:val="false"/>
                 <w:bCs w:val="false"/>
-                <w:color w:val="233139"/>
-                <w:sz w:val="20"/>
-                <w:szCs w:val="20"/>
+                <w:color w:val="23423C"/>
+                <w:sz w:val="22"/>
+                <w:szCs w:val="22"/>
               </w:rPr>
               <w:t xml:space="preserve">147</w:t>
             </w:r>
@@ -9777,7 +9852,7 @@
         <w:tc>
           <w:tcPr>
             <w:tcW w:type="dxa" w:w="3960"/>
-            <w:shd w:fill="F1F5F3" w:color="auto" w:val="clear"/>
+            <w:shd w:fill="F1F8F4" w:color="auto" w:val="clear"/>
             <w:tcMar>
               <w:top w:type="dxa" w:w="70"/>
               <w:left w:type="dxa" w:w="120"/>
@@ -9794,9 +9869,9 @@
                 <w:rFonts w:ascii="Calibri" w:cs="Calibri" w:eastAsia="Calibri" w:hAnsi="Calibri"/>
                 <w:b w:val="false"/>
                 <w:bCs w:val="false"/>
-                <w:color w:val="233139"/>
-                <w:sz w:val="20"/>
-                <w:szCs w:val="20"/>
+                <w:color w:val="23423C"/>
+                <w:sz w:val="22"/>
+                <w:szCs w:val="22"/>
               </w:rPr>
               <w:t xml:space="preserve">Kinder &amp; Jugendliche · 24 h</w:t>
             </w:r>
@@ -9824,9 +9899,9 @@
                 <w:rFonts w:ascii="Calibri" w:cs="Calibri" w:eastAsia="Calibri" w:hAnsi="Calibri"/>
                 <w:b/>
                 <w:bCs/>
-                <w:color w:val="233139"/>
-                <w:sz w:val="20"/>
-                <w:szCs w:val="20"/>
+                <w:color w:val="23423C"/>
+                <w:sz w:val="22"/>
+                <w:szCs w:val="22"/>
               </w:rPr>
               <w:t xml:space="preserve">Ö3-Kummernummer</w:t>
             </w:r>
@@ -9852,9 +9927,9 @@
                 <w:rFonts w:ascii="Calibri" w:cs="Calibri" w:eastAsia="Calibri" w:hAnsi="Calibri"/>
                 <w:b w:val="false"/>
                 <w:bCs w:val="false"/>
-                <w:color w:val="233139"/>
-                <w:sz w:val="20"/>
-                <w:szCs w:val="20"/>
+                <w:color w:val="23423C"/>
+                <w:sz w:val="22"/>
+                <w:szCs w:val="22"/>
               </w:rPr>
               <w:t xml:space="preserve">116 123</w:t>
             </w:r>
@@ -9880,9 +9955,9 @@
                 <w:rFonts w:ascii="Calibri" w:cs="Calibri" w:eastAsia="Calibri" w:hAnsi="Calibri"/>
                 <w:b w:val="false"/>
                 <w:bCs w:val="false"/>
-                <w:color w:val="233139"/>
-                <w:sz w:val="20"/>
-                <w:szCs w:val="20"/>
+                <w:color w:val="23423C"/>
+                <w:sz w:val="22"/>
+                <w:szCs w:val="22"/>
               </w:rPr>
               <w:t xml:space="preserve">alle · tägl. 16–24 Uhr</w:t>
             </w:r>
@@ -9893,7 +9968,7 @@
         <w:tc>
           <w:tcPr>
             <w:tcW w:type="dxa" w:w="3000"/>
-            <w:shd w:fill="F1F5F3" w:color="auto" w:val="clear"/>
+            <w:shd w:fill="F1F8F4" w:color="auto" w:val="clear"/>
             <w:tcMar>
               <w:top w:type="dxa" w:w="70"/>
               <w:left w:type="dxa" w:w="120"/>
@@ -9910,9 +9985,9 @@
                 <w:rFonts w:ascii="Calibri" w:cs="Calibri" w:eastAsia="Calibri" w:hAnsi="Calibri"/>
                 <w:b/>
                 <w:bCs/>
-                <w:color w:val="233139"/>
-                <w:sz w:val="20"/>
-                <w:szCs w:val="20"/>
+                <w:color w:val="23423C"/>
+                <w:sz w:val="22"/>
+                <w:szCs w:val="22"/>
               </w:rPr>
               <w:t xml:space="preserve">pro mente Austria</w:t>
             </w:r>
@@ -9921,7 +9996,7 @@
         <w:tc>
           <w:tcPr>
             <w:tcW w:type="dxa" w:w="2400"/>
-            <w:shd w:fill="F1F5F3" w:color="auto" w:val="clear"/>
+            <w:shd w:fill="F1F8F4" w:color="auto" w:val="clear"/>
             <w:tcMar>
               <w:top w:type="dxa" w:w="70"/>
               <w:left w:type="dxa" w:w="120"/>
@@ -9938,9 +10013,9 @@
                 <w:rFonts w:ascii="Calibri" w:cs="Calibri" w:eastAsia="Calibri" w:hAnsi="Calibri"/>
                 <w:b w:val="false"/>
                 <w:bCs w:val="false"/>
-                <w:color w:val="233139"/>
-                <w:sz w:val="20"/>
-                <w:szCs w:val="20"/>
+                <w:color w:val="23423C"/>
+                <w:sz w:val="22"/>
+                <w:szCs w:val="22"/>
               </w:rPr>
               <w:t xml:space="preserve">promente-austria.at</w:t>
             </w:r>
@@ -9949,7 +10024,7 @@
         <w:tc>
           <w:tcPr>
             <w:tcW w:type="dxa" w:w="3960"/>
-            <w:shd w:fill="F1F5F3" w:color="auto" w:val="clear"/>
+            <w:shd w:fill="F1F8F4" w:color="auto" w:val="clear"/>
             <w:tcMar>
               <w:top w:type="dxa" w:w="70"/>
               <w:left w:type="dxa" w:w="120"/>
@@ -9966,9 +10041,9 @@
                 <w:rFonts w:ascii="Calibri" w:cs="Calibri" w:eastAsia="Calibri" w:hAnsi="Calibri"/>
                 <w:b w:val="false"/>
                 <w:bCs w:val="false"/>
-                <w:color w:val="233139"/>
-                <w:sz w:val="20"/>
-                <w:szCs w:val="20"/>
+                <w:color w:val="23423C"/>
+                <w:sz w:val="22"/>
+                <w:szCs w:val="22"/>
               </w:rPr>
               <w:t xml:space="preserve">psychosoziale Beratung &amp; Vereine, bundesweit</w:t>
             </w:r>
@@ -9996,9 +10071,9 @@
                 <w:rFonts w:ascii="Calibri" w:cs="Calibri" w:eastAsia="Calibri" w:hAnsi="Calibri"/>
                 <w:b/>
                 <w:bCs/>
-                <w:color w:val="233139"/>
-                <w:sz w:val="20"/>
-                <w:szCs w:val="20"/>
+                <w:color w:val="23423C"/>
+                <w:sz w:val="22"/>
+                <w:szCs w:val="22"/>
               </w:rPr>
               <w:t xml:space="preserve">HPE Österreich</w:t>
             </w:r>
@@ -10024,9 +10099,9 @@
                 <w:rFonts w:ascii="Calibri" w:cs="Calibri" w:eastAsia="Calibri" w:hAnsi="Calibri"/>
                 <w:b w:val="false"/>
                 <w:bCs w:val="false"/>
-                <w:color w:val="233139"/>
-                <w:sz w:val="20"/>
-                <w:szCs w:val="20"/>
+                <w:color w:val="23423C"/>
+                <w:sz w:val="22"/>
+                <w:szCs w:val="22"/>
               </w:rPr>
               <w:t xml:space="preserve">hpe.at</w:t>
             </w:r>
@@ -10052,9 +10127,9 @@
                 <w:rFonts w:ascii="Calibri" w:cs="Calibri" w:eastAsia="Calibri" w:hAnsi="Calibri"/>
                 <w:b w:val="false"/>
                 <w:bCs w:val="false"/>
-                <w:color w:val="233139"/>
-                <w:sz w:val="20"/>
-                <w:szCs w:val="20"/>
+                <w:color w:val="23423C"/>
+                <w:sz w:val="22"/>
+                <w:szCs w:val="22"/>
               </w:rPr>
               <w:t xml:space="preserve">Angehörige psychisch erkrankter Menschen</w:t>
             </w:r>
@@ -10065,7 +10140,7 @@
         <w:tc>
           <w:tcPr>
             <w:tcW w:type="dxa" w:w="3000"/>
-            <w:shd w:fill="F1F5F3" w:color="auto" w:val="clear"/>
+            <w:shd w:fill="F1F8F4" w:color="auto" w:val="clear"/>
             <w:tcMar>
               <w:top w:type="dxa" w:w="70"/>
               <w:left w:type="dxa" w:w="120"/>
@@ -10082,9 +10157,9 @@
                 <w:rFonts w:ascii="Calibri" w:cs="Calibri" w:eastAsia="Calibri" w:hAnsi="Calibri"/>
                 <w:b/>
                 <w:bCs/>
-                <w:color w:val="233139"/>
-                <w:sz w:val="20"/>
-                <w:szCs w:val="20"/>
+                <w:color w:val="23423C"/>
+                <w:sz w:val="22"/>
+                <w:szCs w:val="22"/>
               </w:rPr>
               <w:t xml:space="preserve">Kriseninterventionszentrum Wien</w:t>
             </w:r>
@@ -10093,7 +10168,7 @@
         <w:tc>
           <w:tcPr>
             <w:tcW w:type="dxa" w:w="2400"/>
-            <w:shd w:fill="F1F5F3" w:color="auto" w:val="clear"/>
+            <w:shd w:fill="F1F8F4" w:color="auto" w:val="clear"/>
             <w:tcMar>
               <w:top w:type="dxa" w:w="70"/>
               <w:left w:type="dxa" w:w="120"/>
@@ -10110,9 +10185,9 @@
                 <w:rFonts w:ascii="Calibri" w:cs="Calibri" w:eastAsia="Calibri" w:hAnsi="Calibri"/>
                 <w:b w:val="false"/>
                 <w:bCs w:val="false"/>
-                <w:color w:val="233139"/>
-                <w:sz w:val="20"/>
-                <w:szCs w:val="20"/>
+                <w:color w:val="23423C"/>
+                <w:sz w:val="22"/>
+                <w:szCs w:val="22"/>
               </w:rPr>
               <w:t xml:space="preserve">01 / 406 95 95</w:t>
             </w:r>
@@ -10121,7 +10196,7 @@
         <w:tc>
           <w:tcPr>
             <w:tcW w:type="dxa" w:w="3960"/>
-            <w:shd w:fill="F1F5F3" w:color="auto" w:val="clear"/>
+            <w:shd w:fill="F1F8F4" w:color="auto" w:val="clear"/>
             <w:tcMar>
               <w:top w:type="dxa" w:w="70"/>
               <w:left w:type="dxa" w:w="120"/>
@@ -10138,9 +10213,9 @@
                 <w:rFonts w:ascii="Calibri" w:cs="Calibri" w:eastAsia="Calibri" w:hAnsi="Calibri"/>
                 <w:b w:val="false"/>
                 <w:bCs w:val="false"/>
-                <w:color w:val="233139"/>
-                <w:sz w:val="20"/>
-                <w:szCs w:val="20"/>
+                <w:color w:val="23423C"/>
+                <w:sz w:val="22"/>
+                <w:szCs w:val="22"/>
               </w:rPr>
               <w:t xml:space="preserve">Krisen · Mo–Fr (Wien)</w:t>
             </w:r>
@@ -10168,9 +10243,9 @@
                 <w:rFonts w:ascii="Calibri" w:cs="Calibri" w:eastAsia="Calibri" w:hAnsi="Calibri"/>
                 <w:b/>
                 <w:bCs/>
-                <w:color w:val="233139"/>
-                <w:sz w:val="20"/>
-                <w:szCs w:val="20"/>
+                <w:color w:val="23423C"/>
+                <w:sz w:val="22"/>
+                <w:szCs w:val="22"/>
               </w:rPr>
               <w:t xml:space="preserve">Hausärztin / Hausarzt</w:t>
             </w:r>
@@ -10196,9 +10271,9 @@
                 <w:rFonts w:ascii="Calibri" w:cs="Calibri" w:eastAsia="Calibri" w:hAnsi="Calibri"/>
                 <w:b w:val="false"/>
                 <w:bCs w:val="false"/>
-                <w:color w:val="233139"/>
-                <w:sz w:val="20"/>
-                <w:szCs w:val="20"/>
+                <w:color w:val="23423C"/>
+                <w:sz w:val="22"/>
+                <w:szCs w:val="22"/>
               </w:rPr>
               <w:t xml:space="preserve">—</w:t>
             </w:r>
@@ -10224,9 +10299,9 @@
                 <w:rFonts w:ascii="Calibri" w:cs="Calibri" w:eastAsia="Calibri" w:hAnsi="Calibri"/>
                 <w:b w:val="false"/>
                 <w:bCs w:val="false"/>
-                <w:color w:val="233139"/>
-                <w:sz w:val="20"/>
-                <w:szCs w:val="20"/>
+                <w:color w:val="23423C"/>
+                <w:sz w:val="22"/>
+                <w:szCs w:val="22"/>
               </w:rPr>
               <w:t xml:space="preserve">erste Anlaufstelle, Überweisung zu Fachärzt:innen/Therapie</w:t>
             </w:r>
@@ -10237,7 +10312,7 @@
         <w:tc>
           <w:tcPr>
             <w:tcW w:type="dxa" w:w="3000"/>
-            <w:shd w:fill="F1F5F3" w:color="auto" w:val="clear"/>
+            <w:shd w:fill="F1F8F4" w:color="auto" w:val="clear"/>
             <w:tcMar>
               <w:top w:type="dxa" w:w="70"/>
               <w:left w:type="dxa" w:w="120"/>
@@ -10254,9 +10329,9 @@
                 <w:rFonts w:ascii="Calibri" w:cs="Calibri" w:eastAsia="Calibri" w:hAnsi="Calibri"/>
                 <w:b/>
                 <w:bCs/>
-                <w:color w:val="233139"/>
-                <w:sz w:val="20"/>
-                <w:szCs w:val="20"/>
+                <w:color w:val="23423C"/>
+                <w:sz w:val="22"/>
+                <w:szCs w:val="22"/>
               </w:rPr>
               <w:t xml:space="preserve">Psychosozialer Dienst / Krisendienst des Bundeslandes</w:t>
             </w:r>
@@ -10265,7 +10340,7 @@
         <w:tc>
           <w:tcPr>
             <w:tcW w:type="dxa" w:w="2400"/>
-            <w:shd w:fill="F1F5F3" w:color="auto" w:val="clear"/>
+            <w:shd w:fill="F1F8F4" w:color="auto" w:val="clear"/>
             <w:tcMar>
               <w:top w:type="dxa" w:w="70"/>
               <w:left w:type="dxa" w:w="120"/>
@@ -10282,9 +10357,9 @@
                 <w:rFonts w:ascii="Calibri" w:cs="Calibri" w:eastAsia="Calibri" w:hAnsi="Calibri"/>
                 <w:b w:val="false"/>
                 <w:bCs w:val="false"/>
-                <w:color w:val="233139"/>
-                <w:sz w:val="20"/>
-                <w:szCs w:val="20"/>
+                <w:color w:val="23423C"/>
+                <w:sz w:val="22"/>
+                <w:szCs w:val="22"/>
               </w:rPr>
               <w:t xml:space="preserve">regional</w:t>
             </w:r>
@@ -10293,7 +10368,7 @@
         <w:tc>
           <w:tcPr>
             <w:tcW w:type="dxa" w:w="3960"/>
-            <w:shd w:fill="F1F5F3" w:color="auto" w:val="clear"/>
+            <w:shd w:fill="F1F8F4" w:color="auto" w:val="clear"/>
             <w:tcMar>
               <w:top w:type="dxa" w:w="70"/>
               <w:left w:type="dxa" w:w="120"/>
@@ -10310,9 +10385,9 @@
                 <w:rFonts w:ascii="Calibri" w:cs="Calibri" w:eastAsia="Calibri" w:hAnsi="Calibri"/>
                 <w:b w:val="false"/>
                 <w:bCs w:val="false"/>
-                <w:color w:val="233139"/>
-                <w:sz w:val="20"/>
-                <w:szCs w:val="20"/>
+                <w:color w:val="23423C"/>
+                <w:sz w:val="22"/>
+                <w:szCs w:val="22"/>
               </w:rPr>
               <w:t xml:space="preserve">regional ergänzen!</w:t>
             </w:r>
@@ -10329,18 +10404,18 @@
           <w:rFonts w:ascii="Calibri" w:cs="Calibri" w:eastAsia="Calibri" w:hAnsi="Calibri"/>
           <w:b/>
           <w:bCs/>
-          <w:color w:val="B9793B"/>
-          <w:sz w:val="21"/>
-          <w:szCs w:val="21"/>
+          <w:color w:val="BC722A"/>
+          <w:sz w:val="23"/>
+          <w:szCs w:val="23"/>
         </w:rPr>
         <w:t xml:space="preserve">Bitte regional ergänzen: </w:t>
       </w:r>
       <w:r>
         <w:rPr>
           <w:rFonts w:ascii="Calibri" w:cs="Calibri" w:eastAsia="Calibri" w:hAnsi="Calibri"/>
-          <w:color w:val="233139"/>
-          <w:sz w:val="21"/>
-          <w:szCs w:val="21"/>
+          <w:color w:val="23423C"/>
+          <w:sz w:val="23"/>
+          <w:szCs w:val="23"/>
         </w:rPr>
         <w:t xml:space="preserve">Fügen Sie die psychosozialen Dienste, Krisendienste und Selbsthilfegruppen Ihres Bundeslandes hinzu. Prüfen Sie Nummern und Öffnungszeiten vor jedem Workshop.</w:t>
       </w:r>
@@ -10362,10 +10437,10 @@
       <w:tblPr>
         <w:tblW w:type="dxa" w:w="9360"/>
         <w:tblBorders>
-          <w:top w:val="single" w:color="F6ECE0" w:sz="2"/>
-          <w:left w:val="single" w:color="B9793B" w:sz="18"/>
-          <w:bottom w:val="single" w:color="F6ECE0" w:sz="2"/>
-          <w:right w:val="single" w:color="F6ECE0" w:sz="2"/>
+          <w:top w:val="single" w:color="F8EEDD" w:sz="2"/>
+          <w:left w:val="single" w:color="BC722A" w:sz="18"/>
+          <w:bottom w:val="single" w:color="F8EEDD" w:sz="2"/>
+          <w:right w:val="single" w:color="F8EEDD" w:sz="2"/>
           <w:insideH w:val="none"/>
           <w:insideV w:val="none"/>
         </w:tblBorders>
@@ -10377,7 +10452,7 @@
         <w:tc>
           <w:tcPr>
             <w:tcW w:type="dxa" w:w="9360"/>
-            <w:shd w:fill="F6ECE0" w:color="auto" w:val="clear"/>
+            <w:shd w:fill="F8EEDD" w:color="auto" w:val="clear"/>
             <w:tcMar>
               <w:top w:type="dxa" w:w="140"/>
               <w:left w:type="dxa" w:w="200"/>
@@ -10394,9 +10469,9 @@
                 <w:rFonts w:ascii="Cambria" w:cs="Cambria" w:eastAsia="Cambria" w:hAnsi="Cambria"/>
                 <w:b/>
                 <w:bCs/>
-                <w:color w:val="B9793B"/>
-                <w:sz w:val="22"/>
-                <w:szCs w:val="22"/>
+                <w:color w:val="BC722A"/>
+                <w:sz w:val="24"/>
+                <w:szCs w:val="24"/>
               </w:rPr>
               <w:t xml:space="preserve">Wichtiger Hinweis zu den Zahlen</w:t>
             </w:r>
@@ -10408,9 +10483,9 @@
             <w:r>
               <w:rPr>
                 <w:rFonts w:ascii="Calibri" w:cs="Calibri" w:eastAsia="Calibri" w:hAnsi="Calibri"/>
-                <w:color w:val="233139"/>
-                <w:sz w:val="21"/>
-                <w:szCs w:val="21"/>
+                <w:color w:val="23423C"/>
+                <w:sz w:val="23"/>
+                <w:szCs w:val="23"/>
               </w:rPr>
               <w:t xml:space="preserve">Die im Foliensatz genannten Zahlen (z. B. „ca. jede vierte Person pro Jahr“, „~730.000 Menschen mit Depression“) sind gerundete Größenordnungen, die die Dimension verdeutlichen sollen. Nennen Sie sie als Größenordnung, nicht auf die Kommastelle. Prüfen und aktualisieren Sie sie vor dem Einsatz anhand aktueller Quellen.</w:t>
             </w:r>
@@ -10438,9 +10513,9 @@
       <w:r>
         <w:rPr>
           <w:rFonts w:ascii="Calibri" w:cs="Calibri" w:eastAsia="Calibri" w:hAnsi="Calibri"/>
-          <w:color w:val="233139"/>
-          <w:sz w:val="21"/>
-          <w:szCs w:val="21"/>
+          <w:color w:val="23423C"/>
+          <w:sz w:val="23"/>
+          <w:szCs w:val="23"/>
         </w:rPr>
         <w:t xml:space="preserve">Gesundheit Österreich GmbH (GÖG) – Berichte zur psychischen Gesundheit</w:t>
       </w:r>
@@ -10457,9 +10532,9 @@
       <w:r>
         <w:rPr>
           <w:rFonts w:ascii="Calibri" w:cs="Calibri" w:eastAsia="Calibri" w:hAnsi="Calibri"/>
-          <w:color w:val="233139"/>
-          <w:sz w:val="21"/>
-          <w:szCs w:val="21"/>
+          <w:color w:val="23423C"/>
+          <w:sz w:val="23"/>
+          <w:szCs w:val="23"/>
         </w:rPr>
         <w:t xml:space="preserve">Statistik Austria – Gesundheitsbefragung, Sterbestatistik</w:t>
       </w:r>
@@ -10476,9 +10551,9 @@
       <w:r>
         <w:rPr>
           <w:rFonts w:ascii="Calibri" w:cs="Calibri" w:eastAsia="Calibri" w:hAnsi="Calibri"/>
-          <w:color w:val="233139"/>
-          <w:sz w:val="21"/>
-          <w:szCs w:val="21"/>
+          <w:color w:val="23423C"/>
+          <w:sz w:val="23"/>
+          <w:szCs w:val="23"/>
         </w:rPr>
         <w:t xml:space="preserve">pro mente Austria – Dachverband der psychosozialen Vereine</w:t>
       </w:r>
@@ -10495,9 +10570,9 @@
       <w:r>
         <w:rPr>
           <w:rFonts w:ascii="Calibri" w:cs="Calibri" w:eastAsia="Calibri" w:hAnsi="Calibri"/>
-          <w:color w:val="233139"/>
-          <w:sz w:val="21"/>
-          <w:szCs w:val="21"/>
+          <w:color w:val="23423C"/>
+          <w:sz w:val="23"/>
+          <w:szCs w:val="23"/>
         </w:rPr>
         <w:t xml:space="preserve">Österreichische Gesellschaft für Psychiatrie, Psychotherapie und Psychosomatik (ÖGPP)</w:t>
       </w:r>
@@ -10514,9 +10589,9 @@
       <w:r>
         <w:rPr>
           <w:rFonts w:ascii="Calibri" w:cs="Calibri" w:eastAsia="Calibri" w:hAnsi="Calibri"/>
-          <w:color w:val="233139"/>
-          <w:sz w:val="21"/>
-          <w:szCs w:val="21"/>
+          <w:color w:val="23423C"/>
+          <w:sz w:val="23"/>
+          <w:szCs w:val="23"/>
         </w:rPr>
         <w:t xml:space="preserve">Bundesministerium für Soziales, Gesundheit, Pflege und Konsumentenschutz (Sozialministerium)</w:t>
       </w:r>
@@ -10533,9 +10608,9 @@
       <w:r>
         <w:rPr>
           <w:rFonts w:ascii="Calibri" w:cs="Calibri" w:eastAsia="Calibri" w:hAnsi="Calibri"/>
-          <w:color w:val="233139"/>
-          <w:sz w:val="21"/>
-          <w:szCs w:val="21"/>
+          <w:color w:val="23423C"/>
+          <w:sz w:val="23"/>
+          <w:szCs w:val="23"/>
         </w:rPr>
         <w:t xml:space="preserve">WHO – Berichte zu Depression und Angststörungen (internationale Einordnung)</w:t>
       </w:r>
@@ -10560,9 +10635,9 @@
       <w:r>
         <w:rPr>
           <w:rFonts w:ascii="Calibri" w:cs="Calibri" w:eastAsia="Calibri" w:hAnsi="Calibri"/>
-          <w:color w:val="233139"/>
-          <w:sz w:val="21"/>
-          <w:szCs w:val="21"/>
+          <w:color w:val="23423C"/>
+          <w:sz w:val="23"/>
+          <w:szCs w:val="23"/>
         </w:rPr>
         <w:t xml:space="preserve">„Gesund aus der Krise“ – kostenlose psychologische/psychotherapeutische Hilfe für junge Menschen (Österreich)</w:t>
       </w:r>
@@ -10579,9 +10654,9 @@
       <w:r>
         <w:rPr>
           <w:rFonts w:ascii="Calibri" w:cs="Calibri" w:eastAsia="Calibri" w:hAnsi="Calibri"/>
-          <w:color w:val="233139"/>
-          <w:sz w:val="21"/>
-          <w:szCs w:val="21"/>
+          <w:color w:val="23423C"/>
+          <w:sz w:val="23"/>
+          <w:szCs w:val="23"/>
         </w:rPr>
         <w:t xml:space="preserve">Selbsthilfe-Dachverbände der Bundesländer (Verzeichnisse regionaler Gruppen)</w:t>
       </w:r>
@@ -10598,9 +10673,9 @@
       <w:r>
         <w:rPr>
           <w:rFonts w:ascii="Calibri" w:cs="Calibri" w:eastAsia="Calibri" w:hAnsi="Calibri"/>
-          <w:color w:val="233139"/>
-          <w:sz w:val="21"/>
-          <w:szCs w:val="21"/>
+          <w:color w:val="23423C"/>
+          <w:sz w:val="23"/>
+          <w:szCs w:val="23"/>
         </w:rPr>
         <w:t xml:space="preserve">Broschüren von pro mente und Krankenkassen zur Psychoedukation</w:t>
       </w:r>
@@ -10608,7 +10683,7 @@
     <w:p>
       <w:pPr>
         <w:pBdr>
-          <w:bottom w:val="single" w:color="DCE6E3" w:sz="6" w:space="4"/>
+          <w:bottom w:val="single" w:color="D9E9E1" w:sz="6" w:space="4"/>
         </w:pBdr>
         <w:spacing w:after="120"/>
       </w:pPr>
@@ -10622,7 +10697,7 @@
           <w:rFonts w:ascii="Calibri" w:cs="Calibri" w:eastAsia="Calibri" w:hAnsi="Calibri"/>
           <w:i/>
           <w:iCs/>
-          <w:color w:val="5E6E73"/>
+          <w:color w:val="5E736E"/>
           <w:sz w:val="18"/>
           <w:szCs w:val="18"/>
         </w:rPr>
@@ -10633,7 +10708,7 @@
           <w:rFonts w:ascii="Calibri" w:cs="Calibri" w:eastAsia="Calibri" w:hAnsi="Calibri"/>
           <w:i/>
           <w:iCs/>
-          <w:color w:val="5E6E73"/>
+          <w:color w:val="5E736E"/>
           <w:sz w:val="18"/>
           <w:szCs w:val="18"/>
         </w:rPr>
@@ -10673,9 +10748,9 @@
       <w:r>
         <w:rPr>
           <w:rFonts w:ascii="Calibri" w:cs="Calibri" w:eastAsia="Calibri" w:hAnsi="Calibri"/>
-          <w:color w:val="233139"/>
-          <w:sz w:val="21"/>
-          <w:szCs w:val="21"/>
+          <w:color w:val="23423C"/>
+          <w:sz w:val="23"/>
+          <w:szCs w:val="23"/>
         </w:rPr>
         <w:t xml:space="preserve">Zahlen &amp; Anlaufstellen auf Aktualität prüfen, regionale Stellen ergänzen</w:t>
       </w:r>
@@ -10692,9 +10767,9 @@
       <w:r>
         <w:rPr>
           <w:rFonts w:ascii="Calibri" w:cs="Calibri" w:eastAsia="Calibri" w:hAnsi="Calibri"/>
-          <w:color w:val="233139"/>
-          <w:sz w:val="21"/>
-          <w:szCs w:val="21"/>
+          <w:color w:val="23423C"/>
+          <w:sz w:val="23"/>
+          <w:szCs w:val="23"/>
         </w:rPr>
         <w:t xml:space="preserve">Persönliche Beispiele festlegen (Folien 2, 14, 23, 36) – und die eigene Grenze</w:t>
       </w:r>
@@ -10711,9 +10786,9 @@
       <w:r>
         <w:rPr>
           <w:rFonts w:ascii="Calibri" w:cs="Calibri" w:eastAsia="Calibri" w:hAnsi="Calibri"/>
-          <w:color w:val="233139"/>
-          <w:sz w:val="21"/>
-          <w:szCs w:val="21"/>
+          <w:color w:val="23423C"/>
+          <w:sz w:val="23"/>
+          <w:szCs w:val="23"/>
         </w:rPr>
         <w:t xml:space="preserve">Kopiervorlagen drucken (Anzahl = Teilnehmerzahl + Reserve)</w:t>
       </w:r>
@@ -10730,9 +10805,9 @@
       <w:r>
         <w:rPr>
           <w:rFonts w:ascii="Calibri" w:cs="Calibri" w:eastAsia="Calibri" w:hAnsi="Calibri"/>
-          <w:color w:val="233139"/>
-          <w:sz w:val="21"/>
-          <w:szCs w:val="21"/>
+          <w:color w:val="23423C"/>
+          <w:sz w:val="23"/>
+          <w:szCs w:val="23"/>
         </w:rPr>
         <w:t xml:space="preserve">Foliensatz mit Sprechernotizen durchgehen</w:t>
       </w:r>
@@ -10757,9 +10832,9 @@
       <w:r>
         <w:rPr>
           <w:rFonts w:ascii="Calibri" w:cs="Calibri" w:eastAsia="Calibri" w:hAnsi="Calibri"/>
-          <w:color w:val="233139"/>
-          <w:sz w:val="21"/>
-          <w:szCs w:val="21"/>
+          <w:color w:val="23423C"/>
+          <w:sz w:val="23"/>
+          <w:szCs w:val="23"/>
         </w:rPr>
         <w:t xml:space="preserve">Technik testen (Beamer, Notizansicht), Raum stellen (Kreis/Inseln)</w:t>
       </w:r>
@@ -10776,9 +10851,9 @@
       <w:r>
         <w:rPr>
           <w:rFonts w:ascii="Calibri" w:cs="Calibri" w:eastAsia="Calibri" w:hAnsi="Calibri"/>
-          <w:color w:val="233139"/>
-          <w:sz w:val="21"/>
-          <w:szCs w:val="21"/>
+          <w:color w:val="23423C"/>
+          <w:sz w:val="23"/>
+          <w:szCs w:val="23"/>
         </w:rPr>
         <w:t xml:space="preserve">Flipchart, Karten, Stifte, Wasser, Taschentücher bereitstellen</w:t>
       </w:r>
@@ -10795,9 +10870,9 @@
       <w:r>
         <w:rPr>
           <w:rFonts w:ascii="Calibri" w:cs="Calibri" w:eastAsia="Calibri" w:hAnsi="Calibri"/>
-          <w:color w:val="233139"/>
-          <w:sz w:val="21"/>
-          <w:szCs w:val="21"/>
+          <w:color w:val="23423C"/>
+          <w:sz w:val="23"/>
+          <w:szCs w:val="23"/>
         </w:rPr>
         <w:t xml:space="preserve">Anlaufstellen sichtbar aushängen</w:t>
       </w:r>
@@ -10814,9 +10889,9 @@
       <w:r>
         <w:rPr>
           <w:rFonts w:ascii="Calibri" w:cs="Calibri" w:eastAsia="Calibri" w:hAnsi="Calibri"/>
-          <w:color w:val="233139"/>
-          <w:sz w:val="21"/>
-          <w:szCs w:val="21"/>
+          <w:color w:val="23423C"/>
+          <w:sz w:val="23"/>
+          <w:szCs w:val="23"/>
         </w:rPr>
         <w:t xml:space="preserve">Selbst ankommen: 15 Minuten Ruhe vor Beginn</w:t>
       </w:r>
@@ -10841,9 +10916,9 @@
       <w:r>
         <w:rPr>
           <w:rFonts w:ascii="Calibri" w:cs="Calibri" w:eastAsia="Calibri" w:hAnsi="Calibri"/>
-          <w:color w:val="233139"/>
-          <w:sz w:val="21"/>
-          <w:szCs w:val="21"/>
+          <w:color w:val="23423C"/>
+          <w:sz w:val="23"/>
+          <w:szCs w:val="23"/>
         </w:rPr>
         <w:t xml:space="preserve">Reflexionsbögen (falls eingesammelt) und Feedback sichten</w:t>
       </w:r>
@@ -10860,9 +10935,9 @@
       <w:r>
         <w:rPr>
           <w:rFonts w:ascii="Calibri" w:cs="Calibri" w:eastAsia="Calibri" w:hAnsi="Calibri"/>
-          <w:color w:val="233139"/>
-          <w:sz w:val="21"/>
-          <w:szCs w:val="21"/>
+          <w:color w:val="23423C"/>
+          <w:sz w:val="23"/>
+          <w:szCs w:val="23"/>
         </w:rPr>
         <w:t xml:space="preserve">Für Betroffene, die sich gemeldet haben, Kontakt/Verweis nachhalten</w:t>
       </w:r>
@@ -10879,9 +10954,9 @@
       <w:r>
         <w:rPr>
           <w:rFonts w:ascii="Calibri" w:cs="Calibri" w:eastAsia="Calibri" w:hAnsi="Calibri"/>
-          <w:color w:val="233139"/>
-          <w:sz w:val="21"/>
-          <w:szCs w:val="21"/>
+          <w:color w:val="23423C"/>
+          <w:sz w:val="23"/>
+          <w:szCs w:val="23"/>
         </w:rPr>
         <w:t xml:space="preserve">Eigene Entlastung: Vertrauensperson, Bewegung, Abstand</w:t>
       </w:r>
@@ -10948,7 +11023,7 @@
     <w:r>
       <w:rPr>
         <w:rFonts w:ascii="Calibri" w:cs="Calibri" w:eastAsia="Calibri" w:hAnsi="Calibri"/>
-        <w:color w:val="5E6E73"/>
+        <w:color w:val="5E736E"/>
         <w:sz w:val="16"/>
         <w:szCs w:val="16"/>
       </w:rPr>
@@ -10957,7 +11032,7 @@
     <w:r>
       <w:rPr>
         <w:rFonts w:ascii="Calibri" w:cs="Calibri" w:eastAsia="Calibri" w:hAnsi="Calibri"/>
-        <w:color w:val="5E6E73"/>
+        <w:color w:val="5E736E"/>
         <w:sz w:val="16"/>
         <w:szCs w:val="16"/>
       </w:rPr>
@@ -11012,7 +11087,7 @@
   <w:p>
     <w:pPr>
       <w:pBdr>
-        <w:bottom w:val="single" w:color="DCE6E3" w:sz="4" w:space="4"/>
+        <w:bottom w:val="single" w:color="D9E9E1" w:sz="4" w:space="4"/>
       </w:pBdr>
       <w:spacing w:after="0"/>
       <w:jc w:val="right"/>
@@ -11020,7 +11095,7 @@
     <w:r>
       <w:rPr>
         <w:rFonts w:ascii="Calibri" w:cs="Calibri" w:eastAsia="Calibri" w:hAnsi="Calibri"/>
-        <w:color w:val="5E6E73"/>
+        <w:color w:val="5E736E"/>
         <w:sz w:val="16"/>
         <w:szCs w:val="16"/>
       </w:rPr>
@@ -11131,9 +11206,9 @@
     <w:rPrDefault>
       <w:rPr>
         <w:rFonts w:ascii="Calibri" w:cs="Calibri" w:eastAsia="Calibri" w:hAnsi="Calibri"/>
-        <w:color w:val="233139"/>
-        <w:sz w:val="21"/>
-        <w:szCs w:val="21"/>
+        <w:color w:val="23423C"/>
+        <w:sz w:val="23"/>
+        <w:szCs w:val="23"/>
       </w:rPr>
     </w:rPrDefault>
     <w:pPrDefault/>
@@ -11320,7 +11395,7 @@
       <w:rFonts w:ascii="Cambria" w:cs="Cambria" w:eastAsia="Cambria" w:hAnsi="Cambria"/>
       <w:b/>
       <w:bCs/>
-      <w:color w:val="2E4A52"/>
+      <w:color w:val="2C7A6B"/>
       <w:sz w:val="52"/>
       <w:szCs w:val="52"/>
     </w:rPr>
@@ -11336,7 +11411,7 @@
       <w:rFonts w:ascii="Cambria" w:cs="Cambria" w:eastAsia="Cambria" w:hAnsi="Cambria"/>
       <w:i/>
       <w:iCs/>
-      <w:color w:val="3F7C79"/>
+      <w:color w:val="2E9284"/>
       <w:sz w:val="26"/>
       <w:szCs w:val="26"/>
     </w:rPr>
@@ -11349,7 +11424,7 @@
     <w:pPr>
       <w:keepNext/>
       <w:pBdr>
-        <w:bottom w:val="single" w:color="DCE6E3" w:sz="8" w:space="6"/>
+        <w:bottom w:val="single" w:color="D9E9E1" w:sz="8" w:space="6"/>
       </w:pBdr>
       <w:spacing w:after="140" w:before="320"/>
     </w:pPr>
@@ -11357,9 +11432,9 @@
       <w:rFonts w:ascii="Cambria" w:cs="Cambria" w:eastAsia="Cambria" w:hAnsi="Cambria"/>
       <w:b/>
       <w:bCs/>
-      <w:color w:val="2E4A52"/>
-      <w:sz w:val="30"/>
-      <w:szCs w:val="30"/>
+      <w:color w:val="2C7A6B"/>
+      <w:sz w:val="33"/>
+      <w:szCs w:val="33"/>
     </w:rPr>
   </w:style>
   <w:style w:type="paragraph" w:styleId="Heading2">
@@ -11375,9 +11450,9 @@
       <w:rFonts w:ascii="Cambria" w:cs="Cambria" w:eastAsia="Cambria" w:hAnsi="Cambria"/>
       <w:b/>
       <w:bCs/>
-      <w:color w:val="3F7C79"/>
-      <w:sz w:val="24"/>
-      <w:szCs w:val="24"/>
+      <w:color w:val="2E9284"/>
+      <w:sz w:val="27"/>
+      <w:szCs w:val="27"/>
     </w:rPr>
   </w:style>
   <w:style w:type="paragraph" w:styleId="Heading3">
@@ -11393,9 +11468,9 @@
       <w:rFonts w:ascii="Cambria" w:cs="Cambria" w:eastAsia="Cambria" w:hAnsi="Cambria"/>
       <w:b/>
       <w:bCs/>
-      <w:color w:val="B9793B"/>
-      <w:sz w:val="21"/>
-      <w:szCs w:val="21"/>
+      <w:color w:val="BC722A"/>
+      <w:sz w:val="23"/>
+      <w:szCs w:val="23"/>
     </w:rPr>
   </w:style>
 </w:styles>
